--- a/S1-CL1-Cloud-Design-Build/assessments/AT3/AT3-High-Availability-Assessor.docx
+++ b/S1-CL1-Cloud-Design-Build/assessments/AT3/AT3-High-Availability-Assessor.docx
@@ -446,7 +446,7 @@
               <w:pStyle w:val="Assessortext"/>
             </w:pPr>
             <w:r>
-              <w:t>PART A IS MARKED BEFORE PART B BEGINS. This is not optional sequencing. A student whose design would not deliver high availability — most commonly an Auto Scaling minimum left at one — is told so, corrects the design, and then implements the corrected version. Part B builds the student's own design; without the Part A checkpoint, a student can spend the whole window faithfully building something that cannot meet the requirement.</w:t>
+              <w:t>ONE CONTINUOUS WORKSHEET. The parts are worked in order but are not split across sittings, and Part A is not marked before Part B starts. Part B builds the student's own Part A answers — each build task names the design task it implements and asks the student to copy that answer across first. That copy-forward is what evidences [ICTCLD502 PE 1] and [ICTCLD502 PE 2], both of which require the same candidate to design AND implement the same infrastructure. A design that would not deliver high availability fails at its own design task and again at the build task that implements it; the standard is stated at both.</w:t>
             </w:r>
           </w:p>
           <w:p>
@@ -486,7 +486,7 @@
               <w:pStyle w:val="Assessortext"/>
             </w:pPr>
             <w:r>
-              <w:t>Teacher/assessor support level: the assessor may clarify what a task is asking, the scenario context, and the current architecture, but must not identify single points of failure for the student, supply design values, or confirm whether a design decision is correct before Part A is marked. The design is the student's own work.</w:t>
+              <w:t>Teacher/assessor support level: the assessor may clarify what a task is asking, the scenario context, and the current architecture, but must not identify single points of failure for the student, supply design values, or confirm whether a design decision is correct. Correcting a design before the student builds it would make the build an implementation of the assessor's design rather than the student's, which is precisely what [ICTCLD502 PE 1] and [ICTCLD502 PE 2] require it not to be. The design is the student's own work, and they build what they designed.</w:t>
             </w:r>
           </w:p>
           <w:p>
@@ -653,7 +653,7 @@
               <w:pStyle w:val="Assessortext"/>
             </w:pPr>
             <w:r>
-              <w:t>Part A is marked before Part B begins. A student whose design will not work is told so and corrects it before building — see Assessment overview.</w:t>
+              <w:t>One continuous worksheet — the parts are worked in order, not split across separate sittings.</w:t>
             </w:r>
           </w:p>
         </w:tc>
@@ -1841,7 +1841,7 @@
           <w:i w:val="0"/>
           <w:sz w:val="21"/>
         </w:rPr>
-        <w:t>Part A is the design. Work the tasks in order — each one builds on the answer before it. They tell you what to decide; they do not tell you what to decide it to.</w:t>
+        <w:t>This is an open-book assessment. You may use the YAT intranet, AWS documentation, and anything you have from class — including your own notes and any practice work you have done. What you may not use is another student.</w:t>
       </w:r>
     </w:p>
     <w:p>
@@ -1854,7 +1854,7 @@
           <w:i w:val="0"/>
           <w:sz w:val="21"/>
         </w:rPr>
-        <w:t>Your Part A answers are marked before you start Part B. If something in your design will not work, you will be told, and you correct it before you build. That is the point of the order.</w:t>
+        <w:t>Part A is the design. Work the tasks in order — each one builds on the answer before it. They tell you what to decide; they do not tell you what to decide it to.</w:t>
       </w:r>
     </w:p>
     <w:p>
@@ -1898,19 +1898,6 @@
     </w:p>
     <w:p>
       <w:pPr>
-        <w:spacing w:after="200"/>
-      </w:pPr>
-      <w:r>
-        <w:rPr>
-          <w:b w:val="0"/>
-          <w:i w:val="0"/>
-          <w:sz w:val="21"/>
-        </w:rPr>
-        <w:t>This engagement's production region is ap-southeast-2 (Sydney). The build environment for this work is us-east-1 — work there, and treat it as standing in for Sydney throughout.</w:t>
-      </w:r>
-    </w:p>
-    <w:p>
-      <w:pPr>
         <w:pStyle w:val="Heading1"/>
       </w:pPr>
       <w:r>
@@ -1922,6 +1909,9 @@
         <w:pStyle w:val="Heading2"/>
       </w:pPr>
       <w:r>
+        <w:rPr>
+          <w:color w:val="1F5A5C"/>
+        </w:rPr>
         <w:t>The environment you are hardening</w:t>
       </w:r>
     </w:p>
@@ -1982,51 +1972,17 @@
           <w:p>
             <w:r>
               <w:rPr>
+                <w:b w:val="0"/>
                 <w:sz w:val="19"/>
               </w:rPr>
-              <w:t>us-east-1, standing in for ap-southeast-2 (Sydney)</w:t>
-            </w:r>
-          </w:p>
-        </w:tc>
-      </w:tr>
-      <w:tr>
-        <w:tc>
-          <w:tcPr>
-            <w:tcW w:type="dxa" w:w="2381"/>
-            <w:tcBorders>
-              <w:top w:val="single" w:sz="4" w:space="0" w:color="E4DED3"/>
-              <w:left w:val="single" w:sz="4" w:space="0" w:color="E4DED3"/>
-              <w:bottom w:val="single" w:sz="4" w:space="0" w:color="E4DED3"/>
-              <w:right w:val="single" w:sz="4" w:space="0" w:color="E4DED3"/>
-            </w:tcBorders>
-            <w:shd w:val="clear" w:color="auto" w:fill="F8F4ED"/>
-          </w:tcPr>
-          <w:p>
+              <w:t xml:space="preserve">For the scenario this infrastructure sits in the Sydney region, ap-southeast-2. Use that region if it is available to you. </w:t>
+            </w:r>
             <w:r>
               <w:rPr>
                 <w:b/>
                 <w:sz w:val="19"/>
               </w:rPr>
-              <w:t>Network</w:t>
-            </w:r>
-          </w:p>
-        </w:tc>
-        <w:tc>
-          <w:tcPr>
-            <w:tcW w:type="dxa" w:w="6576"/>
-            <w:tcBorders>
-              <w:top w:val="single" w:sz="4" w:space="0" w:color="E4DED3"/>
-              <w:left w:val="single" w:sz="4" w:space="0" w:color="E4DED3"/>
-              <w:bottom w:val="single" w:sz="4" w:space="0" w:color="E4DED3"/>
-              <w:right w:val="single" w:sz="4" w:space="0" w:color="E4DED3"/>
-            </w:tcBorders>
-          </w:tcPr>
-          <w:p>
-            <w:r>
-              <w:rPr>
-                <w:sz w:val="19"/>
-              </w:rPr>
-              <w:t>VPC yat-lms-vpc, 10.0.0.0/16</w:t>
+              <w:t>If you are working in AWS Academy Learner Lab or a similar restricted environment, Sydney will not be offered — build in us-east-1, or whichever region you do have. The work is identical either way.</w:t>
             </w:r>
           </w:p>
         </w:tc>
@@ -2049,7 +2005,7 @@
                 <w:b/>
                 <w:sz w:val="19"/>
               </w:rPr>
-              <w:t>Subnets</w:t>
+              <w:t>Network</w:t>
             </w:r>
           </w:p>
         </w:tc>
@@ -2066,9 +2022,10 @@
           <w:p>
             <w:r>
               <w:rPr>
+                <w:b w:val="0"/>
                 <w:sz w:val="19"/>
               </w:rPr>
-              <w:t>public-web-a  10.0.1.0/24  (us-east-1a)  ·  public-web-b  10.0.2.0/24  (us-east-1b)  ·  private-app-a  10.0.11.0/24  (us-east-1a)  ·  private-data-a  10.0.21.0/24  (us-east-1a)  ·  private-data-b  10.0.22.0/24  (us-east-1b)</w:t>
+              <w:t>VPC yat-lms-vpc, 10.0.0.0/16</w:t>
             </w:r>
           </w:p>
         </w:tc>
@@ -2091,7 +2048,7 @@
                 <w:b/>
                 <w:sz w:val="19"/>
               </w:rPr>
-              <w:t>Where the load actually is</w:t>
+              <w:t>Subnets</w:t>
             </w:r>
           </w:p>
         </w:tc>
@@ -2108,9 +2065,10 @@
           <w:p>
             <w:r>
               <w:rPr>
+                <w:b w:val="0"/>
                 <w:sz w:val="19"/>
               </w:rPr>
-              <w:t>everything that serves the LMS runs in us-east-1a. public-web-b and private-data-b were created because the load balancer and the database subnet group each refuse to be created with only one zone. Nothing has ever been placed in them.</w:t>
+              <w:t>zone names below follow us-east-1; in another region read -1a and -1b as that region's first two zones  ·  public-web-a  10.0.1.0/24  (us-east-1a)  ·  public-web-b  10.0.2.0/24  (us-east-1b)  ·  private-app-a  10.0.11.0/24  (us-east-1a)  ·  private-data-a  10.0.21.0/24  (us-east-1a)  ·  private-data-b  10.0.22.0/24  (us-east-1b)</w:t>
             </w:r>
           </w:p>
         </w:tc>
@@ -2133,7 +2091,7 @@
                 <w:b/>
                 <w:sz w:val="19"/>
               </w:rPr>
-              <w:t>Internet in</w:t>
+              <w:t>Where the load actually is</w:t>
             </w:r>
           </w:p>
         </w:tc>
@@ -2150,9 +2108,10 @@
           <w:p>
             <w:r>
               <w:rPr>
+                <w:b w:val="0"/>
                 <w:sz w:val="19"/>
               </w:rPr>
-              <w:t>internet gateway yat-lms-igw; public-rt routes 0.0.0.0/0 to it, associated with both public subnets</w:t>
+              <w:t>everything that serves the LMS runs in us-east-1a. public-web-b and private-data-b were created because the load balancer and the database subnet group each refuse to be created with only one zone. Nothing has ever been placed in them.</w:t>
             </w:r>
           </w:p>
         </w:tc>
@@ -2175,7 +2134,7 @@
                 <w:b/>
                 <w:sz w:val="19"/>
               </w:rPr>
-              <w:t>Internet out</w:t>
+              <w:t>Internet in</w:t>
             </w:r>
           </w:p>
         </w:tc>
@@ -2192,9 +2151,10 @@
           <w:p>
             <w:r>
               <w:rPr>
+                <w:b w:val="0"/>
                 <w:sz w:val="19"/>
               </w:rPr>
-              <w:t>one NAT gateway yat-lms-nat in public-web-a; private-app-rt routes private-app-a's 0.0.0.0/0 to it</w:t>
+              <w:t>internet gateway yat-lms-igw; public-rt routes 0.0.0.0/0 to it, associated with both public subnets</w:t>
             </w:r>
           </w:p>
         </w:tc>
@@ -2217,7 +2177,7 @@
                 <w:b/>
                 <w:sz w:val="19"/>
               </w:rPr>
-              <w:t>Compute</w:t>
+              <w:t>Internet out</w:t>
             </w:r>
           </w:p>
         </w:tc>
@@ -2234,9 +2194,10 @@
           <w:p>
             <w:r>
               <w:rPr>
+                <w:b w:val="0"/>
                 <w:sz w:val="19"/>
               </w:rPr>
-              <w:t>Auto Scaling group across private-app-a only — desired 1, minimum 1, maximum 2; launch template yat-lms-lt (Windows Server, IIS installed at boot, serving a placeholder page)</w:t>
+              <w:t>one NAT gateway yat-lms-nat in public-web-a; private-app-rt routes private-app-a's 0.0.0.0/0 to it</w:t>
             </w:r>
           </w:p>
         </w:tc>
@@ -2259,7 +2220,7 @@
                 <w:b/>
                 <w:sz w:val="19"/>
               </w:rPr>
-              <w:t>Load balancing</w:t>
+              <w:t>Compute</w:t>
             </w:r>
           </w:p>
         </w:tc>
@@ -2276,9 +2237,10 @@
           <w:p>
             <w:r>
               <w:rPr>
+                <w:b w:val="0"/>
                 <w:sz w:val="19"/>
               </w:rPr>
-              <w:t>internet-facing ALB yat-lms-alb in public-web-a and public-web-b, HTTP :80, forwarding to target group yat-lms-tg (health check HTTP /, 30s, unhealthy threshold 2)</w:t>
+              <w:t>Auto Scaling group across private-app-a only — desired 1, minimum 1, maximum 2; launch template yat-lms-lt (Windows Server, IIS installed at boot, serving a placeholder page)</w:t>
             </w:r>
           </w:p>
         </w:tc>
@@ -2301,7 +2263,7 @@
                 <w:b/>
                 <w:sz w:val="19"/>
               </w:rPr>
-              <w:t>Database</w:t>
+              <w:t>Load balancing</w:t>
             </w:r>
           </w:p>
         </w:tc>
@@ -2318,9 +2280,10 @@
           <w:p>
             <w:r>
               <w:rPr>
+                <w:b w:val="0"/>
                 <w:sz w:val="19"/>
               </w:rPr>
-              <w:t>MySQL on RDS, single-AZ with no standby, gp3 20 GB, encrypted, 7-day backup retention, in subnet group yat-lms-db-subnet-group (private-data-a + private-data-b)</w:t>
+              <w:t>internet-facing ALB yat-lms-alb in public-web-a and public-web-b, HTTP :80, forwarding to target group yat-lms-tg (health check HTTP /, 30s, unhealthy threshold 2)</w:t>
             </w:r>
           </w:p>
         </w:tc>
@@ -2343,7 +2306,7 @@
                 <w:b/>
                 <w:sz w:val="19"/>
               </w:rPr>
-              <w:t>Security groups</w:t>
+              <w:t>Database</w:t>
             </w:r>
           </w:p>
         </w:tc>
@@ -2360,9 +2323,10 @@
           <w:p>
             <w:r>
               <w:rPr>
+                <w:b w:val="0"/>
                 <w:sz w:val="19"/>
               </w:rPr>
-              <w:t>yat-lms-alb-sg  HTTP 80 from anywhere  ·  yat-lms-app-sg  HTTP 80 from the ALB group  ·  yat-lms-db-sg  MySQL 3306 from the app group</w:t>
+              <w:t>MySQL on RDS, single-AZ with no standby, gp3 20 GB, encrypted, 7-day backup retention, in subnet group yat-lms-db-subnet-group (private-data-a + private-data-b)</w:t>
             </w:r>
           </w:p>
         </w:tc>
@@ -2385,6 +2349,49 @@
                 <w:b/>
                 <w:sz w:val="19"/>
               </w:rPr>
+              <w:t>Security groups</w:t>
+            </w:r>
+          </w:p>
+        </w:tc>
+        <w:tc>
+          <w:tcPr>
+            <w:tcW w:type="dxa" w:w="6576"/>
+            <w:tcBorders>
+              <w:top w:val="single" w:sz="4" w:space="0" w:color="E4DED3"/>
+              <w:left w:val="single" w:sz="4" w:space="0" w:color="E4DED3"/>
+              <w:bottom w:val="single" w:sz="4" w:space="0" w:color="E4DED3"/>
+              <w:right w:val="single" w:sz="4" w:space="0" w:color="E4DED3"/>
+            </w:tcBorders>
+          </w:tcPr>
+          <w:p>
+            <w:r>
+              <w:rPr>
+                <w:b w:val="0"/>
+                <w:sz w:val="19"/>
+              </w:rPr>
+              <w:t>yat-lms-alb-sg  HTTP 80 from anywhere  ·  yat-lms-app-sg  HTTP 80 from the ALB group  ·  yat-lms-db-sg  MySQL 3306 from the app group</w:t>
+            </w:r>
+          </w:p>
+        </w:tc>
+      </w:tr>
+      <w:tr>
+        <w:tc>
+          <w:tcPr>
+            <w:tcW w:type="dxa" w:w="2381"/>
+            <w:tcBorders>
+              <w:top w:val="single" w:sz="4" w:space="0" w:color="E4DED3"/>
+              <w:left w:val="single" w:sz="4" w:space="0" w:color="E4DED3"/>
+              <w:bottom w:val="single" w:sz="4" w:space="0" w:color="E4DED3"/>
+              <w:right w:val="single" w:sz="4" w:space="0" w:color="E4DED3"/>
+            </w:tcBorders>
+            <w:shd w:val="clear" w:color="auto" w:fill="F8F4ED"/>
+          </w:tcPr>
+          <w:p>
+            <w:r>
+              <w:rPr>
+                <w:b/>
+                <w:sz w:val="19"/>
+              </w:rPr>
               <w:t>Monitoring</w:t>
             </w:r>
           </w:p>
@@ -2402,6 +2409,7 @@
           <w:p>
             <w:r>
               <w:rPr>
+                <w:b w:val="0"/>
                 <w:sz w:val="19"/>
               </w:rPr>
               <w:t>two alarms notifying SNS topic yat-lms-alerts — yat-lms-unhealthy-hosts (UnHealthyHostCount ≥ 1) and yat-lms-db-storage-low (FreeStorageSpace below 15%)</w:t>
@@ -2411,6 +2419,41 @@
       </w:tr>
     </w:tbl>
     <w:p/>
+    <w:p>
+      <w:pPr>
+        <w:spacing w:after="80"/>
+      </w:pPr>
+      <w:r>
+        <w:rPr>
+          <w:sz w:val="21"/>
+        </w:rPr>
+        <w:t xml:space="preserve">•  </w:t>
+      </w:r>
+      <w:hyperlink r:id="rId20">
+        <w:r>
+          <w:rPr>
+            <w:sz w:val="21"/>
+            <w:color w:val="0563C1"/>
+            <w:u w:val="single"/>
+          </w:rPr>
+          <w:t>Network diagram — this environment drawn out, including the campus it connects back to</w:t>
+        </w:r>
+      </w:hyperlink>
+    </w:p>
+    <w:p>
+      <w:pPr>
+        <w:spacing w:after="200"/>
+      </w:pPr>
+      <w:r>
+        <w:rPr>
+          <w:b w:val="0"/>
+          <w:i/>
+          <w:color w:val="6B6660"/>
+          <w:sz w:val="19"/>
+        </w:rPr>
+        <w:t>Your work in this assessment is the AWS side only — the campus network is not yours to change and is not in scope.</w:t>
+      </w:r>
+    </w:p>
     <w:p>
       <w:pPr>
         <w:spacing w:before="200" w:after="0"/>
@@ -2429,42 +2472,10 @@
         <w:pStyle w:val="Heading2"/>
       </w:pPr>
       <w:r>
+        <w:rPr>
+          <w:color w:val="1F5A5C"/>
+        </w:rPr>
         <w:t>The targets this design has to meet</w:t>
-      </w:r>
-    </w:p>
-    <w:p>
-      <w:pPr>
-        <w:spacing w:after="40"/>
-      </w:pPr>
-      <w:r>
-        <w:rPr>
-          <w:b w:val="0"/>
-          <w:i/>
-          <w:color w:val="6B6660"/>
-          <w:sz w:val="18"/>
-        </w:rPr>
-        <w:t>Evidences: [ICTCLD502 PC 1.1] · [ICTCLD502 FS Reading]</w:t>
-      </w:r>
-    </w:p>
-    <w:p>
-      <w:pPr>
-        <w:spacing w:after="120"/>
-      </w:pPr>
-      <w:r>
-        <w:rPr>
-          <w:b/>
-          <w:color w:val="6B6660"/>
-          <w:sz w:val="18"/>
-        </w:rPr>
-        <w:t xml:space="preserve">Satisfactory when </w:t>
-      </w:r>
-      <w:r>
-        <w:rPr>
-          <w:i/>
-          <w:color w:val="6B6660"/>
-          <w:sz w:val="18"/>
-        </w:rPr>
-        <w:t>the student states an availability target, a recovery point objective and a recovery time objective, and attributes each to a source document rather than inventing it. The exact figures are in the supplied documents; a student who transcribes them correctly has met the item. Additional service-level rows are welcome, not required.</w:t>
       </w:r>
     </w:p>
     <w:p>
@@ -2480,6 +2491,64 @@
         <w:t>Before you design anything, establish what the design is held to. Read the LMS Cloud Migration Requirements and the LMS Application Specification, and record the availability, recovery and service-level targets the HA design must achieve. Name the document each figure came from.</w:t>
       </w:r>
     </w:p>
+    <w:p>
+      <w:pPr>
+        <w:spacing w:after="60"/>
+      </w:pPr>
+      <w:r>
+        <w:rPr>
+          <w:b/>
+          <w:i w:val="0"/>
+          <w:sz w:val="19"/>
+        </w:rPr>
+        <w:t>Related resources</w:t>
+      </w:r>
+    </w:p>
+    <w:p>
+      <w:pPr>
+        <w:spacing w:after="60"/>
+        <w:ind w:left="340"/>
+      </w:pPr>
+      <w:r>
+        <w:rPr>
+          <w:sz w:val="19"/>
+        </w:rPr>
+        <w:t xml:space="preserve">•  </w:t>
+      </w:r>
+      <w:hyperlink r:id="rId18">
+        <w:r>
+          <w:rPr>
+            <w:sz w:val="19"/>
+            <w:color w:val="0563C1"/>
+            <w:u w:val="single"/>
+          </w:rPr>
+          <w:t>LMS Cloud Migration Requirements — the availability, recovery and service-level targets the board signed off on. The figures you need are here</w:t>
+        </w:r>
+      </w:hyperlink>
+    </w:p>
+    <w:p>
+      <w:pPr>
+        <w:spacing w:after="60"/>
+        <w:ind w:left="340"/>
+      </w:pPr>
+      <w:r>
+        <w:rPr>
+          <w:sz w:val="19"/>
+        </w:rPr>
+        <w:t xml:space="preserve">•  </w:t>
+      </w:r>
+      <w:hyperlink r:id="rId17">
+        <w:r>
+          <w:rPr>
+            <w:sz w:val="19"/>
+            <w:color w:val="0563C1"/>
+            <w:u w:val="single"/>
+          </w:rPr>
+          <w:t>LMS Application Specification — the workload those targets are set against: who uses it, how many at once, and when</w:t>
+        </w:r>
+      </w:hyperlink>
+    </w:p>
+    <w:p/>
     <w:tbl>
       <w:tblPr>
         <w:tblW w:type="auto" w:w="0"/>
@@ -2807,27 +2876,6 @@
     <w:p/>
     <w:p>
       <w:pPr>
-        <w:spacing w:before="200" w:after="0"/>
-      </w:pPr>
-      <w:r>
-        <w:rPr>
-          <w:b/>
-          <w:color w:val="1F5A5C"/>
-          <w:sz w:val="16"/>
-        </w:rPr>
-        <w:t>TASK 2</w:t>
-      </w:r>
-    </w:p>
-    <w:p>
-      <w:pPr>
-        <w:pStyle w:val="Heading2"/>
-      </w:pPr>
-      <w:r>
-        <w:t>Review the current environment against those targets</w:t>
-      </w:r>
-    </w:p>
-    <w:p>
-      <w:pPr>
         <w:spacing w:after="40"/>
       </w:pPr>
       <w:r>
@@ -2837,7 +2885,7 @@
           <w:color w:val="6B6660"/>
           <w:sz w:val="18"/>
         </w:rPr>
-        <w:t>Evidences: [ICTCLD502 PC 2.1] · [ICTCLD401 FS Reading]</w:t>
+        <w:t>Evidences: [ICTCLD502 PC 1.1] · [ICTCLD502 FS Reading]</w:t>
       </w:r>
     </w:p>
     <w:p>
@@ -2858,7 +2906,31 @@
           <w:color w:val="6B6660"/>
           <w:sz w:val="18"/>
         </w:rPr>
-        <w:t>every tier is reviewed and the judgement is tied to the task 1 targets, not to a general sense that something is 'not best practice'. A review that reads as a description of the architecture rather than an assessment against targets has not met the item.</w:t>
+        <w:t>the student states an availability target, a recovery point objective and a recovery time objective, and attributes each to a source document rather than inventing it. The exact figures are in the supplied documents; a student who transcribes them correctly has met the item. Additional service-level rows are welcome, not required.</w:t>
+      </w:r>
+    </w:p>
+    <w:p>
+      <w:pPr>
+        <w:spacing w:before="200" w:after="0"/>
+      </w:pPr>
+      <w:r>
+        <w:rPr>
+          <w:b/>
+          <w:color w:val="1F5A5C"/>
+          <w:sz w:val="16"/>
+        </w:rPr>
+        <w:t>TASK 2</w:t>
+      </w:r>
+    </w:p>
+    <w:p>
+      <w:pPr>
+        <w:pStyle w:val="Heading2"/>
+      </w:pPr>
+      <w:r>
+        <w:rPr>
+          <w:color w:val="1F5A5C"/>
+        </w:rPr>
+        <w:t>Review the current environment against those targets</w:t>
       </w:r>
     </w:p>
     <w:p>
@@ -2874,6 +2946,64 @@
         <w:t>Go through the current environment tier by tier. For each, say whether it meets the targets you recorded in task 1, and if it does not, why not. Work from what is described above — not from what you would expect a cloud environment to look like.</w:t>
       </w:r>
     </w:p>
+    <w:p>
+      <w:pPr>
+        <w:spacing w:after="60"/>
+      </w:pPr>
+      <w:r>
+        <w:rPr>
+          <w:b/>
+          <w:i w:val="0"/>
+          <w:sz w:val="19"/>
+        </w:rPr>
+        <w:t>Related resources</w:t>
+      </w:r>
+    </w:p>
+    <w:p>
+      <w:pPr>
+        <w:spacing w:after="60"/>
+        <w:ind w:left="340"/>
+      </w:pPr>
+      <w:r>
+        <w:rPr>
+          <w:sz w:val="19"/>
+        </w:rPr>
+        <w:t xml:space="preserve">•  </w:t>
+      </w:r>
+      <w:hyperlink r:id="rId20">
+        <w:r>
+          <w:rPr>
+            <w:sz w:val="19"/>
+            <w:color w:val="0563C1"/>
+            <w:u w:val="single"/>
+          </w:rPr>
+          <w:t>Network Diagram — the environment drawn out, so you can see which tier sits where. Your work is the AWS side only</w:t>
+        </w:r>
+      </w:hyperlink>
+    </w:p>
+    <w:p>
+      <w:pPr>
+        <w:spacing w:after="60"/>
+        <w:ind w:left="340"/>
+      </w:pPr>
+      <w:r>
+        <w:rPr>
+          <w:sz w:val="19"/>
+        </w:rPr>
+        <w:t xml:space="preserve">•  </w:t>
+      </w:r>
+      <w:hyperlink r:id="rId21">
+        <w:r>
+          <w:rPr>
+            <w:sz w:val="19"/>
+            <w:color w:val="0563C1"/>
+            <w:u w:val="single"/>
+          </w:rPr>
+          <w:t>LMS Server Status — what is actually running post-cutover, tier by tier</w:t>
+        </w:r>
+      </w:hyperlink>
+    </w:p>
+    <w:p/>
     <w:tbl>
       <w:tblPr>
         <w:tblW w:type="auto" w:w="0"/>
@@ -3325,27 +3455,6 @@
     <w:p/>
     <w:p>
       <w:pPr>
-        <w:spacing w:before="200" w:after="0"/>
-      </w:pPr>
-      <w:r>
-        <w:rPr>
-          <w:b/>
-          <w:color w:val="1F5A5C"/>
-          <w:sz w:val="16"/>
-        </w:rPr>
-        <w:t>TASK 3</w:t>
-      </w:r>
-    </w:p>
-    <w:p>
-      <w:pPr>
-        <w:pStyle w:val="Heading2"/>
-      </w:pPr>
-      <w:r>
-        <w:t>Single points of failure</w:t>
-      </w:r>
-    </w:p>
-    <w:p>
-      <w:pPr>
         <w:spacing w:after="40"/>
       </w:pPr>
       <w:r>
@@ -3355,7 +3464,7 @@
           <w:color w:val="6B6660"/>
           <w:sz w:val="18"/>
         </w:rPr>
-        <w:t>Evidences: [ICTCLD502 PC 2.2]</w:t>
+        <w:t>Evidences: [ICTCLD502 PC 2.1] · [ICTCLD401 FS Reading]</w:t>
       </w:r>
     </w:p>
     <w:p>
@@ -3376,7 +3485,31 @@
           <w:color w:val="6B6660"/>
           <w:sz w:val="18"/>
         </w:rPr>
-        <w:t>the student identifies the availability-zone concentration, the single application instance and the single-AZ database. Those three are the substance of the item. The NAT gateway is a fourth and a strong answer finds it. Consequences must be stated in terms of the LMS, not as generic risk language.</w:t>
+        <w:t>every tier is reviewed and the judgement is tied to the task 1 targets, not to a general sense that something is 'not best practice'. A review that reads as a description of the architecture rather than an assessment against targets has not met the item.</w:t>
+      </w:r>
+    </w:p>
+    <w:p>
+      <w:pPr>
+        <w:spacing w:before="200" w:after="0"/>
+      </w:pPr>
+      <w:r>
+        <w:rPr>
+          <w:b/>
+          <w:color w:val="1F5A5C"/>
+          <w:sz w:val="16"/>
+        </w:rPr>
+        <w:t>TASK 3</w:t>
+      </w:r>
+    </w:p>
+    <w:p>
+      <w:pPr>
+        <w:pStyle w:val="Heading2"/>
+      </w:pPr>
+      <w:r>
+        <w:rPr>
+          <w:color w:val="1F5A5C"/>
+        </w:rPr>
+        <w:t>Single points of failure</w:t>
       </w:r>
     </w:p>
     <w:p>
@@ -3389,9 +3522,45 @@
           <w:i w:val="0"/>
           <w:sz w:val="21"/>
         </w:rPr>
-        <w:t>Identify every single point of failure in the current environment — every component whose failure takes the LMS down or degrades it below the targets. For each, say what the failure looks like and what YAT loses. Be thorough: one you miss here is one your design will not remove and your simulations will not catch.</w:t>
-      </w:r>
-    </w:p>
+        <w:t>Identify every single point of failure in the current environment — every component whose failure takes the LMS down or degrades it below the targets. For each, say what the failure looks like and what YAT loses. Be thorough: one you miss here is one your design will not remove and your simulations will not catch. Work through the environment tier by tier and ask what happens if that one component stops. Anything that exists once, in one place, is where to look.</w:t>
+      </w:r>
+    </w:p>
+    <w:p>
+      <w:pPr>
+        <w:spacing w:after="60"/>
+      </w:pPr>
+      <w:r>
+        <w:rPr>
+          <w:b/>
+          <w:i w:val="0"/>
+          <w:sz w:val="19"/>
+        </w:rPr>
+        <w:t>Related resources</w:t>
+      </w:r>
+    </w:p>
+    <w:p>
+      <w:pPr>
+        <w:spacing w:after="60"/>
+        <w:ind w:left="340"/>
+      </w:pPr>
+      <w:r>
+        <w:rPr>
+          <w:sz w:val="19"/>
+        </w:rPr>
+        <w:t xml:space="preserve">•  </w:t>
+      </w:r>
+      <w:hyperlink r:id="rId20">
+        <w:r>
+          <w:rPr>
+            <w:sz w:val="19"/>
+            <w:color w:val="0563C1"/>
+            <w:u w:val="single"/>
+          </w:rPr>
+          <w:t>Network Diagram — read it looking for anything there is only one of</w:t>
+        </w:r>
+      </w:hyperlink>
+    </w:p>
+    <w:p/>
     <w:tbl>
       <w:tblPr>
         <w:tblW w:type="auto" w:w="0"/>
@@ -3719,27 +3888,6 @@
     <w:p/>
     <w:p>
       <w:pPr>
-        <w:spacing w:before="200" w:after="0"/>
-      </w:pPr>
-      <w:r>
-        <w:rPr>
-          <w:b/>
-          <w:color w:val="1F5A5C"/>
-          <w:sz w:val="16"/>
-        </w:rPr>
-        <w:t>TASK 4</w:t>
-      </w:r>
-    </w:p>
-    <w:p>
-      <w:pPr>
-        <w:pStyle w:val="Heading2"/>
-      </w:pPr>
-      <w:r>
-        <w:t>Recovery objectives the current environment actually achieves</w:t>
-      </w:r>
-    </w:p>
-    <w:p>
-      <w:pPr>
         <w:spacing w:after="40"/>
       </w:pPr>
       <w:r>
@@ -3749,7 +3897,7 @@
           <w:color w:val="6B6660"/>
           <w:sz w:val="18"/>
         </w:rPr>
-        <w:t>Evidences: [ICTCLD502 PC 2.3]</w:t>
+        <w:t>Evidences: [ICTCLD502 PC 2.2]</w:t>
       </w:r>
     </w:p>
     <w:p>
@@ -3770,7 +3918,31 @@
           <w:color w:val="6B6660"/>
           <w:sz w:val="18"/>
         </w:rPr>
-        <w:t>figures are quantified per component and compared against the task 1 targets. The precise numbers are estimates and will vary — what is being assessed is that the student reasons from the actual configuration (7-day automated backups, no standby, ASG replacement time) rather than guessing.</w:t>
+        <w:t>the student identifies the availability-zone concentration, the single application instance and the single-AZ database. Those three are the substance of the item. The NAT gateway is a fourth and a strong answer finds it. Consequences must be stated in terms of the LMS, not as generic risk language.</w:t>
+      </w:r>
+    </w:p>
+    <w:p>
+      <w:pPr>
+        <w:spacing w:before="200" w:after="0"/>
+      </w:pPr>
+      <w:r>
+        <w:rPr>
+          <w:b/>
+          <w:color w:val="1F5A5C"/>
+          <w:sz w:val="16"/>
+        </w:rPr>
+        <w:t>TASK 4</w:t>
+      </w:r>
+    </w:p>
+    <w:p>
+      <w:pPr>
+        <w:pStyle w:val="Heading2"/>
+      </w:pPr>
+      <w:r>
+        <w:rPr>
+          <w:color w:val="1F5A5C"/>
+        </w:rPr>
+        <w:t>Recovery objectives the current environment actually achieves</w:t>
       </w:r>
     </w:p>
     <w:p>
@@ -3786,6 +3958,64 @@
         <w:t>For each component, estimate what the current environment delivers today — how much data would be lost, and how long recovery would take. Put numbers on it. “Worse than target” is not an estimate.</w:t>
       </w:r>
     </w:p>
+    <w:p>
+      <w:pPr>
+        <w:spacing w:after="60"/>
+      </w:pPr>
+      <w:r>
+        <w:rPr>
+          <w:b/>
+          <w:i w:val="0"/>
+          <w:sz w:val="19"/>
+        </w:rPr>
+        <w:t>Related resources</w:t>
+      </w:r>
+    </w:p>
+    <w:p>
+      <w:pPr>
+        <w:spacing w:after="60"/>
+        <w:ind w:left="340"/>
+      </w:pPr>
+      <w:r>
+        <w:rPr>
+          <w:sz w:val="19"/>
+        </w:rPr>
+        <w:t xml:space="preserve">•  </w:t>
+      </w:r>
+      <w:hyperlink r:id="rId18">
+        <w:r>
+          <w:rPr>
+            <w:sz w:val="19"/>
+            <w:color w:val="0563C1"/>
+            <w:u w:val="single"/>
+          </w:rPr>
+          <w:t>LMS Cloud Migration Requirements — the RPO and RTO targets you are measuring today's environment against</w:t>
+        </w:r>
+      </w:hyperlink>
+    </w:p>
+    <w:p>
+      <w:pPr>
+        <w:spacing w:after="60"/>
+        <w:ind w:left="340"/>
+      </w:pPr>
+      <w:r>
+        <w:rPr>
+          <w:sz w:val="19"/>
+        </w:rPr>
+        <w:t xml:space="preserve">•  </w:t>
+      </w:r>
+      <w:hyperlink r:id="rId21">
+        <w:r>
+          <w:rPr>
+            <w:sz w:val="19"/>
+            <w:color w:val="0563C1"/>
+            <w:u w:val="single"/>
+          </w:rPr>
+          <w:t>LMS Server Status — the backup arrangements currently in place, which set the RPO you can actually achieve</w:t>
+        </w:r>
+      </w:hyperlink>
+    </w:p>
+    <w:p/>
     <w:tbl>
       <w:tblPr>
         <w:tblW w:type="auto" w:w="0"/>
@@ -4064,7 +4294,7 @@
                 <w:color w:val="1F5A5C"/>
                 <w:sz w:val="18"/>
               </w:rPr>
-              <w:t>Whole service (zone loss)</w:t>
+              <w:t>Whole service</w:t>
             </w:r>
           </w:p>
         </w:tc>
@@ -4131,27 +4361,6 @@
       </w:tr>
     </w:tbl>
     <w:p/>
-    <w:p>
-      <w:pPr>
-        <w:spacing w:before="200" w:after="0"/>
-      </w:pPr>
-      <w:r>
-        <w:rPr>
-          <w:b/>
-          <w:color w:val="1F5A5C"/>
-          <w:sz w:val="16"/>
-        </w:rPr>
-        <w:t>TASK 5</w:t>
-      </w:r>
-    </w:p>
-    <w:p>
-      <w:pPr>
-        <w:pStyle w:val="Heading2"/>
-      </w:pPr>
-      <w:r>
-        <w:t>Components that have to scale vertically</w:t>
-      </w:r>
-    </w:p>
     <w:p>
       <w:pPr>
         <w:spacing w:after="40"/>
@@ -4163,7 +4372,7 @@
           <w:color w:val="6B6660"/>
           <w:sz w:val="18"/>
         </w:rPr>
-        <w:t>Evidences: [ICTCLD502 PC 2.4]</w:t>
+        <w:t>Evidences: [ICTCLD502 PC 2.3]</w:t>
       </w:r>
     </w:p>
     <w:p>
@@ -4184,7 +4393,31 @@
           <w:color w:val="6B6660"/>
           <w:sz w:val="18"/>
         </w:rPr>
-        <w:t>the student identifies the database as the vertically-scaled component and states that resizing it interrupts service in the current single-AZ configuration. Recognising that the application tier scales horizontally instead is part of a complete answer.</w:t>
+        <w:t>figures are quantified per component and compared against the task 1 targets. The precise numbers are estimates and will vary — what is being assessed is that the student reasons from the actual configuration (7-day automated backups, no standby, ASG replacement time) rather than guessing.</w:t>
+      </w:r>
+    </w:p>
+    <w:p>
+      <w:pPr>
+        <w:spacing w:before="200" w:after="0"/>
+      </w:pPr>
+      <w:r>
+        <w:rPr>
+          <w:b/>
+          <w:color w:val="1F5A5C"/>
+          <w:sz w:val="16"/>
+        </w:rPr>
+        <w:t>TASK 5</w:t>
+      </w:r>
+    </w:p>
+    <w:p>
+      <w:pPr>
+        <w:pStyle w:val="Heading2"/>
+      </w:pPr>
+      <w:r>
+        <w:rPr>
+          <w:color w:val="1F5A5C"/>
+        </w:rPr>
+        <w:t>Components that have to scale vertically</w:t>
       </w:r>
     </w:p>
     <w:p>
@@ -4197,9 +4430,45 @@
           <w:i w:val="0"/>
           <w:sz w:val="21"/>
         </w:rPr>
-        <w:t>Some components can only be made bigger, not more numerous. Identify which components in this environment are in that position, and what happens to availability while they are being resized.</w:t>
-      </w:r>
-    </w:p>
+        <w:t>Some components can only be made bigger, not more numerous. Identify which components in this environment are in that position, and what happens to availability while they are being resized. Look across compute, storage and the database — for each, ask whether you could add another one alongside it, or whether the only option is a bigger one.</w:t>
+      </w:r>
+    </w:p>
+    <w:p>
+      <w:pPr>
+        <w:spacing w:after="60"/>
+      </w:pPr>
+      <w:r>
+        <w:rPr>
+          <w:b/>
+          <w:i w:val="0"/>
+          <w:sz w:val="19"/>
+        </w:rPr>
+        <w:t>Related resources</w:t>
+      </w:r>
+    </w:p>
+    <w:p>
+      <w:pPr>
+        <w:spacing w:after="60"/>
+        <w:ind w:left="340"/>
+      </w:pPr>
+      <w:r>
+        <w:rPr>
+          <w:sz w:val="19"/>
+        </w:rPr>
+        <w:t xml:space="preserve">•  </w:t>
+      </w:r>
+      <w:hyperlink r:id="rId17">
+        <w:r>
+          <w:rPr>
+            <w:sz w:val="19"/>
+            <w:color w:val="0563C1"/>
+            <w:u w:val="single"/>
+          </w:rPr>
+          <w:t>LMS Application Specification — the load each tier carries, which is what tells you whether growth means more of them or bigger ones</w:t>
+        </w:r>
+      </w:hyperlink>
+    </w:p>
+    <w:p/>
     <w:tbl>
       <w:tblPr>
         <w:tblW w:type="auto" w:w="0"/>
@@ -4465,27 +4734,6 @@
     <w:p/>
     <w:p>
       <w:pPr>
-        <w:spacing w:before="200" w:after="0"/>
-      </w:pPr>
-      <w:r>
-        <w:rPr>
-          <w:b/>
-          <w:color w:val="1F5A5C"/>
-          <w:sz w:val="16"/>
-        </w:rPr>
-        <w:t>TASK 6</w:t>
-      </w:r>
-    </w:p>
-    <w:p>
-      <w:pPr>
-        <w:pStyle w:val="Heading2"/>
-      </w:pPr>
-      <w:r>
-        <w:t>Summarise your review</w:t>
-      </w:r>
-    </w:p>
-    <w:p>
-      <w:pPr>
         <w:spacing w:after="40"/>
       </w:pPr>
       <w:r>
@@ -4495,7 +4743,7 @@
           <w:color w:val="6B6660"/>
           <w:sz w:val="18"/>
         </w:rPr>
-        <w:t>Evidences: [ICTCLD502 PC 2.5]</w:t>
+        <w:t>Evidences: [ICTCLD502 PC 2.4]</w:t>
       </w:r>
     </w:p>
     <w:p>
@@ -4516,7 +4764,31 @@
           <w:color w:val="6B6660"/>
           <w:sz w:val="18"/>
         </w:rPr>
-        <w:t>the summary states the gap in terms of the targets and names the components responsible. It has to be readable by the ICT Manager — a summary that assumes the reader already knows the architecture has not documented the findings 'according to business needs'.</w:t>
+        <w:t>the student identifies the database as the vertically-scaled component and states that resizing it interrupts service in the current single-AZ configuration. Recognising that the application tier scales horizontally instead is part of a complete answer.</w:t>
+      </w:r>
+    </w:p>
+    <w:p>
+      <w:pPr>
+        <w:spacing w:before="200" w:after="0"/>
+      </w:pPr>
+      <w:r>
+        <w:rPr>
+          <w:b/>
+          <w:color w:val="1F5A5C"/>
+          <w:sz w:val="16"/>
+        </w:rPr>
+        <w:t>TASK 6</w:t>
+      </w:r>
+    </w:p>
+    <w:p>
+      <w:pPr>
+        <w:pStyle w:val="Heading2"/>
+      </w:pPr>
+      <w:r>
+        <w:rPr>
+          <w:color w:val="1F5A5C"/>
+        </w:rPr>
+        <w:t>Summarise your review</w:t>
       </w:r>
     </w:p>
     <w:p>
@@ -4532,6 +4804,42 @@
         <w:t>Write a short summary of what you found: the gap between the current environment and the targets from task 1, and which components drive that gap. Sam Walker will read this before approving the work, so write it for someone who runs YAT's ICT rather than someone who built this environment. Around 200 words.</w:t>
       </w:r>
     </w:p>
+    <w:p>
+      <w:pPr>
+        <w:spacing w:after="60"/>
+      </w:pPr>
+      <w:r>
+        <w:rPr>
+          <w:b/>
+          <w:i w:val="0"/>
+          <w:sz w:val="19"/>
+        </w:rPr>
+        <w:t>Related resources</w:t>
+      </w:r>
+    </w:p>
+    <w:p>
+      <w:pPr>
+        <w:spacing w:after="60"/>
+        <w:ind w:left="340"/>
+      </w:pPr>
+      <w:r>
+        <w:rPr>
+          <w:sz w:val="19"/>
+        </w:rPr>
+        <w:t xml:space="preserve">•  </w:t>
+      </w:r>
+      <w:hyperlink r:id="rId22">
+        <w:r>
+          <w:rPr>
+            <w:sz w:val="19"/>
+            <w:color w:val="0563C1"/>
+            <w:u w:val="single"/>
+          </w:rPr>
+          <w:t>LMS Migration Role Brief — who Sam Walker is and what they are accountable for. You are writing this summary for them</w:t>
+        </w:r>
+      </w:hyperlink>
+    </w:p>
+    <w:p/>
     <w:tbl>
       <w:tblPr>
         <w:tblW w:type="auto" w:w="0"/>
@@ -4628,27 +4936,6 @@
     <w:p/>
     <w:p>
       <w:pPr>
-        <w:spacing w:before="200" w:after="0"/>
-      </w:pPr>
-      <w:r>
-        <w:rPr>
-          <w:b/>
-          <w:color w:val="1F5A5C"/>
-          <w:sz w:val="16"/>
-        </w:rPr>
-        <w:t>TASK 7</w:t>
-      </w:r>
-    </w:p>
-    <w:p>
-      <w:pPr>
-        <w:pStyle w:val="Heading2"/>
-      </w:pPr>
-      <w:r>
-        <w:t>Design — the network</w:t>
-      </w:r>
-    </w:p>
-    <w:p>
-      <w:pPr>
         <w:spacing w:after="40"/>
       </w:pPr>
       <w:r>
@@ -4658,7 +4945,7 @@
           <w:color w:val="6B6660"/>
           <w:sz w:val="18"/>
         </w:rPr>
-        <w:t>Evidences: [ICTCLD502 PC 3.1] · [ICTCLD502 PE 1]</w:t>
+        <w:t>Evidences: [ICTCLD502 PC 2.5]</w:t>
       </w:r>
     </w:p>
     <w:p>
@@ -4679,7 +4966,31 @@
           <w:color w:val="6B6660"/>
           <w:sz w:val="18"/>
         </w:rPr>
-        <w:t>the student designs a private application subnet in the second availability zone. That is the item — the environment has public and data subnets in us-east-1b already, but no application subnet, so this cannot be answered by enabling something that exists. The CIDR chosen is context; it must be inside 10.0.0.0/16 and must not collide with an existing subnet.</w:t>
+        <w:t>the summary states the gap in terms of the targets and names the components responsible. It has to be readable by the ICT Manager — a summary that assumes the reader already knows the architecture has not documented the findings 'according to business needs'.</w:t>
+      </w:r>
+    </w:p>
+    <w:p>
+      <w:pPr>
+        <w:spacing w:before="200" w:after="0"/>
+      </w:pPr>
+      <w:r>
+        <w:rPr>
+          <w:b/>
+          <w:color w:val="1F5A5C"/>
+          <w:sz w:val="16"/>
+        </w:rPr>
+        <w:t>TASK 7</w:t>
+      </w:r>
+    </w:p>
+    <w:p>
+      <w:pPr>
+        <w:pStyle w:val="Heading2"/>
+      </w:pPr>
+      <w:r>
+        <w:rPr>
+          <w:color w:val="1F5A5C"/>
+        </w:rPr>
+        <w:t>Design — the network</w:t>
       </w:r>
     </w:p>
     <w:p>
@@ -4692,9 +5003,45 @@
           <w:i w:val="0"/>
           <w:sz w:val="21"/>
         </w:rPr>
-        <w:t>Your application tier has to be able to run in two availability zones. Look at the subnets that already exist. What do you need to add, and where? Record the subnet or subnets you are designing in, then sketch the network you are aiming for.</w:t>
-      </w:r>
-    </w:p>
+        <w:t>Your application tier has to be able to run in two availability zones. Look at the subnets that already exist. What do you need to add, and where? Record the subnet or subnets you are designing in, then sketch the network you are aiming for. Name it the way the existing subnets are named — what it carries, and which zone it is in.</w:t>
+      </w:r>
+    </w:p>
+    <w:p>
+      <w:pPr>
+        <w:spacing w:after="60"/>
+      </w:pPr>
+      <w:r>
+        <w:rPr>
+          <w:b/>
+          <w:i w:val="0"/>
+          <w:sz w:val="19"/>
+        </w:rPr>
+        <w:t>Related resources</w:t>
+      </w:r>
+    </w:p>
+    <w:p>
+      <w:pPr>
+        <w:spacing w:after="60"/>
+        <w:ind w:left="340"/>
+      </w:pPr>
+      <w:r>
+        <w:rPr>
+          <w:sz w:val="19"/>
+        </w:rPr>
+        <w:t xml:space="preserve">•  </w:t>
+      </w:r>
+      <w:hyperlink r:id="rId23">
+        <w:r>
+          <w:rPr>
+            <w:sz w:val="19"/>
+            <w:color w:val="0563C1"/>
+            <w:u w:val="single"/>
+          </w:rPr>
+          <w:t>LMS Cloud Architecture — Baseline Design — the addressing plan and naming conventions the environment already follows</w:t>
+        </w:r>
+      </w:hyperlink>
+    </w:p>
+    <w:p/>
     <w:tbl>
       <w:tblPr>
         <w:tblW w:type="auto" w:w="0"/>
@@ -4916,27 +5263,6 @@
     <w:p/>
     <w:p>
       <w:pPr>
-        <w:spacing w:before="200" w:after="0"/>
-      </w:pPr>
-      <w:r>
-        <w:rPr>
-          <w:b/>
-          <w:color w:val="1F5A5C"/>
-          <w:sz w:val="16"/>
-        </w:rPr>
-        <w:t>TASK 8</w:t>
-      </w:r>
-    </w:p>
-    <w:p>
-      <w:pPr>
-        <w:pStyle w:val="Heading2"/>
-      </w:pPr>
-      <w:r>
-        <w:t>Design — the application tier</w:t>
-      </w:r>
-    </w:p>
-    <w:p>
-      <w:pPr>
         <w:spacing w:after="40"/>
       </w:pPr>
       <w:r>
@@ -4946,7 +5272,7 @@
           <w:color w:val="6B6660"/>
           <w:sz w:val="18"/>
         </w:rPr>
-        <w:t>Evidences: [ICTCLD502 PC 3.1] · [ICTCLD502 PE 2]</w:t>
+        <w:t>Evidences: [ICTCLD502 PC 3.1] · [ICTCLD502 PE 1]</w:t>
       </w:r>
     </w:p>
     <w:p>
@@ -4967,7 +5293,31 @@
           <w:color w:val="6B6660"/>
           <w:sz w:val="18"/>
         </w:rPr>
-        <w:t>the group spans two availability zones and its MINIMUM is at least two, so a zone failure leaves at least one instance serving. That is the item. Whether the minimum is 2 or 3, the maximum, the scaling target and the warm-up are all context — a workable alternative is not a defect. A minimum of 1 does not meet the item, whatever the reasoning, because one instance in one zone is not resilient to a zone failure.</w:t>
+        <w:t>the student designs a private application subnet in the second availability zone. That is the item — the environment has public and data subnets in us-east-1b already, but no application subnet, so this cannot be answered by enabling something that exists. The CIDR chosen is context; it must be inside 10.0.0.0/16 and must not collide with an existing subnet.</w:t>
+      </w:r>
+    </w:p>
+    <w:p>
+      <w:pPr>
+        <w:spacing w:before="200" w:after="0"/>
+      </w:pPr>
+      <w:r>
+        <w:rPr>
+          <w:b/>
+          <w:color w:val="1F5A5C"/>
+          <w:sz w:val="16"/>
+        </w:rPr>
+        <w:t>TASK 8</w:t>
+      </w:r>
+    </w:p>
+    <w:p>
+      <w:pPr>
+        <w:pStyle w:val="Heading2"/>
+      </w:pPr>
+      <w:r>
+        <w:rPr>
+          <w:color w:val="1F5A5C"/>
+        </w:rPr>
+        <w:t>Design — the application tier</w:t>
       </w:r>
     </w:p>
     <w:p>
@@ -4983,6 +5333,42 @@
         <w:t>You now have somewhere for a second application instance to run. Design the Auto Scaling group's configuration so the loss of one availability zone leaves the LMS serving. Give a reason for the capacity numbers you choose.</w:t>
       </w:r>
     </w:p>
+    <w:p>
+      <w:pPr>
+        <w:spacing w:after="60"/>
+      </w:pPr>
+      <w:r>
+        <w:rPr>
+          <w:b/>
+          <w:i w:val="0"/>
+          <w:sz w:val="19"/>
+        </w:rPr>
+        <w:t>Related resources</w:t>
+      </w:r>
+    </w:p>
+    <w:p>
+      <w:pPr>
+        <w:spacing w:after="60"/>
+        <w:ind w:left="340"/>
+      </w:pPr>
+      <w:r>
+        <w:rPr>
+          <w:sz w:val="19"/>
+        </w:rPr>
+        <w:t xml:space="preserve">•  </w:t>
+      </w:r>
+      <w:hyperlink r:id="rId17">
+        <w:r>
+          <w:rPr>
+            <w:sz w:val="19"/>
+            <w:color w:val="0563C1"/>
+            <w:u w:val="single"/>
+          </w:rPr>
+          <w:t>LMS Application Specification — the concurrent-user load and the peak periods your capacity numbers have to carry</w:t>
+        </w:r>
+      </w:hyperlink>
+    </w:p>
+    <w:p/>
     <w:tbl>
       <w:tblPr>
         <w:tblW w:type="auto" w:w="0"/>
@@ -5372,27 +5758,6 @@
     <w:p/>
     <w:p>
       <w:pPr>
-        <w:spacing w:before="200" w:after="0"/>
-      </w:pPr>
-      <w:r>
-        <w:rPr>
-          <w:b/>
-          <w:color w:val="1F5A5C"/>
-          <w:sz w:val="16"/>
-        </w:rPr>
-        <w:t>TASK 9</w:t>
-      </w:r>
-    </w:p>
-    <w:p>
-      <w:pPr>
-        <w:pStyle w:val="Heading2"/>
-      </w:pPr>
-      <w:r>
-        <w:t>Design — the load balancer</w:t>
-      </w:r>
-    </w:p>
-    <w:p>
-      <w:pPr>
         <w:spacing w:after="40"/>
       </w:pPr>
       <w:r>
@@ -5402,7 +5767,7 @@
           <w:color w:val="6B6660"/>
           <w:sz w:val="18"/>
         </w:rPr>
-        <w:t>Evidences: [ICTCLD502 PC 3.1]</w:t>
+        <w:t>Evidences: [ICTCLD502 PC 3.1] · [ICTCLD502 PE 2]</w:t>
       </w:r>
     </w:p>
     <w:p>
@@ -5423,7 +5788,31 @@
           <w:color w:val="6B6660"/>
           <w:sz w:val="18"/>
         </w:rPr>
-        <w:t>the correct answer is that no change is required, with the reason: the load balancer was created across public-web-a and public-web-b, so it already spans both zones, and the Auto Scaling group registers new instances into the target group automatically. What is being assessed is that the student checked the current state before designing. A student who proposes rebuilding or extending it has not looked; a student who says 'no change' with no reason has not demonstrated anything either. A student who correctly identifies no change but adds a cross-zone load balancing check has exceeded the item, not missed it.</w:t>
+        <w:t>the group spans two availability zones and its MINIMUM is at least two, so a zone failure leaves at least one instance serving. That is the item. Whether the minimum is 2 or 3, the maximum, the scaling target and the warm-up are all context — a workable alternative is not a defect. A minimum of 1 does not meet the item, whatever the reasoning, because one instance in one zone is not resilient to a zone failure.</w:t>
+      </w:r>
+    </w:p>
+    <w:p>
+      <w:pPr>
+        <w:spacing w:before="200" w:after="0"/>
+      </w:pPr>
+      <w:r>
+        <w:rPr>
+          <w:b/>
+          <w:color w:val="1F5A5C"/>
+          <w:sz w:val="16"/>
+        </w:rPr>
+        <w:t>TASK 9</w:t>
+      </w:r>
+    </w:p>
+    <w:p>
+      <w:pPr>
+        <w:pStyle w:val="Heading2"/>
+      </w:pPr>
+      <w:r>
+        <w:rPr>
+          <w:color w:val="1F5A5C"/>
+        </w:rPr>
+        <w:t>Design — the load balancer</w:t>
       </w:r>
     </w:p>
     <w:p>
@@ -5535,27 +5924,6 @@
     <w:p/>
     <w:p>
       <w:pPr>
-        <w:spacing w:before="200" w:after="0"/>
-      </w:pPr>
-      <w:r>
-        <w:rPr>
-          <w:b/>
-          <w:color w:val="1F5A5C"/>
-          <w:sz w:val="16"/>
-        </w:rPr>
-        <w:t>TASK 10</w:t>
-      </w:r>
-    </w:p>
-    <w:p>
-      <w:pPr>
-        <w:pStyle w:val="Heading2"/>
-      </w:pPr>
-      <w:r>
-        <w:t>Design — the database</w:t>
-      </w:r>
-    </w:p>
-    <w:p>
-      <w:pPr>
         <w:spacing w:after="40"/>
       </w:pPr>
       <w:r>
@@ -5565,7 +5933,7 @@
           <w:color w:val="6B6660"/>
           <w:sz w:val="18"/>
         </w:rPr>
-        <w:t>Evidences: [ICTCLD502 PC 3.1] · [ICTCLD502 PE 1]</w:t>
+        <w:t>Evidences: [ICTCLD502 PC 3.1]</w:t>
       </w:r>
     </w:p>
     <w:p>
@@ -5586,7 +5954,31 @@
           <w:color w:val="6B6660"/>
           <w:sz w:val="18"/>
         </w:rPr>
-        <w:t>the student designs a Multi-AZ deployment — a standby in the second zone with automatic failover. That is the item; nothing else in the service meets an RTO of 4 hours. A student who proposes a read replica instead has not met it (a replica is not automatic failover) unless they also design the promotion process and account for its time. Retention and window settings are context.</w:t>
+        <w:t>the correct answer is that no change is required, with the reason: the load balancer was created across public-web-a and public-web-b, so it already spans both zones, and the Auto Scaling group registers new instances into the target group automatically. What is being assessed is that the student checked the current state before designing. A student who proposes rebuilding or extending it has not looked; a student who says 'no change' with no reason has not demonstrated anything either. A student who correctly identifies no change but adds a cross-zone load balancing check has exceeded the item, not missed it.</w:t>
+      </w:r>
+    </w:p>
+    <w:p>
+      <w:pPr>
+        <w:spacing w:before="200" w:after="0"/>
+      </w:pPr>
+      <w:r>
+        <w:rPr>
+          <w:b/>
+          <w:color w:val="1F5A5C"/>
+          <w:sz w:val="16"/>
+        </w:rPr>
+        <w:t>TASK 10</w:t>
+      </w:r>
+    </w:p>
+    <w:p>
+      <w:pPr>
+        <w:pStyle w:val="Heading2"/>
+      </w:pPr>
+      <w:r>
+        <w:rPr>
+          <w:color w:val="1F5A5C"/>
+        </w:rPr>
+        <w:t>Design — the database</w:t>
       </w:r>
     </w:p>
     <w:p>
@@ -5599,9 +5991,67 @@
           <w:i w:val="0"/>
           <w:sz w:val="21"/>
         </w:rPr>
-        <w:t>The database is the component with the worst recovery numbers in task 4. Design the change that fixes it, and state what it gives you that the current configuration does not.</w:t>
-      </w:r>
-    </w:p>
+        <w:t>The database is the component with the worst recovery numbers in task 4. Design the change that fixes it, and state what it gives you that the current configuration does not. The settings worth considering include how the deployment is spread across availability zones, how long backups are retained, and what the application connects to. You do not need all of them — start with what fixes the recovery numbers.</w:t>
+      </w:r>
+    </w:p>
+    <w:p>
+      <w:pPr>
+        <w:spacing w:after="60"/>
+      </w:pPr>
+      <w:r>
+        <w:rPr>
+          <w:b/>
+          <w:i w:val="0"/>
+          <w:sz w:val="19"/>
+        </w:rPr>
+        <w:t>Related resources</w:t>
+      </w:r>
+    </w:p>
+    <w:p>
+      <w:pPr>
+        <w:spacing w:after="60"/>
+        <w:ind w:left="340"/>
+      </w:pPr>
+      <w:r>
+        <w:rPr>
+          <w:sz w:val="19"/>
+        </w:rPr>
+        <w:t xml:space="preserve">•  </w:t>
+      </w:r>
+      <w:hyperlink r:id="rId24">
+        <w:r>
+          <w:rPr>
+            <w:sz w:val="19"/>
+            <w:color w:val="0563C1"/>
+            <w:u w:val="single"/>
+          </w:rPr>
+          <w:t>LMS HA Database Requirements — what the database specifically has to achieve, and the constraints on how</w:t>
+        </w:r>
+      </w:hyperlink>
+    </w:p>
+    <w:p>
+      <w:pPr>
+        <w:spacing w:after="60"/>
+        <w:ind w:left="340"/>
+      </w:pPr>
+      <w:r>
+        <w:rPr>
+          <w:sz w:val="19"/>
+        </w:rPr>
+        <w:t xml:space="preserve">•  </w:t>
+      </w:r>
+      <w:hyperlink r:id="rId18">
+        <w:r>
+          <w:rPr>
+            <w:sz w:val="19"/>
+            <w:color w:val="0563C1"/>
+            <w:u w:val="single"/>
+          </w:rPr>
+          <w:t>LMS Cloud Migration Requirements — the RPO and RTO the database change has to deliver</w:t>
+        </w:r>
+      </w:hyperlink>
+    </w:p>
+    <w:p/>
     <w:tbl>
       <w:tblPr>
         <w:tblW w:type="auto" w:w="0"/>
@@ -5929,27 +6379,6 @@
     <w:p/>
     <w:p>
       <w:pPr>
-        <w:spacing w:before="200" w:after="0"/>
-      </w:pPr>
-      <w:r>
-        <w:rPr>
-          <w:b/>
-          <w:color w:val="1F5A5C"/>
-          <w:sz w:val="16"/>
-        </w:rPr>
-        <w:t>TASK 11</w:t>
-      </w:r>
-    </w:p>
-    <w:p>
-      <w:pPr>
-        <w:pStyle w:val="Heading2"/>
-      </w:pPr>
-      <w:r>
-        <w:t>Design — the outbound path</w:t>
-      </w:r>
-    </w:p>
-    <w:p>
-      <w:pPr>
         <w:spacing w:after="40"/>
       </w:pPr>
       <w:r>
@@ -5959,7 +6388,7 @@
           <w:color w:val="6B6660"/>
           <w:sz w:val="18"/>
         </w:rPr>
-        <w:t>Evidences: [ICTCLD502 PC 3.1] · [ICTCLD502 PC 3.2]</w:t>
+        <w:t>Evidences: [ICTCLD502 PC 3.1] · [ICTCLD502 PE 1]</w:t>
       </w:r>
     </w:p>
     <w:p>
@@ -5980,7 +6409,31 @@
           <w:color w:val="6B6660"/>
           <w:sz w:val="18"/>
         </w:rPr>
-        <w:t>the student recognises that a single NAT gateway in us-east-1a leaves the new zone dependent on the old one, and either designs a second NAT gateway in public-web-b with its own route table, or explicitly accepts the shared gateway and states the residual risk. Both are satisfactory — the item is identifying and dealing with the point of failure, not a particular remedy. Saying nothing about it is not.</w:t>
+        <w:t>the student designs a Multi-AZ deployment — a standby in the second zone with automatic failover. That is the item; nothing else in the service meets an RTO of 4 hours. A student who proposes a read replica instead has not met it (a replica is not automatic failover) unless they also design the promotion process and account for its time. Retention and window settings are context.</w:t>
+      </w:r>
+    </w:p>
+    <w:p>
+      <w:pPr>
+        <w:spacing w:before="200" w:after="0"/>
+      </w:pPr>
+      <w:r>
+        <w:rPr>
+          <w:b/>
+          <w:color w:val="1F5A5C"/>
+          <w:sz w:val="16"/>
+        </w:rPr>
+        <w:t>TASK 11</w:t>
+      </w:r>
+    </w:p>
+    <w:p>
+      <w:pPr>
+        <w:pStyle w:val="Heading2"/>
+      </w:pPr>
+      <w:r>
+        <w:rPr>
+          <w:color w:val="1F5A5C"/>
+        </w:rPr>
+        <w:t>Design — the outbound path</w:t>
       </w:r>
     </w:p>
     <w:p>
@@ -5993,7 +6446,7 @@
           <w:i w:val="0"/>
           <w:sz w:val="21"/>
         </w:rPr>
-        <w:t>Your application tier will now run in two zones. Think about what the instances in the new zone use to reach the internet. Design your answer, and be explicit if you are accepting a risk rather than removing it.</w:t>
+        <w:t>Your application tier will now run in two zones. Think about what the instances in the new zone use to reach the internet. Design your answer, and be explicit if you are accepting a risk rather than removing it. Things you might record here: the gateway itself, and the route table that decides where a subnet's traffic goes.</w:t>
       </w:r>
     </w:p>
     <w:tbl>
@@ -6261,27 +6714,6 @@
     <w:p/>
     <w:p>
       <w:pPr>
-        <w:spacing w:before="200" w:after="0"/>
-      </w:pPr>
-      <w:r>
-        <w:rPr>
-          <w:b/>
-          <w:color w:val="1F5A5C"/>
-          <w:sz w:val="16"/>
-        </w:rPr>
-        <w:t>TASK 12</w:t>
-      </w:r>
-    </w:p>
-    <w:p>
-      <w:pPr>
-        <w:pStyle w:val="Heading2"/>
-      </w:pPr>
-      <w:r>
-        <w:t>Design — monitoring</w:t>
-      </w:r>
-    </w:p>
-    <w:p>
-      <w:pPr>
         <w:spacing w:after="40"/>
       </w:pPr>
       <w:r>
@@ -6291,7 +6723,7 @@
           <w:color w:val="6B6660"/>
           <w:sz w:val="18"/>
         </w:rPr>
-        <w:t>Evidences: [ICTCLD502 PC 3.1] · [ICTCLD502 PE 5]</w:t>
+        <w:t>Evidences: [ICTCLD502 PC 3.1] · [ICTCLD502 PC 3.2]</w:t>
       </w:r>
     </w:p>
     <w:p>
@@ -6312,7 +6744,31 @@
           <w:color w:val="6B6660"/>
           <w:sz w:val="18"/>
         </w:rPr>
-        <w:t>the student designs at least one alarm that would reveal a loss of availability the current set would miss — per-zone healthy host count, a database failover event, or an equivalent. Thresholds are context. Restating the two existing alarms is not designing monitoring for high availability.</w:t>
+        <w:t>the student recognises that a single NAT gateway in us-east-1a leaves the new zone dependent on the old one, and either designs a second NAT gateway in public-web-b with its own route table, or explicitly accepts the shared gateway and states the residual risk. Both are satisfactory — the item is identifying and dealing with the point of failure, not a particular remedy. Saying nothing about it is not.</w:t>
+      </w:r>
+    </w:p>
+    <w:p>
+      <w:pPr>
+        <w:spacing w:before="200" w:after="0"/>
+      </w:pPr>
+      <w:r>
+        <w:rPr>
+          <w:b/>
+          <w:color w:val="1F5A5C"/>
+          <w:sz w:val="16"/>
+        </w:rPr>
+        <w:t>TASK 12</w:t>
+      </w:r>
+    </w:p>
+    <w:p>
+      <w:pPr>
+        <w:pStyle w:val="Heading2"/>
+      </w:pPr>
+      <w:r>
+        <w:rPr>
+          <w:color w:val="1F5A5C"/>
+        </w:rPr>
+        <w:t>Design — monitoring</w:t>
       </w:r>
     </w:p>
     <w:p>
@@ -6325,9 +6781,45 @@
           <w:i w:val="0"/>
           <w:sz w:val="21"/>
         </w:rPr>
-        <w:t>The two existing alarms tell you a target is unhealthy or storage is low. Neither tells you a zone has gone or a database has failed over. Design the monitoring that would tell you, and say what each alarm detects.</w:t>
-      </w:r>
-    </w:p>
+        <w:t>The two existing alarms tell you a target is unhealthy or storage is low. Neither tells you a zone has gone or a database has failed over. Design the monitoring that would tell you, and say what each alarm detects. An alarm needs a metric, a threshold and a failure it would catch. The two that exist today catch an unhealthy target and low database storage — start from what they would miss.</w:t>
+      </w:r>
+    </w:p>
+    <w:p>
+      <w:pPr>
+        <w:spacing w:after="60"/>
+      </w:pPr>
+      <w:r>
+        <w:rPr>
+          <w:b/>
+          <w:i w:val="0"/>
+          <w:sz w:val="19"/>
+        </w:rPr>
+        <w:t>Related resources</w:t>
+      </w:r>
+    </w:p>
+    <w:p>
+      <w:pPr>
+        <w:spacing w:after="60"/>
+        <w:ind w:left="340"/>
+      </w:pPr>
+      <w:r>
+        <w:rPr>
+          <w:sz w:val="19"/>
+        </w:rPr>
+        <w:t xml:space="preserve">•  </w:t>
+      </w:r>
+      <w:hyperlink r:id="rId18">
+        <w:r>
+          <w:rPr>
+            <w:sz w:val="19"/>
+            <w:color w:val="0563C1"/>
+            <w:u w:val="single"/>
+          </w:rPr>
+          <w:t>LMS Cloud Migration Requirements — the service levels your monitoring has to be able to report against</w:t>
+        </w:r>
+      </w:hyperlink>
+    </w:p>
+    <w:p/>
     <w:tbl>
       <w:tblPr>
         <w:tblW w:type="auto" w:w="0"/>
@@ -6675,27 +7167,6 @@
     <w:p/>
     <w:p>
       <w:pPr>
-        <w:spacing w:before="200" w:after="0"/>
-      </w:pPr>
-      <w:r>
-        <w:rPr>
-          <w:b/>
-          <w:color w:val="1F5A5C"/>
-          <w:sz w:val="16"/>
-        </w:rPr>
-        <w:t>TASK 13</w:t>
-      </w:r>
-    </w:p>
-    <w:p>
-      <w:pPr>
-        <w:pStyle w:val="Heading2"/>
-      </w:pPr>
-      <w:r>
-        <w:t>Which single points of failure does your design remove?</w:t>
-      </w:r>
-    </w:p>
-    <w:p>
-      <w:pPr>
         <w:spacing w:after="40"/>
       </w:pPr>
       <w:r>
@@ -6705,7 +7176,7 @@
           <w:color w:val="6B6660"/>
           <w:sz w:val="18"/>
         </w:rPr>
-        <w:t>Evidences: [ICTCLD502 PC 3.2]</w:t>
+        <w:t>Evidences: [ICTCLD502 PC 3.1] · [ICTCLD502 PE 5]</w:t>
       </w:r>
     </w:p>
     <w:p>
@@ -6726,7 +7197,31 @@
           <w:color w:val="6B6660"/>
           <w:sz w:val="18"/>
         </w:rPr>
-        <w:t>every point of failure from the student's own task 3 is accounted for, either removed or explicitly accepted with a reason. An unaccounted-for entry is the failure condition here, not a wrong remedy.</w:t>
+        <w:t>the student designs at least one alarm that would reveal a loss of availability the current set would miss — per-zone healthy host count, a database failover event, or an equivalent. Thresholds are context. Restating the two existing alarms is not designing monitoring for high availability.</w:t>
+      </w:r>
+    </w:p>
+    <w:p>
+      <w:pPr>
+        <w:spacing w:before="200" w:after="0"/>
+      </w:pPr>
+      <w:r>
+        <w:rPr>
+          <w:b/>
+          <w:color w:val="1F5A5C"/>
+          <w:sz w:val="16"/>
+        </w:rPr>
+        <w:t>TASK 13</w:t>
+      </w:r>
+    </w:p>
+    <w:p>
+      <w:pPr>
+        <w:pStyle w:val="Heading2"/>
+      </w:pPr>
+      <w:r>
+        <w:rPr>
+          <w:color w:val="1F5A5C"/>
+        </w:rPr>
+        <w:t>Which single points of failure does your design remove?</w:t>
       </w:r>
     </w:p>
     <w:p>
@@ -7069,27 +7564,6 @@
     <w:p/>
     <w:p>
       <w:pPr>
-        <w:spacing w:before="200" w:after="0"/>
-      </w:pPr>
-      <w:r>
-        <w:rPr>
-          <w:b/>
-          <w:color w:val="1F5A5C"/>
-          <w:sz w:val="16"/>
-        </w:rPr>
-        <w:t>TASK 14</w:t>
-      </w:r>
-    </w:p>
-    <w:p>
-      <w:pPr>
-        <w:pStyle w:val="Heading2"/>
-      </w:pPr>
-      <w:r>
-        <w:t>Recovery objectives your design achieves</w:t>
-      </w:r>
-    </w:p>
-    <w:p>
-      <w:pPr>
         <w:spacing w:after="40"/>
       </w:pPr>
       <w:r>
@@ -7099,7 +7573,7 @@
           <w:color w:val="6B6660"/>
           <w:sz w:val="18"/>
         </w:rPr>
-        <w:t>Evidences: [ICTCLD502 PC 3.3]</w:t>
+        <w:t>Evidences: [ICTCLD502 PC 3.2]</w:t>
       </w:r>
     </w:p>
     <w:p>
@@ -7120,7 +7594,31 @@
           <w:color w:val="6B6660"/>
           <w:sz w:val="18"/>
         </w:rPr>
-        <w:t>figures are quantified and the overall service is compared against the task 1 targets. If the design does not meet a target, saying so with a reason is satisfactory; claiming it does when the design plainly does not is the failure.</w:t>
+        <w:t>every point of failure from the student's own task 3 is accounted for, either removed or explicitly accepted with a reason. An unaccounted-for entry is the failure condition here, not a wrong remedy.</w:t>
+      </w:r>
+    </w:p>
+    <w:p>
+      <w:pPr>
+        <w:spacing w:before="200" w:after="0"/>
+      </w:pPr>
+      <w:r>
+        <w:rPr>
+          <w:b/>
+          <w:color w:val="1F5A5C"/>
+          <w:sz w:val="16"/>
+        </w:rPr>
+        <w:t>TASK 14</w:t>
+      </w:r>
+    </w:p>
+    <w:p>
+      <w:pPr>
+        <w:pStyle w:val="Heading2"/>
+      </w:pPr>
+      <w:r>
+        <w:rPr>
+          <w:color w:val="1F5A5C"/>
+        </w:rPr>
+        <w:t>Recovery objectives your design achieves</w:t>
       </w:r>
     </w:p>
     <w:p>
@@ -7136,6 +7634,42 @@
         <w:t>Redo task 4 against your design. What does each component deliver now, and does the whole service meet the targets from task 1?</w:t>
       </w:r>
     </w:p>
+    <w:p>
+      <w:pPr>
+        <w:spacing w:after="60"/>
+      </w:pPr>
+      <w:r>
+        <w:rPr>
+          <w:b/>
+          <w:i w:val="0"/>
+          <w:sz w:val="19"/>
+        </w:rPr>
+        <w:t>Related resources</w:t>
+      </w:r>
+    </w:p>
+    <w:p>
+      <w:pPr>
+        <w:spacing w:after="60"/>
+        <w:ind w:left="340"/>
+      </w:pPr>
+      <w:r>
+        <w:rPr>
+          <w:sz w:val="19"/>
+        </w:rPr>
+        <w:t xml:space="preserve">•  </w:t>
+      </w:r>
+      <w:hyperlink r:id="rId18">
+        <w:r>
+          <w:rPr>
+            <w:sz w:val="19"/>
+            <w:color w:val="0563C1"/>
+            <w:u w:val="single"/>
+          </w:rPr>
+          <w:t>LMS Cloud Migration Requirements — the targets you are checking your design against</w:t>
+        </w:r>
+      </w:hyperlink>
+    </w:p>
+    <w:p/>
     <w:tbl>
       <w:tblPr>
         <w:tblW w:type="auto" w:w="0"/>
@@ -7414,7 +7948,7 @@
                 <w:color w:val="1F5A5C"/>
                 <w:sz w:val="18"/>
               </w:rPr>
-              <w:t>Whole service (zone loss)</w:t>
+              <w:t>Whole service</w:t>
             </w:r>
           </w:p>
         </w:tc>
@@ -7481,27 +8015,6 @@
       </w:tr>
     </w:tbl>
     <w:p/>
-    <w:p>
-      <w:pPr>
-        <w:spacing w:before="200" w:after="0"/>
-      </w:pPr>
-      <w:r>
-        <w:rPr>
-          <w:b/>
-          <w:color w:val="1F5A5C"/>
-          <w:sz w:val="16"/>
-        </w:rPr>
-        <w:t>TASK 15</w:t>
-      </w:r>
-    </w:p>
-    <w:p>
-      <w:pPr>
-        <w:pStyle w:val="Heading2"/>
-      </w:pPr>
-      <w:r>
-        <w:t>What still has to scale vertically?</w:t>
-      </w:r>
-    </w:p>
     <w:p>
       <w:pPr>
         <w:spacing w:after="40"/>
@@ -7513,7 +8026,7 @@
           <w:color w:val="6B6660"/>
           <w:sz w:val="18"/>
         </w:rPr>
-        <w:t>Evidences: [ICTCLD502 PC 3.4]</w:t>
+        <w:t>Evidences: [ICTCLD502 PC 3.3]</w:t>
       </w:r>
     </w:p>
     <w:p>
@@ -7534,7 +8047,31 @@
           <w:color w:val="6B6660"/>
           <w:sz w:val="18"/>
         </w:rPr>
-        <w:t>the student recognises that the database still scales vertically, but that Multi-AZ changes the cost of doing it — the resize happens on the standby and a failover switches to it, so the interruption is a failover rather than an outage.</w:t>
+        <w:t>figures are quantified and the overall service is compared against the task 1 targets. If the design does not meet a target, saying so with a reason is satisfactory; claiming it does when the design plainly does not is the failure.</w:t>
+      </w:r>
+    </w:p>
+    <w:p>
+      <w:pPr>
+        <w:spacing w:before="200" w:after="0"/>
+      </w:pPr>
+      <w:r>
+        <w:rPr>
+          <w:b/>
+          <w:color w:val="1F5A5C"/>
+          <w:sz w:val="16"/>
+        </w:rPr>
+        <w:t>TASK 15</w:t>
+      </w:r>
+    </w:p>
+    <w:p>
+      <w:pPr>
+        <w:pStyle w:val="Heading2"/>
+      </w:pPr>
+      <w:r>
+        <w:rPr>
+          <w:color w:val="1F5A5C"/>
+        </w:rPr>
+        <w:t>What still has to scale vertically?</w:t>
       </w:r>
     </w:p>
     <w:p>
@@ -7547,7 +8084,7 @@
           <w:i w:val="0"/>
           <w:sz w:val="21"/>
         </w:rPr>
-        <w:t>Redo task 5 against your design. Which components still can only be made bigger, and what does resizing cost you in availability now?</w:t>
+        <w:t>Redo task 5 against your design. Which components still can only be made bigger, and what does resizing cost you in availability now? Start from the components you listed in task 5.</w:t>
       </w:r>
     </w:p>
     <w:tbl>
@@ -7753,27 +8290,6 @@
     <w:p/>
     <w:p>
       <w:pPr>
-        <w:spacing w:before="200" w:after="0"/>
-      </w:pPr>
-      <w:r>
-        <w:rPr>
-          <w:b/>
-          <w:color w:val="1F5A5C"/>
-          <w:sz w:val="16"/>
-        </w:rPr>
-        <w:t>TASK 16</w:t>
-      </w:r>
-    </w:p>
-    <w:p>
-      <w:pPr>
-        <w:pStyle w:val="Heading2"/>
-      </w:pPr>
-      <w:r>
-        <w:t>Is your design complete?</w:t>
-      </w:r>
-    </w:p>
-    <w:p>
-      <w:pPr>
         <w:spacing w:after="40"/>
       </w:pPr>
       <w:r>
@@ -7783,7 +8299,7 @@
           <w:color w:val="6B6660"/>
           <w:sz w:val="18"/>
         </w:rPr>
-        <w:t>Evidences: [ICTCLD502 PC 3.5]</w:t>
+        <w:t>Evidences: [ICTCLD502 PC 3.4]</w:t>
       </w:r>
     </w:p>
     <w:p>
@@ -7804,7 +8320,31 @@
           <w:color w:val="6B6660"/>
           <w:sz w:val="18"/>
         </w:rPr>
-        <w:t>the design is internally consistent and addresses YAT's stated business needs. Contradictions between answers are the failure condition — for example a second NAT gateway designed in task 11 with no route table for it, or an ASG spanning a subnet that task 7 never created. A student who finds and records their own inconsistency here has demonstrated the item well.</w:t>
+        <w:t>the student recognises that the database still scales vertically, but that Multi-AZ changes the cost of doing it — the resize happens on the standby and a failover switches to it, so the interruption is a failover rather than an outage.</w:t>
+      </w:r>
+    </w:p>
+    <w:p>
+      <w:pPr>
+        <w:spacing w:before="200" w:after="0"/>
+      </w:pPr>
+      <w:r>
+        <w:rPr>
+          <w:b/>
+          <w:color w:val="1F5A5C"/>
+          <w:sz w:val="16"/>
+        </w:rPr>
+        <w:t>TASK 16</w:t>
+      </w:r>
+    </w:p>
+    <w:p>
+      <w:pPr>
+        <w:pStyle w:val="Heading2"/>
+      </w:pPr>
+      <w:r>
+        <w:rPr>
+          <w:color w:val="1F5A5C"/>
+        </w:rPr>
+        <w:t>Is your design complete?</w:t>
       </w:r>
     </w:p>
     <w:p>
@@ -7916,27 +8456,6 @@
     <w:p/>
     <w:p>
       <w:pPr>
-        <w:spacing w:before="200" w:after="0"/>
-      </w:pPr>
-      <w:r>
-        <w:rPr>
-          <w:b/>
-          <w:color w:val="1F5A5C"/>
-          <w:sz w:val="16"/>
-        </w:rPr>
-        <w:t>TASK 17</w:t>
-      </w:r>
-    </w:p>
-    <w:p>
-      <w:pPr>
-        <w:pStyle w:val="Heading2"/>
-      </w:pPr>
-      <w:r>
-        <w:t>The order you will do it in</w:t>
-      </w:r>
-    </w:p>
-    <w:p>
-      <w:pPr>
         <w:spacing w:after="40"/>
       </w:pPr>
       <w:r>
@@ -7946,7 +8465,7 @@
           <w:color w:val="6B6660"/>
           <w:sz w:val="18"/>
         </w:rPr>
-        <w:t>Evidences: [ICTCLD401 FS Planning and organising]</w:t>
+        <w:t>Evidences: [ICTCLD502 PC 3.5]</w:t>
       </w:r>
     </w:p>
     <w:p>
@@ -7967,7 +8486,31 @@
           <w:color w:val="6B6660"/>
           <w:sz w:val="18"/>
         </w:rPr>
-        <w:t>the changes are sequenced, not just listed, and the sequence is defensible — additive work before the disruptive database conversion. Each change carries a duration, a verification and a rollback, and the durations total less than the window with a stated buffer. Exact durations are estimates; the item is planning the work, not predicting AWS accurately.</w:t>
+        <w:t>the design is internally consistent and addresses YAT's stated business needs. Contradictions between answers are the failure condition — for example a second NAT gateway designed in task 11 with no route table for it, or an ASG spanning a subnet that task 7 never created. A student who finds and records their own inconsistency here has demonstrated the item well.</w:t>
+      </w:r>
+    </w:p>
+    <w:p>
+      <w:pPr>
+        <w:spacing w:before="200" w:after="0"/>
+      </w:pPr>
+      <w:r>
+        <w:rPr>
+          <w:b/>
+          <w:color w:val="1F5A5C"/>
+          <w:sz w:val="16"/>
+        </w:rPr>
+        <w:t>TASK 17</w:t>
+      </w:r>
+    </w:p>
+    <w:p>
+      <w:pPr>
+        <w:pStyle w:val="Heading2"/>
+      </w:pPr>
+      <w:r>
+        <w:rPr>
+          <w:color w:val="1F5A5C"/>
+        </w:rPr>
+        <w:t>The order you will do it in</w:t>
       </w:r>
     </w:p>
     <w:p>
@@ -7983,6 +8526,42 @@
         <w:t>You have a maintenance window of about 3.5 hours on a Saturday night. Plan the order you will apply your changes in. For each change give how long you expect it to take, what the LMS looks like to a user while it happens, how you will confirm it worked, and what you will do if it does not. State the total and the buffer you have left.</w:t>
       </w:r>
     </w:p>
+    <w:p>
+      <w:pPr>
+        <w:spacing w:after="60"/>
+      </w:pPr>
+      <w:r>
+        <w:rPr>
+          <w:b/>
+          <w:i w:val="0"/>
+          <w:sz w:val="19"/>
+        </w:rPr>
+        <w:t>Related resources</w:t>
+      </w:r>
+    </w:p>
+    <w:p>
+      <w:pPr>
+        <w:spacing w:after="60"/>
+        <w:ind w:left="340"/>
+      </w:pPr>
+      <w:r>
+        <w:rPr>
+          <w:sz w:val="19"/>
+        </w:rPr>
+        <w:t xml:space="preserve">•  </w:t>
+      </w:r>
+      <w:hyperlink r:id="rId25">
+        <w:r>
+          <w:rPr>
+            <w:sz w:val="19"/>
+            <w:color w:val="0563C1"/>
+            <w:u w:val="single"/>
+          </w:rPr>
+          <w:t>Change Management Procedure — YAT's rules for changing a production system: notice, approval, and what a rollback plan has to contain</w:t>
+        </w:r>
+      </w:hyperlink>
+    </w:p>
+    <w:p/>
     <w:tbl>
       <w:tblPr>
         <w:tblW w:type="auto" w:w="0"/>
@@ -8857,27 +9436,6 @@
     <w:p/>
     <w:p>
       <w:pPr>
-        <w:spacing w:before="200" w:after="0"/>
-      </w:pPr>
-      <w:r>
-        <w:rPr>
-          <w:b/>
-          <w:color w:val="1F5A5C"/>
-          <w:sz w:val="16"/>
-        </w:rPr>
-        <w:t>TASK 18</w:t>
-      </w:r>
-    </w:p>
-    <w:p>
-      <w:pPr>
-        <w:pStyle w:val="Heading2"/>
-      </w:pPr>
-      <w:r>
-        <w:t>How you will prove it works</w:t>
-      </w:r>
-    </w:p>
-    <w:p>
-      <w:pPr>
         <w:spacing w:after="40"/>
       </w:pPr>
       <w:r>
@@ -8887,7 +9445,7 @@
           <w:color w:val="6B6660"/>
           <w:sz w:val="18"/>
         </w:rPr>
-        <w:t>Evidences: [ICTCLD502 PC 4.6]</w:t>
+        <w:t>Evidences: [ICTCLD401 FS Planning and organising]</w:t>
       </w:r>
     </w:p>
     <w:p>
@@ -8908,7 +9466,31 @@
           <w:color w:val="6B6660"/>
           <w:sz w:val="18"/>
         </w:rPr>
-        <w:t>at least one failure and one resize simulation are planned, each with a stated expected outcome. The expected outcome is what matters — Part B compares actual against it, and a simulation with no prediction cannot be compared to anything.</w:t>
+        <w:t>the changes are sequenced, not just listed, and the sequence is defensible — additive work before the disruptive database conversion. Each change carries a duration, a verification and a rollback, and the durations total less than the window with a stated buffer. Exact durations are estimates; the item is planning the work, not predicting AWS accurately.</w:t>
+      </w:r>
+    </w:p>
+    <w:p>
+      <w:pPr>
+        <w:spacing w:before="200" w:after="0"/>
+      </w:pPr>
+      <w:r>
+        <w:rPr>
+          <w:b/>
+          <w:color w:val="1F5A5C"/>
+          <w:sz w:val="16"/>
+        </w:rPr>
+        <w:t>TASK 18</w:t>
+      </w:r>
+    </w:p>
+    <w:p>
+      <w:pPr>
+        <w:pStyle w:val="Heading2"/>
+      </w:pPr>
+      <w:r>
+        <w:rPr>
+          <w:color w:val="1F5A5C"/>
+        </w:rPr>
+        <w:t>How you will prove it works</w:t>
       </w:r>
     </w:p>
     <w:p>
@@ -9353,6 +9935,41 @@
     <w:p/>
     <w:p>
       <w:pPr>
+        <w:spacing w:after="40"/>
+      </w:pPr>
+      <w:r>
+        <w:rPr>
+          <w:b w:val="0"/>
+          <w:i/>
+          <w:color w:val="6B6660"/>
+          <w:sz w:val="18"/>
+        </w:rPr>
+        <w:t>Evidences: [ICTCLD502 PC 4.6]</w:t>
+      </w:r>
+    </w:p>
+    <w:p>
+      <w:pPr>
+        <w:spacing w:after="120"/>
+      </w:pPr>
+      <w:r>
+        <w:rPr>
+          <w:b/>
+          <w:color w:val="6B6660"/>
+          <w:sz w:val="18"/>
+        </w:rPr>
+        <w:t xml:space="preserve">Satisfactory when </w:t>
+      </w:r>
+      <w:r>
+        <w:rPr>
+          <w:i/>
+          <w:color w:val="6B6660"/>
+          <w:sz w:val="18"/>
+        </w:rPr>
+        <w:t>at least one failure and one resize simulation are planned, each with a stated expected outcome. The expected outcome is what matters — Part B compares actual against it, and a simulation with no prediction cannot be compared to anything.</w:t>
+      </w:r>
+    </w:p>
+    <w:p>
+      <w:pPr>
         <w:pStyle w:val="Heading1"/>
       </w:pPr>
       <w:r>
@@ -9391,42 +10008,10 @@
         <w:pStyle w:val="Heading2"/>
       </w:pPr>
       <w:r>
+        <w:rPr>
+          <w:color w:val="1F5A5C"/>
+        </w:rPr>
         <w:t>Deploy the baseline environment</w:t>
-      </w:r>
-    </w:p>
-    <w:p>
-      <w:pPr>
-        <w:spacing w:after="40"/>
-      </w:pPr>
-      <w:r>
-        <w:rPr>
-          <w:b w:val="0"/>
-          <w:i/>
-          <w:color w:val="6B6660"/>
-          <w:sz w:val="18"/>
-        </w:rPr>
-        <w:t>Evidences: [ICTCLD502 PE 4]</w:t>
-      </w:r>
-    </w:p>
-    <w:p>
-      <w:pPr>
-        <w:spacing w:after="120"/>
-      </w:pPr>
-      <w:r>
-        <w:rPr>
-          <w:b/>
-          <w:color w:val="6B6660"/>
-          <w:sz w:val="18"/>
-        </w:rPr>
-        <w:t xml:space="preserve">Satisfactory when </w:t>
-      </w:r>
-      <w:r>
-        <w:rPr>
-          <w:i/>
-          <w:color w:val="6B6660"/>
-          <w:sz w:val="18"/>
-        </w:rPr>
-        <w:t>the baseline is deployed and serving. This task evidences console/CLI use; it is not assessing the student's design, which has not been built yet.</w:t>
       </w:r>
     </w:p>
     <w:p>
@@ -9456,6 +10041,7 @@
       </w:r>
       <w:r>
         <w:rPr>
+          <w:b w:val="0"/>
           <w:sz w:val="21"/>
         </w:rPr>
         <w:t>Download the lab-pack template from wherever your assessor has made it available.</w:t>
@@ -9475,9 +10061,17 @@
       </w:r>
       <w:r>
         <w:rPr>
+          <w:b w:val="0"/>
           <w:sz w:val="21"/>
         </w:rPr>
-        <w:t>Open CloudFormation → Create stack → Upload a template file, and select it.</w:t>
+        <w:t xml:space="preserve">Set your region before anything else — the stack builds into whichever region is selected. For the scenario this is Sydney, ap-southeast-2; use it if the region selector offers it. </w:t>
+      </w:r>
+      <w:r>
+        <w:rPr>
+          <w:b/>
+          <w:sz w:val="21"/>
+        </w:rPr>
+        <w:t>If you are working in AWS Academy Learner Lab or a similar restricted environment, Sydney will not be listed — choose us-east-1, or whichever region you do have. The template builds the same thing in any region.</w:t>
       </w:r>
     </w:p>
     <w:p>
@@ -9494,9 +10088,10 @@
       </w:r>
       <w:r>
         <w:rPr>
+          <w:b w:val="0"/>
           <w:sz w:val="21"/>
         </w:rPr>
-        <w:t>Give the stack a name, provide any parameters it asks for, and launch it.</w:t>
+        <w:t>Open CloudFormation → Create stack → Upload a template file, and select it.</w:t>
       </w:r>
     </w:p>
     <w:p>
@@ -9513,9 +10108,10 @@
       </w:r>
       <w:r>
         <w:rPr>
+          <w:b w:val="0"/>
           <w:sz w:val="21"/>
         </w:rPr>
-        <w:t>Wait until the stack reads CREATE_COMPLETE. This takes 10–15 minutes.</w:t>
+        <w:t>Give the stack a name, provide any parameters it asks for, and launch it.</w:t>
       </w:r>
     </w:p>
     <w:p>
@@ -9532,6 +10128,27 @@
       </w:r>
       <w:r>
         <w:rPr>
+          <w:b w:val="0"/>
+          <w:sz w:val="21"/>
+        </w:rPr>
+        <w:t>Wait until the stack reads CREATE_COMPLETE. This takes 10–15 minutes.</w:t>
+      </w:r>
+    </w:p>
+    <w:p>
+      <w:pPr>
+        <w:spacing w:after="60"/>
+        <w:ind w:left="340"/>
+      </w:pPr>
+      <w:r>
+        <w:rPr>
+          <w:b/>
+          <w:sz w:val="21"/>
+        </w:rPr>
+        <w:t xml:space="preserve">6.  </w:t>
+      </w:r>
+      <w:r>
+        <w:rPr>
+          <w:b w:val="0"/>
           <w:sz w:val="21"/>
         </w:rPr>
         <w:t>Open the load balancer's DNS name in a browser and confirm the placeholder page loads.</w:t>
@@ -9613,27 +10230,6 @@
     <w:p/>
     <w:p>
       <w:pPr>
-        <w:spacing w:before="200" w:after="0"/>
-      </w:pPr>
-      <w:r>
-        <w:rPr>
-          <w:b/>
-          <w:color w:val="1F5A5C"/>
-          <w:sz w:val="16"/>
-        </w:rPr>
-        <w:t>TASK 20</w:t>
-      </w:r>
-    </w:p>
-    <w:p>
-      <w:pPr>
-        <w:pStyle w:val="Heading2"/>
-      </w:pPr>
-      <w:r>
-        <w:t>Create the application subnet in the second zone</w:t>
-      </w:r>
-    </w:p>
-    <w:p>
-      <w:pPr>
         <w:spacing w:after="40"/>
       </w:pPr>
       <w:r>
@@ -9643,7 +10239,7 @@
           <w:color w:val="6B6660"/>
           <w:sz w:val="18"/>
         </w:rPr>
-        <w:t>Evidences: [ICTCLD502 PC 4.1] · [ICTCLD502 PE 1]</w:t>
+        <w:t>Evidences: [ICTCLD502 PE 4]</w:t>
       </w:r>
     </w:p>
     <w:p>
@@ -9664,7 +10260,31 @@
           <w:color w:val="6B6660"/>
           <w:sz w:val="18"/>
         </w:rPr>
-        <w:t>a private application subnet exists in the second availability zone and matches what the student designed in task 7. The CIDR is context — any non-overlapping range inside the VPC is fine.</w:t>
+        <w:t>the baseline is deployed and serving. This task evidences console/CLI use; it is not assessing the student's design, which has not been built yet.</w:t>
+      </w:r>
+    </w:p>
+    <w:p>
+      <w:pPr>
+        <w:spacing w:before="200" w:after="0"/>
+      </w:pPr>
+      <w:r>
+        <w:rPr>
+          <w:b/>
+          <w:color w:val="1F5A5C"/>
+          <w:sz w:val="16"/>
+        </w:rPr>
+        <w:t>TASK 20</w:t>
+      </w:r>
+    </w:p>
+    <w:p>
+      <w:pPr>
+        <w:pStyle w:val="Heading2"/>
+      </w:pPr>
+      <w:r>
+        <w:rPr>
+          <w:color w:val="1F5A5C"/>
+        </w:rPr>
+        <w:t>Create the application subnet in the second zone</w:t>
       </w:r>
     </w:p>
     <w:p>
@@ -9790,6 +10410,88 @@
           </w:p>
         </w:tc>
       </w:tr>
+      <w:tr>
+        <w:tc>
+          <w:tcPr>
+            <w:tcW w:type="dxa" w:w="2616"/>
+            <w:tcBorders>
+              <w:top w:val="single" w:sz="4" w:space="0" w:color="E4DED3"/>
+              <w:left w:val="single" w:sz="4" w:space="0" w:color="E4DED3"/>
+              <w:bottom w:val="single" w:sz="4" w:space="0" w:color="E4DED3"/>
+              <w:right w:val="single" w:sz="4" w:space="0" w:color="E4DED3"/>
+            </w:tcBorders>
+          </w:tcPr>
+          <w:p>
+            <w:r>
+              <w:rPr>
+                <w:color w:val="1F5A5C"/>
+                <w:sz w:val="18"/>
+              </w:rPr>
+              <w:t>private-app-b</w:t>
+            </w:r>
+          </w:p>
+        </w:tc>
+        <w:tc>
+          <w:tcPr>
+            <w:tcW w:type="dxa" w:w="2616"/>
+            <w:tcBorders>
+              <w:top w:val="single" w:sz="4" w:space="0" w:color="E4DED3"/>
+              <w:left w:val="single" w:sz="4" w:space="0" w:color="E4DED3"/>
+              <w:bottom w:val="single" w:sz="4" w:space="0" w:color="E4DED3"/>
+              <w:right w:val="single" w:sz="4" w:space="0" w:color="E4DED3"/>
+            </w:tcBorders>
+          </w:tcPr>
+          <w:p>
+            <w:r>
+              <w:rPr>
+                <w:color w:val="1F5A5C"/>
+                <w:sz w:val="18"/>
+              </w:rPr>
+              <w:t>10.0.12.0/24</w:t>
+            </w:r>
+          </w:p>
+        </w:tc>
+        <w:tc>
+          <w:tcPr>
+            <w:tcW w:type="dxa" w:w="2616"/>
+            <w:tcBorders>
+              <w:top w:val="single" w:sz="4" w:space="0" w:color="E4DED3"/>
+              <w:left w:val="single" w:sz="4" w:space="0" w:color="E4DED3"/>
+              <w:bottom w:val="single" w:sz="4" w:space="0" w:color="E4DED3"/>
+              <w:right w:val="single" w:sz="4" w:space="0" w:color="E4DED3"/>
+            </w:tcBorders>
+          </w:tcPr>
+          <w:p>
+            <w:r>
+              <w:rPr>
+                <w:color w:val="1F5A5C"/>
+                <w:sz w:val="18"/>
+              </w:rPr>
+              <w:t>us-east-1b</w:t>
+            </w:r>
+          </w:p>
+        </w:tc>
+        <w:tc>
+          <w:tcPr>
+            <w:tcW w:type="dxa" w:w="2616"/>
+            <w:tcBorders>
+              <w:top w:val="single" w:sz="4" w:space="0" w:color="E4DED3"/>
+              <w:left w:val="single" w:sz="4" w:space="0" w:color="E4DED3"/>
+              <w:bottom w:val="single" w:sz="4" w:space="0" w:color="E4DED3"/>
+              <w:right w:val="single" w:sz="4" w:space="0" w:color="E4DED3"/>
+            </w:tcBorders>
+          </w:tcPr>
+          <w:p>
+            <w:r>
+              <w:rPr>
+                <w:color w:val="1F5A5C"/>
+                <w:sz w:val="18"/>
+              </w:rPr>
+              <w:t>application instances — the second-zone half of the tier</w:t>
+            </w:r>
+          </w:p>
+        </w:tc>
+      </w:tr>
     </w:tbl>
     <w:p/>
     <w:p>
@@ -9845,27 +10547,6 @@
     <w:p/>
     <w:p>
       <w:pPr>
-        <w:spacing w:before="200" w:after="0"/>
-      </w:pPr>
-      <w:r>
-        <w:rPr>
-          <w:b/>
-          <w:color w:val="1F5A5C"/>
-          <w:sz w:val="16"/>
-        </w:rPr>
-        <w:t>TASK 21</w:t>
-      </w:r>
-    </w:p>
-    <w:p>
-      <w:pPr>
-        <w:pStyle w:val="Heading2"/>
-      </w:pPr>
-      <w:r>
-        <w:t>Give the new subnet a path out</w:t>
-      </w:r>
-    </w:p>
-    <w:p>
-      <w:pPr>
         <w:spacing w:after="40"/>
       </w:pPr>
       <w:r>
@@ -9875,7 +10556,7 @@
           <w:color w:val="6B6660"/>
           <w:sz w:val="18"/>
         </w:rPr>
-        <w:t>Evidences: [ICTCLD502 PC 4.1]</w:t>
+        <w:t>Evidences: [ICTCLD502 PC 4.1] · [ICTCLD502 PE 1]</w:t>
       </w:r>
     </w:p>
     <w:p>
@@ -9896,7 +10577,31 @@
           <w:color w:val="6B6660"/>
           <w:sz w:val="18"/>
         </w:rPr>
-        <w:t>the new subnet has a working outbound route, built to whichever option the student designed. Both options are satisfactory. A subnet with no route out is not.</w:t>
+        <w:t>a private application subnet exists in the second availability zone and matches what the student designed in task 7. The CIDR is context — any non-overlapping range inside the VPC is fine.</w:t>
+      </w:r>
+    </w:p>
+    <w:p>
+      <w:pPr>
+        <w:spacing w:before="200" w:after="0"/>
+      </w:pPr>
+      <w:r>
+        <w:rPr>
+          <w:b/>
+          <w:color w:val="1F5A5C"/>
+          <w:sz w:val="16"/>
+        </w:rPr>
+        <w:t>TASK 21</w:t>
+      </w:r>
+    </w:p>
+    <w:p>
+      <w:pPr>
+        <w:pStyle w:val="Heading2"/>
+      </w:pPr>
+      <w:r>
+        <w:rPr>
+          <w:color w:val="1F5A5C"/>
+        </w:rPr>
+        <w:t>Give the new subnet a path out</w:t>
       </w:r>
     </w:p>
     <w:p>
@@ -10000,6 +10705,192 @@
           </w:p>
         </w:tc>
       </w:tr>
+      <w:tr>
+        <w:tc>
+          <w:tcPr>
+            <w:tcW w:type="dxa" w:w="3489"/>
+            <w:tcBorders>
+              <w:top w:val="single" w:sz="4" w:space="0" w:color="E4DED3"/>
+              <w:left w:val="single" w:sz="4" w:space="0" w:color="E4DED3"/>
+              <w:bottom w:val="single" w:sz="4" w:space="0" w:color="E4DED3"/>
+              <w:right w:val="single" w:sz="4" w:space="0" w:color="E4DED3"/>
+            </w:tcBorders>
+          </w:tcPr>
+          <w:p>
+            <w:r>
+              <w:rPr>
+                <w:color w:val="1F5A5C"/>
+                <w:sz w:val="18"/>
+              </w:rPr>
+              <w:t>NAT gateway</w:t>
+            </w:r>
+          </w:p>
+        </w:tc>
+        <w:tc>
+          <w:tcPr>
+            <w:tcW w:type="dxa" w:w="3489"/>
+            <w:tcBorders>
+              <w:top w:val="single" w:sz="4" w:space="0" w:color="E4DED3"/>
+              <w:left w:val="single" w:sz="4" w:space="0" w:color="E4DED3"/>
+              <w:bottom w:val="single" w:sz="4" w:space="0" w:color="E4DED3"/>
+              <w:right w:val="single" w:sz="4" w:space="0" w:color="E4DED3"/>
+            </w:tcBorders>
+          </w:tcPr>
+          <w:p>
+            <w:r>
+              <w:rPr>
+                <w:color w:val="1F5A5C"/>
+                <w:sz w:val="18"/>
+              </w:rPr>
+              <w:t>a second one in public-web-b</w:t>
+            </w:r>
+          </w:p>
+        </w:tc>
+        <w:tc>
+          <w:tcPr>
+            <w:tcW w:type="dxa" w:w="3489"/>
+            <w:tcBorders>
+              <w:top w:val="single" w:sz="4" w:space="0" w:color="E4DED3"/>
+              <w:left w:val="single" w:sz="4" w:space="0" w:color="E4DED3"/>
+              <w:bottom w:val="single" w:sz="4" w:space="0" w:color="E4DED3"/>
+              <w:right w:val="single" w:sz="4" w:space="0" w:color="E4DED3"/>
+            </w:tcBorders>
+          </w:tcPr>
+          <w:p>
+            <w:r>
+              <w:rPr>
+                <w:color w:val="1F5A5C"/>
+                <w:sz w:val="18"/>
+              </w:rPr>
+              <w:t>so private-app-b does not depend on us-east-1a</w:t>
+            </w:r>
+          </w:p>
+        </w:tc>
+      </w:tr>
+      <w:tr>
+        <w:tc>
+          <w:tcPr>
+            <w:tcW w:type="dxa" w:w="3489"/>
+            <w:tcBorders>
+              <w:top w:val="single" w:sz="4" w:space="0" w:color="E4DED3"/>
+              <w:left w:val="single" w:sz="4" w:space="0" w:color="E4DED3"/>
+              <w:bottom w:val="single" w:sz="4" w:space="0" w:color="E4DED3"/>
+              <w:right w:val="single" w:sz="4" w:space="0" w:color="E4DED3"/>
+            </w:tcBorders>
+          </w:tcPr>
+          <w:p>
+            <w:r>
+              <w:rPr>
+                <w:color w:val="1F5A5C"/>
+                <w:sz w:val="18"/>
+              </w:rPr>
+              <w:t>Route table</w:t>
+            </w:r>
+          </w:p>
+        </w:tc>
+        <w:tc>
+          <w:tcPr>
+            <w:tcW w:type="dxa" w:w="3489"/>
+            <w:tcBorders>
+              <w:top w:val="single" w:sz="4" w:space="0" w:color="E4DED3"/>
+              <w:left w:val="single" w:sz="4" w:space="0" w:color="E4DED3"/>
+              <w:bottom w:val="single" w:sz="4" w:space="0" w:color="E4DED3"/>
+              <w:right w:val="single" w:sz="4" w:space="0" w:color="E4DED3"/>
+            </w:tcBorders>
+          </w:tcPr>
+          <w:p>
+            <w:r>
+              <w:rPr>
+                <w:color w:val="1F5A5C"/>
+                <w:sz w:val="18"/>
+              </w:rPr>
+              <w:t>private-app-b-rt — 0.0.0.0/0 to the new NAT gateway</w:t>
+            </w:r>
+          </w:p>
+        </w:tc>
+        <w:tc>
+          <w:tcPr>
+            <w:tcW w:type="dxa" w:w="3489"/>
+            <w:tcBorders>
+              <w:top w:val="single" w:sz="4" w:space="0" w:color="E4DED3"/>
+              <w:left w:val="single" w:sz="4" w:space="0" w:color="E4DED3"/>
+              <w:bottom w:val="single" w:sz="4" w:space="0" w:color="E4DED3"/>
+              <w:right w:val="single" w:sz="4" w:space="0" w:color="E4DED3"/>
+            </w:tcBorders>
+          </w:tcPr>
+          <w:p>
+            <w:r>
+              <w:rPr>
+                <w:color w:val="1F5A5C"/>
+                <w:sz w:val="18"/>
+              </w:rPr>
+              <w:t>each zone routes out through its own zone</w:t>
+            </w:r>
+          </w:p>
+        </w:tc>
+      </w:tr>
+      <w:tr>
+        <w:tc>
+          <w:tcPr>
+            <w:tcW w:type="dxa" w:w="3489"/>
+            <w:tcBorders>
+              <w:top w:val="single" w:sz="4" w:space="0" w:color="E4DED3"/>
+              <w:left w:val="single" w:sz="4" w:space="0" w:color="E4DED3"/>
+              <w:bottom w:val="single" w:sz="4" w:space="0" w:color="E4DED3"/>
+              <w:right w:val="single" w:sz="4" w:space="0" w:color="E4DED3"/>
+            </w:tcBorders>
+          </w:tcPr>
+          <w:p>
+            <w:r>
+              <w:rPr>
+                <w:color w:val="1F5A5C"/>
+                <w:sz w:val="18"/>
+              </w:rPr>
+              <w:t>If you accept the shared gateway instead</w:t>
+            </w:r>
+          </w:p>
+        </w:tc>
+        <w:tc>
+          <w:tcPr>
+            <w:tcW w:type="dxa" w:w="3489"/>
+            <w:tcBorders>
+              <w:top w:val="single" w:sz="4" w:space="0" w:color="E4DED3"/>
+              <w:left w:val="single" w:sz="4" w:space="0" w:color="E4DED3"/>
+              <w:bottom w:val="single" w:sz="4" w:space="0" w:color="E4DED3"/>
+              <w:right w:val="single" w:sz="4" w:space="0" w:color="E4DED3"/>
+            </w:tcBorders>
+          </w:tcPr>
+          <w:p>
+            <w:r>
+              <w:rPr>
+                <w:color w:val="1F5A5C"/>
+                <w:sz w:val="18"/>
+              </w:rPr>
+              <w:t>state it here and say what breaks if us-east-1a fails</w:t>
+            </w:r>
+          </w:p>
+        </w:tc>
+        <w:tc>
+          <w:tcPr>
+            <w:tcW w:type="dxa" w:w="3489"/>
+            <w:tcBorders>
+              <w:top w:val="single" w:sz="4" w:space="0" w:color="E4DED3"/>
+              <w:left w:val="single" w:sz="4" w:space="0" w:color="E4DED3"/>
+              <w:bottom w:val="single" w:sz="4" w:space="0" w:color="E4DED3"/>
+              <w:right w:val="single" w:sz="4" w:space="0" w:color="E4DED3"/>
+            </w:tcBorders>
+          </w:tcPr>
+          <w:p>
+            <w:r>
+              <w:rPr>
+                <w:color w:val="1F5A5C"/>
+                <w:sz w:val="18"/>
+              </w:rPr>
+              <w:t>an accepted, documented risk is a legitimate design position</w:t>
+            </w:r>
+          </w:p>
+        </w:tc>
+      </w:tr>
     </w:tbl>
     <w:p/>
     <w:p>
@@ -10077,27 +10968,6 @@
     <w:p/>
     <w:p>
       <w:pPr>
-        <w:spacing w:before="200" w:after="0"/>
-      </w:pPr>
-      <w:r>
-        <w:rPr>
-          <w:b/>
-          <w:color w:val="1F5A5C"/>
-          <w:sz w:val="16"/>
-        </w:rPr>
-        <w:t>TASK 22</w:t>
-      </w:r>
-    </w:p>
-    <w:p>
-      <w:pPr>
-        <w:pStyle w:val="Heading2"/>
-      </w:pPr>
-      <w:r>
-        <w:t>Extend the application tier across both zones</w:t>
-      </w:r>
-    </w:p>
-    <w:p>
-      <w:pPr>
         <w:spacing w:after="40"/>
       </w:pPr>
       <w:r>
@@ -10107,7 +10977,7 @@
           <w:color w:val="6B6660"/>
           <w:sz w:val="18"/>
         </w:rPr>
-        <w:t>Evidences: [ICTCLD502 PC 4.1] · [ICTCLD502 PE 2]</w:t>
+        <w:t>Evidences: [ICTCLD502 PC 4.1]</w:t>
       </w:r>
     </w:p>
     <w:p>
@@ -10128,7 +10998,31 @@
           <w:color w:val="6B6660"/>
           <w:sz w:val="18"/>
         </w:rPr>
-        <w:t>the group runs across two availability zones with a minimum of at least two, and both instances are healthy in the target group. The exact minimum, maximum, warm-up and scaling target are context. A group left at minimum 1, or confined to one subnet, does not evidence the item.</w:t>
+        <w:t>the new subnet has a working outbound route, built to whichever option the student designed. Both options are satisfactory. A subnet with no route out is not.</w:t>
+      </w:r>
+    </w:p>
+    <w:p>
+      <w:pPr>
+        <w:spacing w:before="200" w:after="0"/>
+      </w:pPr>
+      <w:r>
+        <w:rPr>
+          <w:b/>
+          <w:color w:val="1F5A5C"/>
+          <w:sz w:val="16"/>
+        </w:rPr>
+        <w:t>TASK 22</w:t>
+      </w:r>
+    </w:p>
+    <w:p>
+      <w:pPr>
+        <w:pStyle w:val="Heading2"/>
+      </w:pPr>
+      <w:r>
+        <w:rPr>
+          <w:color w:val="1F5A5C"/>
+        </w:rPr>
+        <w:t>Extend the application tier across both zones</w:t>
       </w:r>
     </w:p>
     <w:p>
@@ -10232,6 +11126,316 @@
           </w:p>
         </w:tc>
       </w:tr>
+      <w:tr>
+        <w:tc>
+          <w:tcPr>
+            <w:tcW w:type="dxa" w:w="3489"/>
+            <w:tcBorders>
+              <w:top w:val="single" w:sz="4" w:space="0" w:color="E4DED3"/>
+              <w:left w:val="single" w:sz="4" w:space="0" w:color="E4DED3"/>
+              <w:bottom w:val="single" w:sz="4" w:space="0" w:color="E4DED3"/>
+              <w:right w:val="single" w:sz="4" w:space="0" w:color="E4DED3"/>
+            </w:tcBorders>
+          </w:tcPr>
+          <w:p>
+            <w:r>
+              <w:rPr>
+                <w:color w:val="1F5A5C"/>
+                <w:sz w:val="18"/>
+              </w:rPr>
+              <w:t>Subnets</w:t>
+            </w:r>
+          </w:p>
+        </w:tc>
+        <w:tc>
+          <w:tcPr>
+            <w:tcW w:type="dxa" w:w="3489"/>
+            <w:tcBorders>
+              <w:top w:val="single" w:sz="4" w:space="0" w:color="E4DED3"/>
+              <w:left w:val="single" w:sz="4" w:space="0" w:color="E4DED3"/>
+              <w:bottom w:val="single" w:sz="4" w:space="0" w:color="E4DED3"/>
+              <w:right w:val="single" w:sz="4" w:space="0" w:color="E4DED3"/>
+            </w:tcBorders>
+          </w:tcPr>
+          <w:p>
+            <w:r>
+              <w:rPr>
+                <w:color w:val="1F5A5C"/>
+                <w:sz w:val="18"/>
+              </w:rPr>
+              <w:t>private-app-a and private-app-b</w:t>
+            </w:r>
+          </w:p>
+        </w:tc>
+        <w:tc>
+          <w:tcPr>
+            <w:tcW w:type="dxa" w:w="3489"/>
+            <w:tcBorders>
+              <w:top w:val="single" w:sz="4" w:space="0" w:color="E4DED3"/>
+              <w:left w:val="single" w:sz="4" w:space="0" w:color="E4DED3"/>
+              <w:bottom w:val="single" w:sz="4" w:space="0" w:color="E4DED3"/>
+              <w:right w:val="single" w:sz="4" w:space="0" w:color="E4DED3"/>
+            </w:tcBorders>
+          </w:tcPr>
+          <w:p>
+            <w:r>
+              <w:rPr>
+                <w:color w:val="1F5A5C"/>
+                <w:sz w:val="18"/>
+              </w:rPr>
+              <w:t>one instance in each zone</w:t>
+            </w:r>
+          </w:p>
+        </w:tc>
+      </w:tr>
+      <w:tr>
+        <w:tc>
+          <w:tcPr>
+            <w:tcW w:type="dxa" w:w="3489"/>
+            <w:tcBorders>
+              <w:top w:val="single" w:sz="4" w:space="0" w:color="E4DED3"/>
+              <w:left w:val="single" w:sz="4" w:space="0" w:color="E4DED3"/>
+              <w:bottom w:val="single" w:sz="4" w:space="0" w:color="E4DED3"/>
+              <w:right w:val="single" w:sz="4" w:space="0" w:color="E4DED3"/>
+            </w:tcBorders>
+          </w:tcPr>
+          <w:p>
+            <w:r>
+              <w:rPr>
+                <w:color w:val="1F5A5C"/>
+                <w:sz w:val="18"/>
+              </w:rPr>
+              <w:t>Minimum</w:t>
+            </w:r>
+          </w:p>
+        </w:tc>
+        <w:tc>
+          <w:tcPr>
+            <w:tcW w:type="dxa" w:w="3489"/>
+            <w:tcBorders>
+              <w:top w:val="single" w:sz="4" w:space="0" w:color="E4DED3"/>
+              <w:left w:val="single" w:sz="4" w:space="0" w:color="E4DED3"/>
+              <w:bottom w:val="single" w:sz="4" w:space="0" w:color="E4DED3"/>
+              <w:right w:val="single" w:sz="4" w:space="0" w:color="E4DED3"/>
+            </w:tcBorders>
+          </w:tcPr>
+          <w:p>
+            <w:r>
+              <w:rPr>
+                <w:color w:val="1F5A5C"/>
+                <w:sz w:val="18"/>
+              </w:rPr>
+              <w:t>2</w:t>
+            </w:r>
+          </w:p>
+        </w:tc>
+        <w:tc>
+          <w:tcPr>
+            <w:tcW w:type="dxa" w:w="3489"/>
+            <w:tcBorders>
+              <w:top w:val="single" w:sz="4" w:space="0" w:color="E4DED3"/>
+              <w:left w:val="single" w:sz="4" w:space="0" w:color="E4DED3"/>
+              <w:bottom w:val="single" w:sz="4" w:space="0" w:color="E4DED3"/>
+              <w:right w:val="single" w:sz="4" w:space="0" w:color="E4DED3"/>
+            </w:tcBorders>
+          </w:tcPr>
+          <w:p>
+            <w:r>
+              <w:rPr>
+                <w:color w:val="1F5A5C"/>
+                <w:sz w:val="18"/>
+              </w:rPr>
+              <w:t>a zone failure must still leave one instance serving</w:t>
+            </w:r>
+          </w:p>
+        </w:tc>
+      </w:tr>
+      <w:tr>
+        <w:tc>
+          <w:tcPr>
+            <w:tcW w:type="dxa" w:w="3489"/>
+            <w:tcBorders>
+              <w:top w:val="single" w:sz="4" w:space="0" w:color="E4DED3"/>
+              <w:left w:val="single" w:sz="4" w:space="0" w:color="E4DED3"/>
+              <w:bottom w:val="single" w:sz="4" w:space="0" w:color="E4DED3"/>
+              <w:right w:val="single" w:sz="4" w:space="0" w:color="E4DED3"/>
+            </w:tcBorders>
+          </w:tcPr>
+          <w:p>
+            <w:r>
+              <w:rPr>
+                <w:color w:val="1F5A5C"/>
+                <w:sz w:val="18"/>
+              </w:rPr>
+              <w:t>Desired</w:t>
+            </w:r>
+          </w:p>
+        </w:tc>
+        <w:tc>
+          <w:tcPr>
+            <w:tcW w:type="dxa" w:w="3489"/>
+            <w:tcBorders>
+              <w:top w:val="single" w:sz="4" w:space="0" w:color="E4DED3"/>
+              <w:left w:val="single" w:sz="4" w:space="0" w:color="E4DED3"/>
+              <w:bottom w:val="single" w:sz="4" w:space="0" w:color="E4DED3"/>
+              <w:right w:val="single" w:sz="4" w:space="0" w:color="E4DED3"/>
+            </w:tcBorders>
+          </w:tcPr>
+          <w:p>
+            <w:r>
+              <w:rPr>
+                <w:color w:val="1F5A5C"/>
+                <w:sz w:val="18"/>
+              </w:rPr>
+              <w:t>2</w:t>
+            </w:r>
+          </w:p>
+        </w:tc>
+        <w:tc>
+          <w:tcPr>
+            <w:tcW w:type="dxa" w:w="3489"/>
+            <w:tcBorders>
+              <w:top w:val="single" w:sz="4" w:space="0" w:color="E4DED3"/>
+              <w:left w:val="single" w:sz="4" w:space="0" w:color="E4DED3"/>
+              <w:bottom w:val="single" w:sz="4" w:space="0" w:color="E4DED3"/>
+              <w:right w:val="single" w:sz="4" w:space="0" w:color="E4DED3"/>
+            </w:tcBorders>
+          </w:tcPr>
+          <w:p>
+            <w:r>
+              <w:rPr>
+                <w:color w:val="1F5A5C"/>
+                <w:sz w:val="18"/>
+              </w:rPr>
+              <w:t>one per zone under normal load</w:t>
+            </w:r>
+          </w:p>
+        </w:tc>
+      </w:tr>
+      <w:tr>
+        <w:tc>
+          <w:tcPr>
+            <w:tcW w:type="dxa" w:w="3489"/>
+            <w:tcBorders>
+              <w:top w:val="single" w:sz="4" w:space="0" w:color="E4DED3"/>
+              <w:left w:val="single" w:sz="4" w:space="0" w:color="E4DED3"/>
+              <w:bottom w:val="single" w:sz="4" w:space="0" w:color="E4DED3"/>
+              <w:right w:val="single" w:sz="4" w:space="0" w:color="E4DED3"/>
+            </w:tcBorders>
+          </w:tcPr>
+          <w:p>
+            <w:r>
+              <w:rPr>
+                <w:color w:val="1F5A5C"/>
+                <w:sz w:val="18"/>
+              </w:rPr>
+              <w:t>Maximum</w:t>
+            </w:r>
+          </w:p>
+        </w:tc>
+        <w:tc>
+          <w:tcPr>
+            <w:tcW w:type="dxa" w:w="3489"/>
+            <w:tcBorders>
+              <w:top w:val="single" w:sz="4" w:space="0" w:color="E4DED3"/>
+              <w:left w:val="single" w:sz="4" w:space="0" w:color="E4DED3"/>
+              <w:bottom w:val="single" w:sz="4" w:space="0" w:color="E4DED3"/>
+              <w:right w:val="single" w:sz="4" w:space="0" w:color="E4DED3"/>
+            </w:tcBorders>
+          </w:tcPr>
+          <w:p>
+            <w:r>
+              <w:rPr>
+                <w:color w:val="1F5A5C"/>
+                <w:sz w:val="18"/>
+              </w:rPr>
+              <w:t>4</w:t>
+            </w:r>
+          </w:p>
+        </w:tc>
+        <w:tc>
+          <w:tcPr>
+            <w:tcW w:type="dxa" w:w="3489"/>
+            <w:tcBorders>
+              <w:top w:val="single" w:sz="4" w:space="0" w:color="E4DED3"/>
+              <w:left w:val="single" w:sz="4" w:space="0" w:color="E4DED3"/>
+              <w:bottom w:val="single" w:sz="4" w:space="0" w:color="E4DED3"/>
+              <w:right w:val="single" w:sz="4" w:space="0" w:color="E4DED3"/>
+            </w:tcBorders>
+          </w:tcPr>
+          <w:p>
+            <w:r>
+              <w:rPr>
+                <w:color w:val="1F5A5C"/>
+                <w:sz w:val="18"/>
+              </w:rPr>
+              <w:t>headroom for the assessment-period peak</w:t>
+            </w:r>
+          </w:p>
+        </w:tc>
+      </w:tr>
+      <w:tr>
+        <w:tc>
+          <w:tcPr>
+            <w:tcW w:type="dxa" w:w="3489"/>
+            <w:tcBorders>
+              <w:top w:val="single" w:sz="4" w:space="0" w:color="E4DED3"/>
+              <w:left w:val="single" w:sz="4" w:space="0" w:color="E4DED3"/>
+              <w:bottom w:val="single" w:sz="4" w:space="0" w:color="E4DED3"/>
+              <w:right w:val="single" w:sz="4" w:space="0" w:color="E4DED3"/>
+            </w:tcBorders>
+          </w:tcPr>
+          <w:p>
+            <w:r>
+              <w:rPr>
+                <w:color w:val="1F5A5C"/>
+                <w:sz w:val="18"/>
+              </w:rPr>
+              <w:t>Scaling policy</w:t>
+            </w:r>
+          </w:p>
+        </w:tc>
+        <w:tc>
+          <w:tcPr>
+            <w:tcW w:type="dxa" w:w="3489"/>
+            <w:tcBorders>
+              <w:top w:val="single" w:sz="4" w:space="0" w:color="E4DED3"/>
+              <w:left w:val="single" w:sz="4" w:space="0" w:color="E4DED3"/>
+              <w:bottom w:val="single" w:sz="4" w:space="0" w:color="E4DED3"/>
+              <w:right w:val="single" w:sz="4" w:space="0" w:color="E4DED3"/>
+            </w:tcBorders>
+          </w:tcPr>
+          <w:p>
+            <w:r>
+              <w:rPr>
+                <w:color w:val="1F5A5C"/>
+                <w:sz w:val="18"/>
+              </w:rPr>
+              <w:t>target tracking, average CPU 70%</w:t>
+            </w:r>
+          </w:p>
+        </w:tc>
+        <w:tc>
+          <w:tcPr>
+            <w:tcW w:type="dxa" w:w="3489"/>
+            <w:tcBorders>
+              <w:top w:val="single" w:sz="4" w:space="0" w:color="E4DED3"/>
+              <w:left w:val="single" w:sz="4" w:space="0" w:color="E4DED3"/>
+              <w:bottom w:val="single" w:sz="4" w:space="0" w:color="E4DED3"/>
+              <w:right w:val="single" w:sz="4" w:space="0" w:color="E4DED3"/>
+            </w:tcBorders>
+          </w:tcPr>
+          <w:p>
+            <w:r>
+              <w:rPr>
+                <w:color w:val="1F5A5C"/>
+                <w:sz w:val="18"/>
+              </w:rPr>
+              <w:t>unchanged from the baseline — it was not the problem</w:t>
+            </w:r>
+          </w:p>
+        </w:tc>
+      </w:tr>
     </w:tbl>
     <w:p/>
     <w:p>
@@ -10309,27 +11513,6 @@
     <w:p/>
     <w:p>
       <w:pPr>
-        <w:spacing w:before="200" w:after="0"/>
-      </w:pPr>
-      <w:r>
-        <w:rPr>
-          <w:b/>
-          <w:color w:val="1F5A5C"/>
-          <w:sz w:val="16"/>
-        </w:rPr>
-        <w:t>TASK 23</w:t>
-      </w:r>
-    </w:p>
-    <w:p>
-      <w:pPr>
-        <w:pStyle w:val="Heading2"/>
-      </w:pPr>
-      <w:r>
-        <w:t>Convert the database</w:t>
-      </w:r>
-    </w:p>
-    <w:p>
-      <w:pPr>
         <w:spacing w:after="40"/>
       </w:pPr>
       <w:r>
@@ -10339,7 +11522,7 @@
           <w:color w:val="6B6660"/>
           <w:sz w:val="18"/>
         </w:rPr>
-        <w:t>Evidences: [ICTCLD502 PC 4.1] · [ICTCLD502 PE 1]</w:t>
+        <w:t>Evidences: [ICTCLD502 PC 4.1] · [ICTCLD502 PE 2]</w:t>
       </w:r>
     </w:p>
     <w:p>
@@ -10360,7 +11543,31 @@
           <w:color w:val="6B6660"/>
           <w:sz w:val="18"/>
         </w:rPr>
-        <w:t>the database is running with a standby in a second availability zone and the application still reaches it. This is the item that carries the fault-tolerance requirement for the data tier — there is no alternative configuration that meets it within the recovery targets.</w:t>
+        <w:t>the group runs across two availability zones with a minimum of at least two, and both instances are healthy in the target group. The exact minimum, maximum, warm-up and scaling target are context. A group left at minimum 1, or confined to one subnet, does not evidence the item.</w:t>
+      </w:r>
+    </w:p>
+    <w:p>
+      <w:pPr>
+        <w:spacing w:before="200" w:after="0"/>
+      </w:pPr>
+      <w:r>
+        <w:rPr>
+          <w:b/>
+          <w:color w:val="1F5A5C"/>
+          <w:sz w:val="16"/>
+        </w:rPr>
+        <w:t>TASK 23</w:t>
+      </w:r>
+    </w:p>
+    <w:p>
+      <w:pPr>
+        <w:pStyle w:val="Heading2"/>
+      </w:pPr>
+      <w:r>
+        <w:rPr>
+          <w:color w:val="1F5A5C"/>
+        </w:rPr>
+        <w:t>Convert the database</w:t>
       </w:r>
     </w:p>
     <w:p>
@@ -10464,6 +11671,254 @@
           </w:p>
         </w:tc>
       </w:tr>
+      <w:tr>
+        <w:tc>
+          <w:tcPr>
+            <w:tcW w:type="dxa" w:w="3489"/>
+            <w:tcBorders>
+              <w:top w:val="single" w:sz="4" w:space="0" w:color="E4DED3"/>
+              <w:left w:val="single" w:sz="4" w:space="0" w:color="E4DED3"/>
+              <w:bottom w:val="single" w:sz="4" w:space="0" w:color="E4DED3"/>
+              <w:right w:val="single" w:sz="4" w:space="0" w:color="E4DED3"/>
+            </w:tcBorders>
+          </w:tcPr>
+          <w:p>
+            <w:r>
+              <w:rPr>
+                <w:color w:val="1F5A5C"/>
+                <w:sz w:val="18"/>
+              </w:rPr>
+              <w:t>Multi-AZ</w:t>
+            </w:r>
+          </w:p>
+        </w:tc>
+        <w:tc>
+          <w:tcPr>
+            <w:tcW w:type="dxa" w:w="3489"/>
+            <w:tcBorders>
+              <w:top w:val="single" w:sz="4" w:space="0" w:color="E4DED3"/>
+              <w:left w:val="single" w:sz="4" w:space="0" w:color="E4DED3"/>
+              <w:bottom w:val="single" w:sz="4" w:space="0" w:color="E4DED3"/>
+              <w:right w:val="single" w:sz="4" w:space="0" w:color="E4DED3"/>
+            </w:tcBorders>
+          </w:tcPr>
+          <w:p>
+            <w:r>
+              <w:rPr>
+                <w:color w:val="1F5A5C"/>
+                <w:sz w:val="18"/>
+              </w:rPr>
+              <w:t>yes — standby in us-east-1b</w:t>
+            </w:r>
+          </w:p>
+        </w:tc>
+        <w:tc>
+          <w:tcPr>
+            <w:tcW w:type="dxa" w:w="3489"/>
+            <w:tcBorders>
+              <w:top w:val="single" w:sz="4" w:space="0" w:color="E4DED3"/>
+              <w:left w:val="single" w:sz="4" w:space="0" w:color="E4DED3"/>
+              <w:bottom w:val="single" w:sz="4" w:space="0" w:color="E4DED3"/>
+              <w:right w:val="single" w:sz="4" w:space="0" w:color="E4DED3"/>
+            </w:tcBorders>
+          </w:tcPr>
+          <w:p>
+            <w:r>
+              <w:rPr>
+                <w:color w:val="1F5A5C"/>
+                <w:sz w:val="18"/>
+              </w:rPr>
+              <w:t>automatic failover instead of restoring a backup</w:t>
+            </w:r>
+          </w:p>
+        </w:tc>
+      </w:tr>
+      <w:tr>
+        <w:tc>
+          <w:tcPr>
+            <w:tcW w:type="dxa" w:w="3489"/>
+            <w:tcBorders>
+              <w:top w:val="single" w:sz="4" w:space="0" w:color="E4DED3"/>
+              <w:left w:val="single" w:sz="4" w:space="0" w:color="E4DED3"/>
+              <w:bottom w:val="single" w:sz="4" w:space="0" w:color="E4DED3"/>
+              <w:right w:val="single" w:sz="4" w:space="0" w:color="E4DED3"/>
+            </w:tcBorders>
+          </w:tcPr>
+          <w:p>
+            <w:r>
+              <w:rPr>
+                <w:color w:val="1F5A5C"/>
+                <w:sz w:val="18"/>
+              </w:rPr>
+              <w:t>Endpoint</w:t>
+            </w:r>
+          </w:p>
+        </w:tc>
+        <w:tc>
+          <w:tcPr>
+            <w:tcW w:type="dxa" w:w="3489"/>
+            <w:tcBorders>
+              <w:top w:val="single" w:sz="4" w:space="0" w:color="E4DED3"/>
+              <w:left w:val="single" w:sz="4" w:space="0" w:color="E4DED3"/>
+              <w:bottom w:val="single" w:sz="4" w:space="0" w:color="E4DED3"/>
+              <w:right w:val="single" w:sz="4" w:space="0" w:color="E4DED3"/>
+            </w:tcBorders>
+          </w:tcPr>
+          <w:p>
+            <w:r>
+              <w:rPr>
+                <w:color w:val="1F5A5C"/>
+                <w:sz w:val="18"/>
+              </w:rPr>
+              <w:t>unchanged</w:t>
+            </w:r>
+          </w:p>
+        </w:tc>
+        <w:tc>
+          <w:tcPr>
+            <w:tcW w:type="dxa" w:w="3489"/>
+            <w:tcBorders>
+              <w:top w:val="single" w:sz="4" w:space="0" w:color="E4DED3"/>
+              <w:left w:val="single" w:sz="4" w:space="0" w:color="E4DED3"/>
+              <w:bottom w:val="single" w:sz="4" w:space="0" w:color="E4DED3"/>
+              <w:right w:val="single" w:sz="4" w:space="0" w:color="E4DED3"/>
+            </w:tcBorders>
+          </w:tcPr>
+          <w:p>
+            <w:r>
+              <w:rPr>
+                <w:color w:val="1F5A5C"/>
+                <w:sz w:val="18"/>
+              </w:rPr>
+              <w:t>the application connects to the same name; failover is transparent</w:t>
+            </w:r>
+          </w:p>
+        </w:tc>
+      </w:tr>
+      <w:tr>
+        <w:tc>
+          <w:tcPr>
+            <w:tcW w:type="dxa" w:w="3489"/>
+            <w:tcBorders>
+              <w:top w:val="single" w:sz="4" w:space="0" w:color="E4DED3"/>
+              <w:left w:val="single" w:sz="4" w:space="0" w:color="E4DED3"/>
+              <w:bottom w:val="single" w:sz="4" w:space="0" w:color="E4DED3"/>
+              <w:right w:val="single" w:sz="4" w:space="0" w:color="E4DED3"/>
+            </w:tcBorders>
+          </w:tcPr>
+          <w:p>
+            <w:r>
+              <w:rPr>
+                <w:color w:val="1F5A5C"/>
+                <w:sz w:val="18"/>
+              </w:rPr>
+              <w:t>Backup retention</w:t>
+            </w:r>
+          </w:p>
+        </w:tc>
+        <w:tc>
+          <w:tcPr>
+            <w:tcW w:type="dxa" w:w="3489"/>
+            <w:tcBorders>
+              <w:top w:val="single" w:sz="4" w:space="0" w:color="E4DED3"/>
+              <w:left w:val="single" w:sz="4" w:space="0" w:color="E4DED3"/>
+              <w:bottom w:val="single" w:sz="4" w:space="0" w:color="E4DED3"/>
+              <w:right w:val="single" w:sz="4" w:space="0" w:color="E4DED3"/>
+            </w:tcBorders>
+          </w:tcPr>
+          <w:p>
+            <w:r>
+              <w:rPr>
+                <w:color w:val="1F5A5C"/>
+                <w:sz w:val="18"/>
+              </w:rPr>
+              <w:t>7 days, unchanged</w:t>
+            </w:r>
+          </w:p>
+        </w:tc>
+        <w:tc>
+          <w:tcPr>
+            <w:tcW w:type="dxa" w:w="3489"/>
+            <w:tcBorders>
+              <w:top w:val="single" w:sz="4" w:space="0" w:color="E4DED3"/>
+              <w:left w:val="single" w:sz="4" w:space="0" w:color="E4DED3"/>
+              <w:bottom w:val="single" w:sz="4" w:space="0" w:color="E4DED3"/>
+              <w:right w:val="single" w:sz="4" w:space="0" w:color="E4DED3"/>
+            </w:tcBorders>
+          </w:tcPr>
+          <w:p>
+            <w:r>
+              <w:rPr>
+                <w:color w:val="1F5A5C"/>
+                <w:sz w:val="18"/>
+              </w:rPr>
+              <w:t>the standby addresses RTO; backups still address RPO</w:t>
+            </w:r>
+          </w:p>
+        </w:tc>
+      </w:tr>
+      <w:tr>
+        <w:tc>
+          <w:tcPr>
+            <w:tcW w:type="dxa" w:w="3489"/>
+            <w:tcBorders>
+              <w:top w:val="single" w:sz="4" w:space="0" w:color="E4DED3"/>
+              <w:left w:val="single" w:sz="4" w:space="0" w:color="E4DED3"/>
+              <w:bottom w:val="single" w:sz="4" w:space="0" w:color="E4DED3"/>
+              <w:right w:val="single" w:sz="4" w:space="0" w:color="E4DED3"/>
+            </w:tcBorders>
+          </w:tcPr>
+          <w:p>
+            <w:r>
+              <w:rPr>
+                <w:color w:val="1F5A5C"/>
+                <w:sz w:val="18"/>
+              </w:rPr>
+              <w:t>Expected RTO after the change</w:t>
+            </w:r>
+          </w:p>
+        </w:tc>
+        <w:tc>
+          <w:tcPr>
+            <w:tcW w:type="dxa" w:w="3489"/>
+            <w:tcBorders>
+              <w:top w:val="single" w:sz="4" w:space="0" w:color="E4DED3"/>
+              <w:left w:val="single" w:sz="4" w:space="0" w:color="E4DED3"/>
+              <w:bottom w:val="single" w:sz="4" w:space="0" w:color="E4DED3"/>
+              <w:right w:val="single" w:sz="4" w:space="0" w:color="E4DED3"/>
+            </w:tcBorders>
+          </w:tcPr>
+          <w:p>
+            <w:r>
+              <w:rPr>
+                <w:color w:val="1F5A5C"/>
+                <w:sz w:val="18"/>
+              </w:rPr>
+              <w:t>1–2 minutes</w:t>
+            </w:r>
+          </w:p>
+        </w:tc>
+        <w:tc>
+          <w:tcPr>
+            <w:tcW w:type="dxa" w:w="3489"/>
+            <w:tcBorders>
+              <w:top w:val="single" w:sz="4" w:space="0" w:color="E4DED3"/>
+              <w:left w:val="single" w:sz="4" w:space="0" w:color="E4DED3"/>
+              <w:bottom w:val="single" w:sz="4" w:space="0" w:color="E4DED3"/>
+              <w:right w:val="single" w:sz="4" w:space="0" w:color="E4DED3"/>
+            </w:tcBorders>
+          </w:tcPr>
+          <w:p>
+            <w:r>
+              <w:rPr>
+                <w:color w:val="1F5A5C"/>
+                <w:sz w:val="18"/>
+              </w:rPr>
+              <w:t>failover time, against the 4-hour target</w:t>
+            </w:r>
+          </w:p>
+        </w:tc>
+      </w:tr>
     </w:tbl>
     <w:p/>
     <w:p>
@@ -10541,27 +11996,6 @@
     <w:p/>
     <w:p>
       <w:pPr>
-        <w:spacing w:before="200" w:after="0"/>
-      </w:pPr>
-      <w:r>
-        <w:rPr>
-          <w:b/>
-          <w:color w:val="1F5A5C"/>
-          <w:sz w:val="16"/>
-        </w:rPr>
-        <w:t>TASK 24</w:t>
-      </w:r>
-    </w:p>
-    <w:p>
-      <w:pPr>
-        <w:pStyle w:val="Heading2"/>
-      </w:pPr>
-      <w:r>
-        <w:t>Build your HA monitoring</w:t>
-      </w:r>
-    </w:p>
-    <w:p>
-      <w:pPr>
         <w:spacing w:after="40"/>
       </w:pPr>
       <w:r>
@@ -10571,7 +12005,7 @@
           <w:color w:val="6B6660"/>
           <w:sz w:val="18"/>
         </w:rPr>
-        <w:t>Evidences: [ICTCLD502 PC 4.3] · [ICTCLD502 PE 5]</w:t>
+        <w:t>Evidences: [ICTCLD502 PC 4.1] · [ICTCLD502 PE 1]</w:t>
       </w:r>
     </w:p>
     <w:p>
@@ -10592,7 +12026,31 @@
           <w:color w:val="6B6660"/>
           <w:sz w:val="18"/>
         </w:rPr>
-        <w:t>at least one alarm exists that would reveal a loss of availability the baseline pair would miss, and it is the one the student designed. Thresholds are context.</w:t>
+        <w:t>the database is running with a standby in a second availability zone and the application still reaches it. This is the item that carries the fault-tolerance requirement for the data tier — there is no alternative configuration that meets it within the recovery targets.</w:t>
+      </w:r>
+    </w:p>
+    <w:p>
+      <w:pPr>
+        <w:spacing w:before="200" w:after="0"/>
+      </w:pPr>
+      <w:r>
+        <w:rPr>
+          <w:b/>
+          <w:color w:val="1F5A5C"/>
+          <w:sz w:val="16"/>
+        </w:rPr>
+        <w:t>TASK 24</w:t>
+      </w:r>
+    </w:p>
+    <w:p>
+      <w:pPr>
+        <w:pStyle w:val="Heading2"/>
+      </w:pPr>
+      <w:r>
+        <w:rPr>
+          <w:color w:val="1F5A5C"/>
+        </w:rPr>
+        <w:t>Build your HA monitoring</w:t>
       </w:r>
     </w:p>
     <w:p>
@@ -10718,6 +12176,252 @@
           </w:p>
         </w:tc>
       </w:tr>
+      <w:tr>
+        <w:tc>
+          <w:tcPr>
+            <w:tcW w:type="dxa" w:w="2616"/>
+            <w:tcBorders>
+              <w:top w:val="single" w:sz="4" w:space="0" w:color="E4DED3"/>
+              <w:left w:val="single" w:sz="4" w:space="0" w:color="E4DED3"/>
+              <w:bottom w:val="single" w:sz="4" w:space="0" w:color="E4DED3"/>
+              <w:right w:val="single" w:sz="4" w:space="0" w:color="E4DED3"/>
+            </w:tcBorders>
+          </w:tcPr>
+          <w:p>
+            <w:r>
+              <w:rPr>
+                <w:color w:val="1F5A5C"/>
+                <w:sz w:val="18"/>
+              </w:rPr>
+              <w:t>Healthy hosts per zone</w:t>
+            </w:r>
+          </w:p>
+        </w:tc>
+        <w:tc>
+          <w:tcPr>
+            <w:tcW w:type="dxa" w:w="2616"/>
+            <w:tcBorders>
+              <w:top w:val="single" w:sz="4" w:space="0" w:color="E4DED3"/>
+              <w:left w:val="single" w:sz="4" w:space="0" w:color="E4DED3"/>
+              <w:bottom w:val="single" w:sz="4" w:space="0" w:color="E4DED3"/>
+              <w:right w:val="single" w:sz="4" w:space="0" w:color="E4DED3"/>
+            </w:tcBorders>
+          </w:tcPr>
+          <w:p>
+            <w:r>
+              <w:rPr>
+                <w:color w:val="1F5A5C"/>
+                <w:sz w:val="18"/>
+              </w:rPr>
+              <w:t>HealthyHostCount, per availability zone</w:t>
+            </w:r>
+          </w:p>
+        </w:tc>
+        <w:tc>
+          <w:tcPr>
+            <w:tcW w:type="dxa" w:w="2616"/>
+            <w:tcBorders>
+              <w:top w:val="single" w:sz="4" w:space="0" w:color="E4DED3"/>
+              <w:left w:val="single" w:sz="4" w:space="0" w:color="E4DED3"/>
+              <w:bottom w:val="single" w:sz="4" w:space="0" w:color="E4DED3"/>
+              <w:right w:val="single" w:sz="4" w:space="0" w:color="E4DED3"/>
+            </w:tcBorders>
+          </w:tcPr>
+          <w:p>
+            <w:r>
+              <w:rPr>
+                <w:color w:val="1F5A5C"/>
+                <w:sz w:val="18"/>
+              </w:rPr>
+              <w:t>below 1 in either zone</w:t>
+            </w:r>
+          </w:p>
+        </w:tc>
+        <w:tc>
+          <w:tcPr>
+            <w:tcW w:type="dxa" w:w="2616"/>
+            <w:tcBorders>
+              <w:top w:val="single" w:sz="4" w:space="0" w:color="E4DED3"/>
+              <w:left w:val="single" w:sz="4" w:space="0" w:color="E4DED3"/>
+              <w:bottom w:val="single" w:sz="4" w:space="0" w:color="E4DED3"/>
+              <w:right w:val="single" w:sz="4" w:space="0" w:color="E4DED3"/>
+            </w:tcBorders>
+          </w:tcPr>
+          <w:p>
+            <w:r>
+              <w:rPr>
+                <w:color w:val="1F5A5C"/>
+                <w:sz w:val="18"/>
+              </w:rPr>
+              <w:t>one zone has stopped serving even though the LMS is still up</w:t>
+            </w:r>
+          </w:p>
+        </w:tc>
+      </w:tr>
+      <w:tr>
+        <w:tc>
+          <w:tcPr>
+            <w:tcW w:type="dxa" w:w="2616"/>
+            <w:tcBorders>
+              <w:top w:val="single" w:sz="4" w:space="0" w:color="E4DED3"/>
+              <w:left w:val="single" w:sz="4" w:space="0" w:color="E4DED3"/>
+              <w:bottom w:val="single" w:sz="4" w:space="0" w:color="E4DED3"/>
+              <w:right w:val="single" w:sz="4" w:space="0" w:color="E4DED3"/>
+            </w:tcBorders>
+          </w:tcPr>
+          <w:p>
+            <w:r>
+              <w:rPr>
+                <w:color w:val="1F5A5C"/>
+                <w:sz w:val="18"/>
+              </w:rPr>
+              <w:t>Database failover</w:t>
+            </w:r>
+          </w:p>
+        </w:tc>
+        <w:tc>
+          <w:tcPr>
+            <w:tcW w:type="dxa" w:w="2616"/>
+            <w:tcBorders>
+              <w:top w:val="single" w:sz="4" w:space="0" w:color="E4DED3"/>
+              <w:left w:val="single" w:sz="4" w:space="0" w:color="E4DED3"/>
+              <w:bottom w:val="single" w:sz="4" w:space="0" w:color="E4DED3"/>
+              <w:right w:val="single" w:sz="4" w:space="0" w:color="E4DED3"/>
+            </w:tcBorders>
+          </w:tcPr>
+          <w:p>
+            <w:r>
+              <w:rPr>
+                <w:color w:val="1F5A5C"/>
+                <w:sz w:val="18"/>
+              </w:rPr>
+              <w:t>RDS events / DatabaseConnections drop</w:t>
+            </w:r>
+          </w:p>
+        </w:tc>
+        <w:tc>
+          <w:tcPr>
+            <w:tcW w:type="dxa" w:w="2616"/>
+            <w:tcBorders>
+              <w:top w:val="single" w:sz="4" w:space="0" w:color="E4DED3"/>
+              <w:left w:val="single" w:sz="4" w:space="0" w:color="E4DED3"/>
+              <w:bottom w:val="single" w:sz="4" w:space="0" w:color="E4DED3"/>
+              <w:right w:val="single" w:sz="4" w:space="0" w:color="E4DED3"/>
+            </w:tcBorders>
+          </w:tcPr>
+          <w:p>
+            <w:r>
+              <w:rPr>
+                <w:color w:val="1F5A5C"/>
+                <w:sz w:val="18"/>
+              </w:rPr>
+              <w:t>any failover event</w:t>
+            </w:r>
+          </w:p>
+        </w:tc>
+        <w:tc>
+          <w:tcPr>
+            <w:tcW w:type="dxa" w:w="2616"/>
+            <w:tcBorders>
+              <w:top w:val="single" w:sz="4" w:space="0" w:color="E4DED3"/>
+              <w:left w:val="single" w:sz="4" w:space="0" w:color="E4DED3"/>
+              <w:bottom w:val="single" w:sz="4" w:space="0" w:color="E4DED3"/>
+              <w:right w:val="single" w:sz="4" w:space="0" w:color="E4DED3"/>
+            </w:tcBorders>
+          </w:tcPr>
+          <w:p>
+            <w:r>
+              <w:rPr>
+                <w:color w:val="1F5A5C"/>
+                <w:sz w:val="18"/>
+              </w:rPr>
+              <w:t>the standby has taken over — the LMS is running on the other zone</w:t>
+            </w:r>
+          </w:p>
+        </w:tc>
+      </w:tr>
+      <w:tr>
+        <w:tc>
+          <w:tcPr>
+            <w:tcW w:type="dxa" w:w="2616"/>
+            <w:tcBorders>
+              <w:top w:val="single" w:sz="4" w:space="0" w:color="E4DED3"/>
+              <w:left w:val="single" w:sz="4" w:space="0" w:color="E4DED3"/>
+              <w:bottom w:val="single" w:sz="4" w:space="0" w:color="E4DED3"/>
+              <w:right w:val="single" w:sz="4" w:space="0" w:color="E4DED3"/>
+            </w:tcBorders>
+          </w:tcPr>
+          <w:p>
+            <w:r>
+              <w:rPr>
+                <w:color w:val="1F5A5C"/>
+                <w:sz w:val="18"/>
+              </w:rPr>
+              <w:t>Service availability</w:t>
+            </w:r>
+          </w:p>
+        </w:tc>
+        <w:tc>
+          <w:tcPr>
+            <w:tcW w:type="dxa" w:w="2616"/>
+            <w:tcBorders>
+              <w:top w:val="single" w:sz="4" w:space="0" w:color="E4DED3"/>
+              <w:left w:val="single" w:sz="4" w:space="0" w:color="E4DED3"/>
+              <w:bottom w:val="single" w:sz="4" w:space="0" w:color="E4DED3"/>
+              <w:right w:val="single" w:sz="4" w:space="0" w:color="E4DED3"/>
+            </w:tcBorders>
+          </w:tcPr>
+          <w:p>
+            <w:r>
+              <w:rPr>
+                <w:color w:val="1F5A5C"/>
+                <w:sz w:val="18"/>
+              </w:rPr>
+              <w:t>ALB target health over the window</w:t>
+            </w:r>
+          </w:p>
+        </w:tc>
+        <w:tc>
+          <w:tcPr>
+            <w:tcW w:type="dxa" w:w="2616"/>
+            <w:tcBorders>
+              <w:top w:val="single" w:sz="4" w:space="0" w:color="E4DED3"/>
+              <w:left w:val="single" w:sz="4" w:space="0" w:color="E4DED3"/>
+              <w:bottom w:val="single" w:sz="4" w:space="0" w:color="E4DED3"/>
+              <w:right w:val="single" w:sz="4" w:space="0" w:color="E4DED3"/>
+            </w:tcBorders>
+          </w:tcPr>
+          <w:p>
+            <w:r>
+              <w:rPr>
+                <w:color w:val="1F5A5C"/>
+                <w:sz w:val="18"/>
+              </w:rPr>
+              <w:t>below the 99.9% target</w:t>
+            </w:r>
+          </w:p>
+        </w:tc>
+        <w:tc>
+          <w:tcPr>
+            <w:tcW w:type="dxa" w:w="2616"/>
+            <w:tcBorders>
+              <w:top w:val="single" w:sz="4" w:space="0" w:color="E4DED3"/>
+              <w:left w:val="single" w:sz="4" w:space="0" w:color="E4DED3"/>
+              <w:bottom w:val="single" w:sz="4" w:space="0" w:color="E4DED3"/>
+              <w:right w:val="single" w:sz="4" w:space="0" w:color="E4DED3"/>
+            </w:tcBorders>
+          </w:tcPr>
+          <w:p>
+            <w:r>
+              <w:rPr>
+                <w:color w:val="1F5A5C"/>
+                <w:sz w:val="18"/>
+              </w:rPr>
+              <w:t>the service-level target is being missed</w:t>
+            </w:r>
+          </w:p>
+        </w:tc>
+      </w:tr>
     </w:tbl>
     <w:p/>
     <w:p>
@@ -10773,6 +12477,41 @@
     <w:p/>
     <w:p>
       <w:pPr>
+        <w:spacing w:after="40"/>
+      </w:pPr>
+      <w:r>
+        <w:rPr>
+          <w:b w:val="0"/>
+          <w:i/>
+          <w:color w:val="6B6660"/>
+          <w:sz w:val="18"/>
+        </w:rPr>
+        <w:t>Evidences: [ICTCLD502 PC 4.3] · [ICTCLD502 PE 5]</w:t>
+      </w:r>
+    </w:p>
+    <w:p>
+      <w:pPr>
+        <w:spacing w:after="120"/>
+      </w:pPr>
+      <w:r>
+        <w:rPr>
+          <w:b/>
+          <w:color w:val="6B6660"/>
+          <w:sz w:val="18"/>
+        </w:rPr>
+        <w:t xml:space="preserve">Satisfactory when </w:t>
+      </w:r>
+      <w:r>
+        <w:rPr>
+          <w:i/>
+          <w:color w:val="6B6660"/>
+          <w:sz w:val="18"/>
+        </w:rPr>
+        <w:t>at least one alarm exists that would reveal a loss of availability the baseline pair would miss, and it is the one the student designed. Thresholds are context.</w:t>
+      </w:r>
+    </w:p>
+    <w:p>
+      <w:pPr>
         <w:pStyle w:val="Heading1"/>
       </w:pPr>
       <w:r>
@@ -10811,42 +12550,10 @@
         <w:pStyle w:val="Heading2"/>
       </w:pPr>
       <w:r>
+        <w:rPr>
+          <w:color w:val="1F5A5C"/>
+        </w:rPr>
         <w:t>Confirm every tier still works, in both zones</w:t>
-      </w:r>
-    </w:p>
-    <w:p>
-      <w:pPr>
-        <w:spacing w:after="40"/>
-      </w:pPr>
-      <w:r>
-        <w:rPr>
-          <w:b w:val="0"/>
-          <w:i/>
-          <w:color w:val="6B6660"/>
-          <w:sz w:val="18"/>
-        </w:rPr>
-        <w:t>Evidences: [ICTCLD502 PC 4.2]</w:t>
-      </w:r>
-    </w:p>
-    <w:p>
-      <w:pPr>
-        <w:spacing w:after="120"/>
-      </w:pPr>
-      <w:r>
-        <w:rPr>
-          <w:b/>
-          <w:color w:val="6B6660"/>
-          <w:sz w:val="18"/>
-        </w:rPr>
-        <w:t xml:space="preserve">Satisfactory when </w:t>
-      </w:r>
-      <w:r>
-        <w:rPr>
-          <w:i/>
-          <w:color w:val="6B6660"/>
-          <w:sz w:val="18"/>
-        </w:rPr>
-        <w:t>connectivity is demonstrated at every tier and across both zones — public entry through the load balancer, application to database privately, and the database still closed to the internet. A test run against only one zone has not demonstrated the item.</w:t>
       </w:r>
     </w:p>
     <w:p>
@@ -10876,6 +12583,7 @@
       </w:r>
       <w:r>
         <w:rPr>
+          <w:b w:val="0"/>
           <w:sz w:val="21"/>
         </w:rPr>
         <w:t>Open the load balancer's DNS name in a browser and confirm the placeholder page loads.</w:t>
@@ -10895,6 +12603,7 @@
       </w:r>
       <w:r>
         <w:rPr>
+          <w:b w:val="0"/>
           <w:sz w:val="21"/>
         </w:rPr>
         <w:t>Open the target group and confirm both instances are healthy, in two different zones.</w:t>
@@ -10914,6 +12623,7 @@
       </w:r>
       <w:r>
         <w:rPr>
+          <w:b w:val="0"/>
           <w:sz w:val="21"/>
         </w:rPr>
         <w:t>Connect to one instance with Session Manager and confirm it reaches the database on port 3306.</w:t>
@@ -10933,6 +12643,7 @@
       </w:r>
       <w:r>
         <w:rPr>
+          <w:b w:val="0"/>
           <w:sz w:val="21"/>
         </w:rPr>
         <w:t>Confirm the database is still not reachable from the internet.</w:t>
@@ -11041,27 +12752,6 @@
     <w:p/>
     <w:p>
       <w:pPr>
-        <w:spacing w:before="200" w:after="0"/>
-      </w:pPr>
-      <w:r>
-        <w:rPr>
-          <w:b/>
-          <w:color w:val="1F5A5C"/>
-          <w:sz w:val="16"/>
-        </w:rPr>
-        <w:t>TEST T2</w:t>
-      </w:r>
-    </w:p>
-    <w:p>
-      <w:pPr>
-        <w:pStyle w:val="Heading2"/>
-      </w:pPr>
-      <w:r>
-        <w:t>Failure simulation</w:t>
-      </w:r>
-    </w:p>
-    <w:p>
-      <w:pPr>
         <w:spacing w:after="40"/>
       </w:pPr>
       <w:r>
@@ -11071,7 +12761,7 @@
           <w:color w:val="6B6660"/>
           <w:sz w:val="18"/>
         </w:rPr>
-        <w:t>Evidences: [ICTCLD502 PC 4.4] · [ICTCLD502 PE 3]</w:t>
+        <w:t>Evidences: [ICTCLD502 PC 4.2]</w:t>
       </w:r>
     </w:p>
     <w:p>
@@ -11092,7 +12782,31 @@
           <w:color w:val="6B6660"/>
           <w:sz w:val="18"/>
         </w:rPr>
-        <w:t>a real failure was executed against the student's own environment and the outcome recorded with timings. The item is demonstrating fault tolerance, so the service surviving matters — but a simulation that exposed a gap, honestly recorded and then addressed in task 20, also evidences it. “I would have tested” does not.</w:t>
+        <w:t>connectivity is demonstrated at every tier and across both zones — public entry through the load balancer, application to database privately, and the database still closed to the internet. A test run against only one zone has not demonstrated the item.</w:t>
+      </w:r>
+    </w:p>
+    <w:p>
+      <w:pPr>
+        <w:spacing w:before="200" w:after="0"/>
+      </w:pPr>
+      <w:r>
+        <w:rPr>
+          <w:b/>
+          <w:color w:val="1F5A5C"/>
+          <w:sz w:val="16"/>
+        </w:rPr>
+        <w:t>TEST T2</w:t>
+      </w:r>
+    </w:p>
+    <w:p>
+      <w:pPr>
+        <w:pStyle w:val="Heading2"/>
+      </w:pPr>
+      <w:r>
+        <w:rPr>
+          <w:color w:val="1F5A5C"/>
+        </w:rPr>
+        <w:t>Failure simulation</w:t>
       </w:r>
     </w:p>
     <w:p>
@@ -11122,6 +12836,7 @@
       </w:r>
       <w:r>
         <w:rPr>
+          <w:b w:val="0"/>
           <w:sz w:val="21"/>
         </w:rPr>
         <w:t>Open the load balancer's address in a browser and set it refreshing, or keep reloading it by hand. This is how you will see whether the LMS stayed up.</w:t>
@@ -11141,6 +12856,7 @@
       </w:r>
       <w:r>
         <w:rPr>
+          <w:b w:val="0"/>
           <w:sz w:val="21"/>
         </w:rPr>
         <w:t>Execute the failure you planned — terminate an instance, or reboot the database with failover.</w:t>
@@ -11160,6 +12876,7 @@
       </w:r>
       <w:r>
         <w:rPr>
+          <w:b w:val="0"/>
           <w:sz w:val="21"/>
         </w:rPr>
         <w:t>Record the time it happened, what the browser did, and how long before it was normal again.</w:t>
@@ -11179,6 +12896,7 @@
       </w:r>
       <w:r>
         <w:rPr>
+          <w:b w:val="0"/>
           <w:sz w:val="21"/>
         </w:rPr>
         <w:t>Confirm the environment recovered — the Auto Scaling group replaced the instance, or the database came back on its standby.</w:t>
@@ -11260,27 +12978,6 @@
     <w:p/>
     <w:p>
       <w:pPr>
-        <w:spacing w:before="200" w:after="0"/>
-      </w:pPr>
-      <w:r>
-        <w:rPr>
-          <w:b/>
-          <w:color w:val="1F5A5C"/>
-          <w:sz w:val="16"/>
-        </w:rPr>
-        <w:t>TEST T3</w:t>
-      </w:r>
-    </w:p>
-    <w:p>
-      <w:pPr>
-        <w:pStyle w:val="Heading2"/>
-      </w:pPr>
-      <w:r>
-        <w:t>Resize simulation</w:t>
-      </w:r>
-    </w:p>
-    <w:p>
-      <w:pPr>
         <w:spacing w:after="40"/>
       </w:pPr>
       <w:r>
@@ -11290,7 +12987,7 @@
           <w:color w:val="6B6660"/>
           <w:sz w:val="18"/>
         </w:rPr>
-        <w:t>Evidences: [ICTCLD502 PC 4.5]</w:t>
+        <w:t>Evidences: [ICTCLD502 PC 4.4] · [ICTCLD502 PE 3]</w:t>
       </w:r>
     </w:p>
     <w:p>
@@ -11311,7 +13008,31 @@
           <w:color w:val="6B6660"/>
           <w:sz w:val="18"/>
         </w:rPr>
-        <w:t>a resize was executed and its availability impact measured, not estimated. Finding that the impact was nil is a valid result if it is supported by observation.</w:t>
+        <w:t>a real failure was executed against the student's own environment and the outcome recorded with timings. The item is demonstrating fault tolerance, so the service surviving matters — but a simulation that exposed a gap, honestly recorded and then addressed in task 20, also evidences it. “I would have tested” does not.</w:t>
+      </w:r>
+    </w:p>
+    <w:p>
+      <w:pPr>
+        <w:spacing w:before="200" w:after="0"/>
+      </w:pPr>
+      <w:r>
+        <w:rPr>
+          <w:b/>
+          <w:color w:val="1F5A5C"/>
+          <w:sz w:val="16"/>
+        </w:rPr>
+        <w:t>TEST T3</w:t>
+      </w:r>
+    </w:p>
+    <w:p>
+      <w:pPr>
+        <w:pStyle w:val="Heading2"/>
+      </w:pPr>
+      <w:r>
+        <w:rPr>
+          <w:color w:val="1F5A5C"/>
+        </w:rPr>
+        <w:t>Resize simulation</w:t>
       </w:r>
     </w:p>
     <w:p>
@@ -11341,6 +13062,7 @@
       </w:r>
       <w:r>
         <w:rPr>
+          <w:b w:val="0"/>
           <w:sz w:val="21"/>
         </w:rPr>
         <w:t>Keep the browser refreshing against the load balancer.</w:t>
@@ -11360,6 +13082,7 @@
       </w:r>
       <w:r>
         <w:rPr>
+          <w:b w:val="0"/>
           <w:sz w:val="21"/>
         </w:rPr>
         <w:t>Execute the resize you planned — change the desired capacity, or the database instance class.</w:t>
@@ -11379,6 +13102,7 @@
       </w:r>
       <w:r>
         <w:rPr>
+          <w:b w:val="0"/>
           <w:sz w:val="21"/>
         </w:rPr>
         <w:t>Record how long the change took and whether the LMS was affected at any point.</w:t>
@@ -11398,6 +13122,7 @@
       </w:r>
       <w:r>
         <w:rPr>
+          <w:b w:val="0"/>
           <w:sz w:val="21"/>
         </w:rPr>
         <w:t>Return the setting to where it was.</w:t>
@@ -11457,27 +13182,6 @@
     <w:p/>
     <w:p>
       <w:pPr>
-        <w:spacing w:before="200" w:after="0"/>
-      </w:pPr>
-      <w:r>
-        <w:rPr>
-          <w:b/>
-          <w:color w:val="1F5A5C"/>
-          <w:sz w:val="16"/>
-        </w:rPr>
-        <w:t>TEST T4</w:t>
-      </w:r>
-    </w:p>
-    <w:p>
-      <w:pPr>
-        <w:pStyle w:val="Heading2"/>
-      </w:pPr>
-      <w:r>
-        <w:t>Measure availability across the window</w:t>
-      </w:r>
-    </w:p>
-    <w:p>
-      <w:pPr>
         <w:spacing w:after="40"/>
       </w:pPr>
       <w:r>
@@ -11487,7 +13191,7 @@
           <w:color w:val="6B6660"/>
           <w:sz w:val="18"/>
         </w:rPr>
-        <w:t>Evidences: [ICTCLD502 PC 4.3] · [ICTCLD502 PE 5]</w:t>
+        <w:t>Evidences: [ICTCLD502 PC 4.5]</w:t>
       </w:r>
     </w:p>
     <w:p>
@@ -11508,7 +13212,31 @@
           <w:color w:val="6B6660"/>
           <w:sz w:val="18"/>
         </w:rPr>
-        <w:t>availability is defined, measured from real data across the window and recorded as a figure with the working shown. A number asserted with no supporting data does not evidence the item. Acknowledging a limitation of the method is part of a complete answer.</w:t>
+        <w:t>a resize was executed and its availability impact measured, not estimated. Finding that the impact was nil is a valid result if it is supported by observation.</w:t>
+      </w:r>
+    </w:p>
+    <w:p>
+      <w:pPr>
+        <w:spacing w:before="200" w:after="0"/>
+      </w:pPr>
+      <w:r>
+        <w:rPr>
+          <w:b/>
+          <w:color w:val="1F5A5C"/>
+          <w:sz w:val="16"/>
+        </w:rPr>
+        <w:t>TEST T4</w:t>
+      </w:r>
+    </w:p>
+    <w:p>
+      <w:pPr>
+        <w:pStyle w:val="Heading2"/>
+      </w:pPr>
+      <w:r>
+        <w:rPr>
+          <w:color w:val="1F5A5C"/>
+        </w:rPr>
+        <w:t>Measure availability across the window</w:t>
       </w:r>
     </w:p>
     <w:p>
@@ -11538,6 +13266,7 @@
       </w:r>
       <w:r>
         <w:rPr>
+          <w:b w:val="0"/>
           <w:sz w:val="21"/>
         </w:rPr>
         <w:t>Open the load balancer's monitoring, or the target group's healthy-host metric, for the period of your maintenance window.</w:t>
@@ -11557,6 +13286,7 @@
       </w:r>
       <w:r>
         <w:rPr>
+          <w:b w:val="0"/>
           <w:sz w:val="21"/>
         </w:rPr>
         <w:t>Identify every period where the service was not serving — your simulations will show up here.</w:t>
@@ -11576,6 +13306,7 @@
       </w:r>
       <w:r>
         <w:rPr>
+          <w:b w:val="0"/>
           <w:sz w:val="21"/>
         </w:rPr>
         <w:t>Work out the availability percentage across the window and show your calculation.</w:t>
@@ -11595,6 +13326,7 @@
       </w:r>
       <w:r>
         <w:rPr>
+          <w:b w:val="0"/>
           <w:sz w:val="21"/>
         </w:rPr>
         <w:t>State one limitation of how you measured it.</w:t>
@@ -11676,35 +13408,6 @@
     <w:p/>
     <w:p>
       <w:pPr>
-        <w:pStyle w:val="Heading1"/>
-      </w:pPr>
-      <w:r>
-        <w:t>Closing the engagement</w:t>
-      </w:r>
-    </w:p>
-    <w:p>
-      <w:pPr>
-        <w:spacing w:before="200" w:after="0"/>
-      </w:pPr>
-      <w:r>
-        <w:rPr>
-          <w:b/>
-          <w:color w:val="1F5A5C"/>
-          <w:sz w:val="16"/>
-        </w:rPr>
-        <w:t>TASK 25</w:t>
-      </w:r>
-    </w:p>
-    <w:p>
-      <w:pPr>
-        <w:pStyle w:val="Heading2"/>
-      </w:pPr>
-      <w:r>
-        <w:t>What actually happened, against what you predicted</w:t>
-      </w:r>
-    </w:p>
-    <w:p>
-      <w:pPr>
         <w:spacing w:after="40"/>
       </w:pPr>
       <w:r>
@@ -11714,7 +13417,7 @@
           <w:color w:val="6B6660"/>
           <w:sz w:val="18"/>
         </w:rPr>
-        <w:t>Evidences: [ICTCLD502 PC 4.6]</w:t>
+        <w:t>Evidences: [ICTCLD502 PC 4.3] · [ICTCLD502 PE 5]</w:t>
       </w:r>
     </w:p>
     <w:p>
@@ -11735,7 +13438,39 @@
           <w:color w:val="6B6660"/>
           <w:sz w:val="18"/>
         </w:rPr>
-        <w:t>every planned simulation is compared against its own predicted outcome and divergences are explained. This is the item that makes the task 18 plan load-bearing. “Everything worked as expected” with no specifics has not compared anything.</w:t>
+        <w:t>availability is defined, measured from real data across the window and recorded as a figure with the working shown. A number asserted with no supporting data does not evidence the item. Acknowledging a limitation of the method is part of a complete answer.</w:t>
+      </w:r>
+    </w:p>
+    <w:p>
+      <w:pPr>
+        <w:pStyle w:val="Heading1"/>
+      </w:pPr>
+      <w:r>
+        <w:t>Closing the engagement</w:t>
+      </w:r>
+    </w:p>
+    <w:p>
+      <w:pPr>
+        <w:spacing w:before="200" w:after="0"/>
+      </w:pPr>
+      <w:r>
+        <w:rPr>
+          <w:b/>
+          <w:color w:val="1F5A5C"/>
+          <w:sz w:val="16"/>
+        </w:rPr>
+        <w:t>TASK 25</w:t>
+      </w:r>
+    </w:p>
+    <w:p>
+      <w:pPr>
+        <w:pStyle w:val="Heading2"/>
+      </w:pPr>
+      <w:r>
+        <w:rPr>
+          <w:color w:val="1F5A5C"/>
+        </w:rPr>
+        <w:t>What actually happened, against what you predicted</w:t>
       </w:r>
     </w:p>
     <w:p>
@@ -12098,27 +13833,6 @@
     <w:p/>
     <w:p>
       <w:pPr>
-        <w:spacing w:before="200" w:after="0"/>
-      </w:pPr>
-      <w:r>
-        <w:rPr>
-          <w:b/>
-          <w:color w:val="1F5A5C"/>
-          <w:sz w:val="16"/>
-        </w:rPr>
-        <w:t>TASK 26</w:t>
-      </w:r>
-    </w:p>
-    <w:p>
-      <w:pPr>
-        <w:pStyle w:val="Heading2"/>
-      </w:pPr>
-      <w:r>
-        <w:t>What you changed as a result</w:t>
-      </w:r>
-    </w:p>
-    <w:p>
-      <w:pPr>
         <w:spacing w:after="40"/>
       </w:pPr>
       <w:r>
@@ -12128,7 +13842,7 @@
           <w:color w:val="6B6660"/>
           <w:sz w:val="18"/>
         </w:rPr>
-        <w:t>Evidences: [ICTCLD502 PC 5.1]</w:t>
+        <w:t>Evidences: [ICTCLD502 PC 4.6]</w:t>
       </w:r>
     </w:p>
     <w:p>
@@ -12149,7 +13863,31 @@
           <w:color w:val="6B6660"/>
           <w:sz w:val="18"/>
         </w:rPr>
-        <w:t>either an adjustment is documented with its reason, or the absence of one is justified from evidence. Both are satisfactory. What is not satisfactory is a simulation that clearly exposed a gap — a failover longer than the recovery target, an alarm that never fired — with nothing recorded against it.</w:t>
+        <w:t>every planned simulation is compared against its own predicted outcome and divergences are explained. This is the item that makes the task 18 plan load-bearing. “Everything worked as expected” with no specifics has not compared anything.</w:t>
+      </w:r>
+    </w:p>
+    <w:p>
+      <w:pPr>
+        <w:spacing w:before="200" w:after="0"/>
+      </w:pPr>
+      <w:r>
+        <w:rPr>
+          <w:b/>
+          <w:color w:val="1F5A5C"/>
+          <w:sz w:val="16"/>
+        </w:rPr>
+        <w:t>TASK 26</w:t>
+      </w:r>
+    </w:p>
+    <w:p>
+      <w:pPr>
+        <w:pStyle w:val="Heading2"/>
+      </w:pPr>
+      <w:r>
+        <w:rPr>
+          <w:color w:val="1F5A5C"/>
+        </w:rPr>
+        <w:t>What you changed as a result</w:t>
       </w:r>
     </w:p>
     <w:p>
@@ -12247,27 +13985,6 @@
     <w:p/>
     <w:p>
       <w:pPr>
-        <w:spacing w:before="200" w:after="0"/>
-      </w:pPr>
-      <w:r>
-        <w:rPr>
-          <w:b/>
-          <w:color w:val="1F5A5C"/>
-          <w:sz w:val="16"/>
-        </w:rPr>
-        <w:t>TASK 27</w:t>
-      </w:r>
-    </w:p>
-    <w:p>
-      <w:pPr>
-        <w:pStyle w:val="Heading2"/>
-      </w:pPr>
-      <w:r>
-        <w:t>Hand it over</w:t>
-      </w:r>
-    </w:p>
-    <w:p>
-      <w:pPr>
         <w:spacing w:after="40"/>
       </w:pPr>
       <w:r>
@@ -12277,7 +13994,7 @@
           <w:color w:val="6B6660"/>
           <w:sz w:val="18"/>
         </w:rPr>
-        <w:t>Evidences: [ICTCLD502 PC 5.2]</w:t>
+        <w:t>Evidences: [ICTCLD502 PC 5.1]</w:t>
       </w:r>
     </w:p>
     <w:p>
@@ -12298,7 +14015,31 @@
           <w:color w:val="6B6660"/>
           <w:sz w:val="18"/>
         </w:rPr>
-        <w:t>feedback was sought from the stakeholder, recorded, and responded to. A response of “no change required, because…” is a response. An empty feedback record is not — the item is confirming, seeking and responding, all three.</w:t>
+        <w:t>either an adjustment is documented with its reason, or the absence of one is justified from evidence. Both are satisfactory. What is not satisfactory is a simulation that clearly exposed a gap — a failover longer than the recovery target, an alarm that never fired — with nothing recorded against it.</w:t>
+      </w:r>
+    </w:p>
+    <w:p>
+      <w:pPr>
+        <w:spacing w:before="200" w:after="0"/>
+      </w:pPr>
+      <w:r>
+        <w:rPr>
+          <w:b/>
+          <w:color w:val="1F5A5C"/>
+          <w:sz w:val="16"/>
+        </w:rPr>
+        <w:t>TASK 27</w:t>
+      </w:r>
+    </w:p>
+    <w:p>
+      <w:pPr>
+        <w:pStyle w:val="Heading2"/>
+      </w:pPr>
+      <w:r>
+        <w:rPr>
+          <w:color w:val="1F5A5C"/>
+        </w:rPr>
+        <w:t>Hand it over</w:t>
       </w:r>
     </w:p>
     <w:p>
@@ -12314,6 +14055,42 @@
         <w:t>Take your completed work to Sam Walker, the YAT ICT Manager — your assessor plays this role. Walk them through what you changed and what the simulations showed. Record the feedback you get, your response to it, and anything you changed as a result.</w:t>
       </w:r>
     </w:p>
+    <w:p>
+      <w:pPr>
+        <w:spacing w:after="60"/>
+      </w:pPr>
+      <w:r>
+        <w:rPr>
+          <w:b/>
+          <w:i w:val="0"/>
+          <w:sz w:val="19"/>
+        </w:rPr>
+        <w:t>Related resources</w:t>
+      </w:r>
+    </w:p>
+    <w:p>
+      <w:pPr>
+        <w:spacing w:after="60"/>
+        <w:ind w:left="340"/>
+      </w:pPr>
+      <w:r>
+        <w:rPr>
+          <w:sz w:val="19"/>
+        </w:rPr>
+        <w:t xml:space="preserve">•  </w:t>
+      </w:r>
+      <w:hyperlink r:id="rId25">
+        <w:r>
+          <w:rPr>
+            <w:sz w:val="19"/>
+            <w:color w:val="0563C1"/>
+            <w:u w:val="single"/>
+          </w:rPr>
+          <w:t>Change Management Procedure — the feedback and approval steps this engagement closes through</w:t>
+        </w:r>
+      </w:hyperlink>
+    </w:p>
+    <w:p/>
     <w:tbl>
       <w:tblPr>
         <w:tblW w:type="auto" w:w="0"/>
@@ -12497,27 +14274,6 @@
     <w:p/>
     <w:p>
       <w:pPr>
-        <w:spacing w:before="200" w:after="0"/>
-      </w:pPr>
-      <w:r>
-        <w:rPr>
-          <w:b/>
-          <w:color w:val="1F5A5C"/>
-          <w:sz w:val="16"/>
-        </w:rPr>
-        <w:t>TASK 28</w:t>
-      </w:r>
-    </w:p>
-    <w:p>
-      <w:pPr>
-        <w:pStyle w:val="Heading2"/>
-      </w:pPr>
-      <w:r>
-        <w:t>Get it signed off</w:t>
-      </w:r>
-    </w:p>
-    <w:p>
-      <w:pPr>
         <w:spacing w:after="40"/>
       </w:pPr>
       <w:r>
@@ -12527,7 +14283,7 @@
           <w:color w:val="6B6660"/>
           <w:sz w:val="18"/>
         </w:rPr>
-        <w:t>Evidences: [ICTCLD502 PC 5.3]</w:t>
+        <w:t>Evidences: [ICTCLD502 PC 5.2]</w:t>
       </w:r>
     </w:p>
     <w:p>
@@ -12548,7 +14304,31 @@
           <w:color w:val="6B6660"/>
           <w:sz w:val="18"/>
         </w:rPr>
-        <w:t>the sign-off block is completed and signed by the role-played ICT Manager. An unsigned block means the engagement was not formally closed, which is what the item requires.</w:t>
+        <w:t>feedback was sought from the stakeholder, recorded, and responded to. A response of “no change required, because…” is a response. An empty feedback record is not — the item is confirming, seeking and responding, all three.</w:t>
+      </w:r>
+    </w:p>
+    <w:p>
+      <w:pPr>
+        <w:spacing w:before="200" w:after="0"/>
+      </w:pPr>
+      <w:r>
+        <w:rPr>
+          <w:b/>
+          <w:color w:val="1F5A5C"/>
+          <w:sz w:val="16"/>
+        </w:rPr>
+        <w:t>TASK 28</w:t>
+      </w:r>
+    </w:p>
+    <w:p>
+      <w:pPr>
+        <w:pStyle w:val="Heading2"/>
+      </w:pPr>
+      <w:r>
+        <w:rPr>
+          <w:color w:val="1F5A5C"/>
+        </w:rPr>
+        <w:t>Get it signed off</w:t>
       </w:r>
     </w:p>
     <w:p>
@@ -12564,6 +14344,42 @@
         <w:t>The engagement closes when the ICT Manager accepts the work. Have them sign below.</w:t>
       </w:r>
     </w:p>
+    <w:p>
+      <w:pPr>
+        <w:spacing w:after="60"/>
+      </w:pPr>
+      <w:r>
+        <w:rPr>
+          <w:b/>
+          <w:i w:val="0"/>
+          <w:sz w:val="19"/>
+        </w:rPr>
+        <w:t>Related resources</w:t>
+      </w:r>
+    </w:p>
+    <w:p>
+      <w:pPr>
+        <w:spacing w:after="60"/>
+        <w:ind w:left="340"/>
+      </w:pPr>
+      <w:r>
+        <w:rPr>
+          <w:sz w:val="19"/>
+        </w:rPr>
+        <w:t xml:space="preserve">•  </w:t>
+      </w:r>
+      <w:hyperlink r:id="rId25">
+        <w:r>
+          <w:rPr>
+            <w:sz w:val="19"/>
+            <w:color w:val="0563C1"/>
+            <w:u w:val="single"/>
+          </w:rPr>
+          <w:t>Change Management Procedure — who is authorised to accept a completed change</w:t>
+        </w:r>
+      </w:hyperlink>
+    </w:p>
+    <w:p/>
     <w:tbl>
       <w:tblPr>
         <w:tblW w:type="auto" w:w="0"/>
@@ -12887,27 +14703,6 @@
     <w:p/>
     <w:p>
       <w:pPr>
-        <w:spacing w:before="200" w:after="0"/>
-      </w:pPr>
-      <w:r>
-        <w:rPr>
-          <w:b/>
-          <w:color w:val="1F5A5C"/>
-          <w:sz w:val="16"/>
-        </w:rPr>
-        <w:t>TASK 29</w:t>
-      </w:r>
-    </w:p>
-    <w:p>
-      <w:pPr>
-        <w:pStyle w:val="Heading2"/>
-      </w:pPr>
-      <w:r>
-        <w:t>File it</w:t>
-      </w:r>
-    </w:p>
-    <w:p>
-      <w:pPr>
         <w:spacing w:after="40"/>
       </w:pPr>
       <w:r>
@@ -12917,7 +14712,7 @@
           <w:color w:val="6B6660"/>
           <w:sz w:val="18"/>
         </w:rPr>
-        <w:t>Evidences: [ICTCLD401 PC 4.3]</w:t>
+        <w:t>Evidences: [ICTCLD502 PC 5.3]</w:t>
       </w:r>
     </w:p>
     <w:p>
@@ -12938,7 +14733,31 @@
           <w:color w:val="6B6660"/>
           <w:sz w:val="18"/>
         </w:rPr>
-        <w:t>the student names the actual location and the policy that governs it — the Records Management Policy, or the Backup and Retention Policy. “I would file it appropriately” has not evidenced the item.</w:t>
+        <w:t>the sign-off block is completed and signed by the role-played ICT Manager. An unsigned block means the engagement was not formally closed, which is what the item requires.</w:t>
+      </w:r>
+    </w:p>
+    <w:p>
+      <w:pPr>
+        <w:spacing w:before="200" w:after="0"/>
+      </w:pPr>
+      <w:r>
+        <w:rPr>
+          <w:b/>
+          <w:color w:val="1F5A5C"/>
+          <w:sz w:val="16"/>
+        </w:rPr>
+        <w:t>TASK 29</w:t>
+      </w:r>
+    </w:p>
+    <w:p>
+      <w:pPr>
+        <w:pStyle w:val="Heading2"/>
+      </w:pPr>
+      <w:r>
+        <w:rPr>
+          <w:color w:val="1F5A5C"/>
+        </w:rPr>
+        <w:t>File it</w:t>
       </w:r>
     </w:p>
     <w:p>
@@ -12954,6 +14773,64 @@
         <w:t>File this completed workbook where YAT's records procedures require, so YAT ICT can find it after the engagement ends. State where you filed it and which YAT policy required that location.</w:t>
       </w:r>
     </w:p>
+    <w:p>
+      <w:pPr>
+        <w:spacing w:after="60"/>
+      </w:pPr>
+      <w:r>
+        <w:rPr>
+          <w:b/>
+          <w:i w:val="0"/>
+          <w:sz w:val="19"/>
+        </w:rPr>
+        <w:t>Related resources</w:t>
+      </w:r>
+    </w:p>
+    <w:p>
+      <w:pPr>
+        <w:spacing w:after="60"/>
+        <w:ind w:left="340"/>
+      </w:pPr>
+      <w:r>
+        <w:rPr>
+          <w:sz w:val="19"/>
+        </w:rPr>
+        <w:t xml:space="preserve">•  </w:t>
+      </w:r>
+      <w:hyperlink r:id="rId19">
+        <w:r>
+          <w:rPr>
+            <w:sz w:val="19"/>
+            <w:color w:val="0563C1"/>
+            <w:u w:val="single"/>
+          </w:rPr>
+          <w:t>Records Management Policy — where a completed engagement document has to be filed</w:t>
+        </w:r>
+      </w:hyperlink>
+    </w:p>
+    <w:p>
+      <w:pPr>
+        <w:spacing w:after="60"/>
+        <w:ind w:left="340"/>
+      </w:pPr>
+      <w:r>
+        <w:rPr>
+          <w:sz w:val="19"/>
+        </w:rPr>
+        <w:t xml:space="preserve">•  </w:t>
+      </w:r>
+      <w:hyperlink r:id="rId26">
+        <w:r>
+          <w:rPr>
+            <w:sz w:val="19"/>
+            <w:color w:val="0563C1"/>
+            <w:u w:val="single"/>
+          </w:rPr>
+          <w:t>Backup and Retention Policy — how long it has to be kept once it is there</w:t>
+        </w:r>
+      </w:hyperlink>
+    </w:p>
+    <w:p/>
     <w:tbl>
       <w:tblPr>
         <w:tblW w:type="auto" w:w="0"/>
@@ -13036,6 +14913,41 @@
     <w:p/>
     <w:p>
       <w:pPr>
+        <w:spacing w:after="40"/>
+      </w:pPr>
+      <w:r>
+        <w:rPr>
+          <w:b w:val="0"/>
+          <w:i/>
+          <w:color w:val="6B6660"/>
+          <w:sz w:val="18"/>
+        </w:rPr>
+        <w:t>Evidences: [ICTCLD401 PC 4.3]</w:t>
+      </w:r>
+    </w:p>
+    <w:p>
+      <w:pPr>
+        <w:spacing w:after="120"/>
+      </w:pPr>
+      <w:r>
+        <w:rPr>
+          <w:b/>
+          <w:color w:val="6B6660"/>
+          <w:sz w:val="18"/>
+        </w:rPr>
+        <w:t xml:space="preserve">Satisfactory when </w:t>
+      </w:r>
+      <w:r>
+        <w:rPr>
+          <w:i/>
+          <w:color w:val="6B6660"/>
+          <w:sz w:val="18"/>
+        </w:rPr>
+        <w:t>the student names the actual location and the policy that governs it — the Records Management Policy, or the Backup and Retention Policy. “I would file it appropriately” has not evidenced the item.</w:t>
+      </w:r>
+    </w:p>
+    <w:p>
+      <w:pPr>
         <w:pStyle w:val="Heading1"/>
       </w:pPr>
       <w:r>
@@ -13074,21 +14986,10 @@
         <w:pStyle w:val="Heading2"/>
       </w:pPr>
       <w:r>
+        <w:rPr>
+          <w:color w:val="1F5A5C"/>
+        </w:rPr>
         <w:t>Choose at least three of these and explain each in your own words, the…</w:t>
-      </w:r>
-    </w:p>
-    <w:p>
-      <w:pPr>
-        <w:spacing w:after="40"/>
-      </w:pPr>
-      <w:r>
-        <w:rPr>
-          <w:b w:val="0"/>
-          <w:i/>
-          <w:color w:val="6B6660"/>
-          <w:sz w:val="18"/>
-        </w:rPr>
-        <w:t>Evidences: [ICTCLD502 KE 4]</w:t>
       </w:r>
     </w:p>
     <w:p>
@@ -13200,27 +15101,6 @@
     <w:p/>
     <w:p>
       <w:pPr>
-        <w:spacing w:before="200" w:after="0"/>
-      </w:pPr>
-      <w:r>
-        <w:rPr>
-          <w:b/>
-          <w:color w:val="1F5A5C"/>
-          <w:sz w:val="16"/>
-        </w:rPr>
-        <w:t>KNOWLEDGE QUESTION 2</w:t>
-      </w:r>
-    </w:p>
-    <w:p>
-      <w:pPr>
-        <w:pStyle w:val="Heading2"/>
-      </w:pPr>
-      <w:r>
-        <w:t>From your own testing: (a) how did you avoid creating a new single poi…</w:t>
-      </w:r>
-    </w:p>
-    <w:p>
-      <w:pPr>
         <w:spacing w:after="40"/>
       </w:pPr>
       <w:r>
@@ -13230,7 +15110,31 @@
           <w:color w:val="6B6660"/>
           <w:sz w:val="18"/>
         </w:rPr>
-        <w:t>Evidences: [ICTCLD502 KE 5]</w:t>
+        <w:t>Evidences: [ICTCLD502 KE 4]</w:t>
+      </w:r>
+    </w:p>
+    <w:p>
+      <w:pPr>
+        <w:spacing w:before="200" w:after="0"/>
+      </w:pPr>
+      <w:r>
+        <w:rPr>
+          <w:b/>
+          <w:color w:val="1F5A5C"/>
+          <w:sz w:val="16"/>
+        </w:rPr>
+        <w:t>KNOWLEDGE QUESTION 2</w:t>
+      </w:r>
+    </w:p>
+    <w:p>
+      <w:pPr>
+        <w:pStyle w:val="Heading2"/>
+      </w:pPr>
+      <w:r>
+        <w:rPr>
+          <w:color w:val="1F5A5C"/>
+        </w:rPr>
+        <w:t>From your own testing: (a) how did you avoid creating a new single poi…</w:t>
       </w:r>
     </w:p>
     <w:p>
@@ -13328,27 +15232,6 @@
     <w:p/>
     <w:p>
       <w:pPr>
-        <w:spacing w:before="200" w:after="0"/>
-      </w:pPr>
-      <w:r>
-        <w:rPr>
-          <w:b/>
-          <w:color w:val="1F5A5C"/>
-          <w:sz w:val="16"/>
-        </w:rPr>
-        <w:t>KNOWLEDGE QUESTION 3</w:t>
-      </w:r>
-    </w:p>
-    <w:p>
-      <w:pPr>
-        <w:pStyle w:val="Heading2"/>
-      </w:pPr>
-      <w:r>
-        <w:t>Which tools did you use to measure the availability impact of a failur…</w:t>
-      </w:r>
-    </w:p>
-    <w:p>
-      <w:pPr>
         <w:spacing w:after="40"/>
       </w:pPr>
       <w:r>
@@ -13358,7 +15241,31 @@
           <w:color w:val="6B6660"/>
           <w:sz w:val="18"/>
         </w:rPr>
-        <w:t>Evidences: [ICTCLD502 KE 6]</w:t>
+        <w:t>Evidences: [ICTCLD502 KE 5]</w:t>
+      </w:r>
+    </w:p>
+    <w:p>
+      <w:pPr>
+        <w:spacing w:before="200" w:after="0"/>
+      </w:pPr>
+      <w:r>
+        <w:rPr>
+          <w:b/>
+          <w:color w:val="1F5A5C"/>
+          <w:sz w:val="16"/>
+        </w:rPr>
+        <w:t>KNOWLEDGE QUESTION 3</w:t>
+      </w:r>
+    </w:p>
+    <w:p>
+      <w:pPr>
+        <w:pStyle w:val="Heading2"/>
+      </w:pPr>
+      <w:r>
+        <w:rPr>
+          <w:color w:val="1F5A5C"/>
+        </w:rPr>
+        <w:t>Which tools did you use to measure the availability impact of a failur…</w:t>
       </w:r>
     </w:p>
     <w:p>
@@ -13374,6 +15281,42 @@
         <w:t>Which tools did you use to measure the availability impact of a failure? Show the calculation you did for one specific simulation, using your own timing data, and name one thing your method could not see.</w:t>
       </w:r>
     </w:p>
+    <w:p>
+      <w:pPr>
+        <w:spacing w:after="60"/>
+      </w:pPr>
+      <w:r>
+        <w:rPr>
+          <w:b/>
+          <w:i w:val="0"/>
+          <w:sz w:val="19"/>
+        </w:rPr>
+        <w:t>Related resources</w:t>
+      </w:r>
+    </w:p>
+    <w:p>
+      <w:pPr>
+        <w:spacing w:after="60"/>
+        <w:ind w:left="340"/>
+      </w:pPr>
+      <w:r>
+        <w:rPr>
+          <w:sz w:val="19"/>
+        </w:rPr>
+        <w:t xml:space="preserve">•  </w:t>
+      </w:r>
+      <w:hyperlink r:id="rId18">
+        <w:r>
+          <w:rPr>
+            <w:sz w:val="19"/>
+            <w:color w:val="0563C1"/>
+            <w:u w:val="single"/>
+          </w:rPr>
+          <w:t>LMS Cloud Migration Requirements — the availability target your measurement is reported against</w:t>
+        </w:r>
+      </w:hyperlink>
+    </w:p>
+    <w:p/>
     <w:tbl>
       <w:tblPr>
         <w:tblW w:type="auto" w:w="0"/>
@@ -13470,27 +15413,6 @@
     <w:p/>
     <w:p>
       <w:pPr>
-        <w:spacing w:before="200" w:after="0"/>
-      </w:pPr>
-      <w:r>
-        <w:rPr>
-          <w:b/>
-          <w:color w:val="1F5A5C"/>
-          <w:sz w:val="16"/>
-        </w:rPr>
-        <w:t>KNOWLEDGE QUESTION 4</w:t>
-      </w:r>
-    </w:p>
-    <w:p>
-      <w:pPr>
-        <w:pStyle w:val="Heading2"/>
-      </w:pPr>
-      <w:r>
-        <w:t>For the services in your environment — the load balancer, the database…</w:t>
-      </w:r>
-    </w:p>
-    <w:p>
-      <w:pPr>
         <w:spacing w:after="40"/>
       </w:pPr>
       <w:r>
@@ -13500,7 +15422,31 @@
           <w:color w:val="6B6660"/>
           <w:sz w:val="18"/>
         </w:rPr>
-        <w:t>Evidences: [ICTCLD502 KE 7]</w:t>
+        <w:t>Evidences: [ICTCLD502 KE 6]</w:t>
+      </w:r>
+    </w:p>
+    <w:p>
+      <w:pPr>
+        <w:spacing w:before="200" w:after="0"/>
+      </w:pPr>
+      <w:r>
+        <w:rPr>
+          <w:b/>
+          <w:color w:val="1F5A5C"/>
+          <w:sz w:val="16"/>
+        </w:rPr>
+        <w:t>KNOWLEDGE QUESTION 4</w:t>
+      </w:r>
+    </w:p>
+    <w:p>
+      <w:pPr>
+        <w:pStyle w:val="Heading2"/>
+      </w:pPr>
+      <w:r>
+        <w:rPr>
+          <w:color w:val="1F5A5C"/>
+        </w:rPr>
+        <w:t>For the services in your environment — the load balancer, the database…</w:t>
       </w:r>
     </w:p>
     <w:p>
@@ -13516,6 +15462,42 @@
         <w:t>For the services in your environment — the load balancer, the database, object storage — explain which fault tolerance AWS provides for you and which you had to design yourself. Be precise about where the line falls for each.</w:t>
       </w:r>
     </w:p>
+    <w:p>
+      <w:pPr>
+        <w:spacing w:after="60"/>
+      </w:pPr>
+      <w:r>
+        <w:rPr>
+          <w:b/>
+          <w:i w:val="0"/>
+          <w:sz w:val="19"/>
+        </w:rPr>
+        <w:t>Related resources</w:t>
+      </w:r>
+    </w:p>
+    <w:p>
+      <w:pPr>
+        <w:spacing w:after="60"/>
+        <w:ind w:left="340"/>
+      </w:pPr>
+      <w:r>
+        <w:rPr>
+          <w:sz w:val="19"/>
+        </w:rPr>
+        <w:t xml:space="preserve">•  </w:t>
+      </w:r>
+      <w:hyperlink r:id="rId23">
+        <w:r>
+          <w:rPr>
+            <w:sz w:val="19"/>
+            <w:color w:val="0563C1"/>
+            <w:u w:val="single"/>
+          </w:rPr>
+          <w:t>LMS Cloud Architecture — Baseline Design — which services the environment uses, so you can draw the responsibility line for each</w:t>
+        </w:r>
+      </w:hyperlink>
+    </w:p>
+    <w:p/>
     <w:tbl>
       <w:tblPr>
         <w:tblW w:type="auto" w:w="0"/>
@@ -13612,27 +15594,6 @@
     <w:p/>
     <w:p>
       <w:pPr>
-        <w:spacing w:before="200" w:after="0"/>
-      </w:pPr>
-      <w:r>
-        <w:rPr>
-          <w:b/>
-          <w:color w:val="1F5A5C"/>
-          <w:sz w:val="16"/>
-        </w:rPr>
-        <w:t>KNOWLEDGE QUESTION 5</w:t>
-      </w:r>
-    </w:p>
-    <w:p>
-      <w:pPr>
-        <w:pStyle w:val="Heading2"/>
-      </w:pPr>
-      <w:r>
-        <w:t>Load balancing and autoscaling deliver something together that neither…</w:t>
-      </w:r>
-    </w:p>
-    <w:p>
-      <w:pPr>
         <w:spacing w:after="40"/>
       </w:pPr>
       <w:r>
@@ -13642,7 +15603,31 @@
           <w:color w:val="6B6660"/>
           <w:sz w:val="18"/>
         </w:rPr>
-        <w:t>Evidences: [ICTCLD502 KE 8]</w:t>
+        <w:t>Evidences: [ICTCLD502 KE 7]</w:t>
+      </w:r>
+    </w:p>
+    <w:p>
+      <w:pPr>
+        <w:spacing w:before="200" w:after="0"/>
+      </w:pPr>
+      <w:r>
+        <w:rPr>
+          <w:b/>
+          <w:color w:val="1F5A5C"/>
+          <w:sz w:val="16"/>
+        </w:rPr>
+        <w:t>KNOWLEDGE QUESTION 5</w:t>
+      </w:r>
+    </w:p>
+    <w:p>
+      <w:pPr>
+        <w:pStyle w:val="Heading2"/>
+      </w:pPr>
+      <w:r>
+        <w:rPr>
+          <w:color w:val="1F5A5C"/>
+        </w:rPr>
+        <w:t>Load balancing and autoscaling deliver something together that neither…</w:t>
       </w:r>
     </w:p>
     <w:p>
@@ -13740,27 +15725,6 @@
     <w:p/>
     <w:p>
       <w:pPr>
-        <w:spacing w:before="200" w:after="0"/>
-      </w:pPr>
-      <w:r>
-        <w:rPr>
-          <w:b/>
-          <w:color w:val="1F5A5C"/>
-          <w:sz w:val="16"/>
-        </w:rPr>
-        <w:t>KNOWLEDGE QUESTION 6</w:t>
-      </w:r>
-    </w:p>
-    <w:p>
-      <w:pPr>
-        <w:pStyle w:val="Heading2"/>
-      </w:pPr>
-      <w:r>
-        <w:t>Name one high-availability metric you configured in task 12 and built …</w:t>
-      </w:r>
-    </w:p>
-    <w:p>
-      <w:pPr>
         <w:spacing w:after="40"/>
       </w:pPr>
       <w:r>
@@ -13770,7 +15734,31 @@
           <w:color w:val="6B6660"/>
           <w:sz w:val="18"/>
         </w:rPr>
-        <w:t>Evidences: [ICTCLD502 KE 9]</w:t>
+        <w:t>Evidences: [ICTCLD502 KE 8]</w:t>
+      </w:r>
+    </w:p>
+    <w:p>
+      <w:pPr>
+        <w:spacing w:before="200" w:after="0"/>
+      </w:pPr>
+      <w:r>
+        <w:rPr>
+          <w:b/>
+          <w:color w:val="1F5A5C"/>
+          <w:sz w:val="16"/>
+        </w:rPr>
+        <w:t>KNOWLEDGE QUESTION 6</w:t>
+      </w:r>
+    </w:p>
+    <w:p>
+      <w:pPr>
+        <w:pStyle w:val="Heading2"/>
+      </w:pPr>
+      <w:r>
+        <w:rPr>
+          <w:color w:val="1F5A5C"/>
+        </w:rPr>
+        <w:t>Name one high-availability metric you configured in task 12 and built …</w:t>
       </w:r>
     </w:p>
     <w:p>
@@ -13868,6 +15856,20 @@
     <w:p/>
     <w:p>
       <w:pPr>
+        <w:spacing w:after="40"/>
+      </w:pPr>
+      <w:r>
+        <w:rPr>
+          <w:b w:val="0"/>
+          <w:i/>
+          <w:color w:val="6B6660"/>
+          <w:sz w:val="18"/>
+        </w:rPr>
+        <w:t>Evidences: [ICTCLD502 KE 9]</w:t>
+      </w:r>
+    </w:p>
+    <w:p>
+      <w:pPr>
         <w:pStyle w:val="Heading1"/>
       </w:pPr>
       <w:r>
@@ -13906,21 +15908,10 @@
         <w:pStyle w:val="Heading2"/>
       </w:pPr>
       <w:r>
+        <w:rPr>
+          <w:color w:val="1F5A5C"/>
+        </w:rPr>
         <w:t>Decisions in hindsight</w:t>
-      </w:r>
-    </w:p>
-    <w:p>
-      <w:pPr>
-        <w:spacing w:after="40"/>
-      </w:pPr>
-      <w:r>
-        <w:rPr>
-          <w:b w:val="0"/>
-          <w:i/>
-          <w:color w:val="6B6660"/>
-          <w:sz w:val="18"/>
-        </w:rPr>
-        <w:t>Evidences: [ICTCLD401 FS Learning] · [ICTCLD401 FS Self-management skills] · [ICTCLD502 FS Problem solving] · [ICTCLD502 FS Self-management]</w:t>
       </w:r>
     </w:p>
     <w:p>
@@ -14018,27 +16009,6 @@
     <w:p/>
     <w:p>
       <w:pPr>
-        <w:spacing w:before="200" w:after="0"/>
-      </w:pPr>
-      <w:r>
-        <w:rPr>
-          <w:b/>
-          <w:color w:val="1F5A5C"/>
-          <w:sz w:val="16"/>
-        </w:rPr>
-        <w:t>REFLECTION 2</w:t>
-      </w:r>
-    </w:p>
-    <w:p>
-      <w:pPr>
-        <w:pStyle w:val="Heading2"/>
-      </w:pPr>
-      <w:r>
-        <w:t>Working under time pressure</w:t>
-      </w:r>
-    </w:p>
-    <w:p>
-      <w:pPr>
         <w:spacing w:after="40"/>
       </w:pPr>
       <w:r>
@@ -14049,6 +16019,30 @@
           <w:sz w:val="18"/>
         </w:rPr>
         <w:t>Evidences: [ICTCLD401 FS Learning] · [ICTCLD401 FS Self-management skills] · [ICTCLD502 FS Problem solving] · [ICTCLD502 FS Self-management]</w:t>
+      </w:r>
+    </w:p>
+    <w:p>
+      <w:pPr>
+        <w:spacing w:before="200" w:after="0"/>
+      </w:pPr>
+      <w:r>
+        <w:rPr>
+          <w:b/>
+          <w:color w:val="1F5A5C"/>
+          <w:sz w:val="16"/>
+        </w:rPr>
+        <w:t>REFLECTION 2</w:t>
+      </w:r>
+    </w:p>
+    <w:p>
+      <w:pPr>
+        <w:pStyle w:val="Heading2"/>
+      </w:pPr>
+      <w:r>
+        <w:rPr>
+          <w:color w:val="1F5A5C"/>
+        </w:rPr>
+        <w:t>Working under time pressure</w:t>
       </w:r>
     </w:p>
     <w:p>
@@ -14146,27 +16140,6 @@
     <w:p/>
     <w:p>
       <w:pPr>
-        <w:spacing w:before="200" w:after="0"/>
-      </w:pPr>
-      <w:r>
-        <w:rPr>
-          <w:b/>
-          <w:color w:val="1F5A5C"/>
-          <w:sz w:val="16"/>
-        </w:rPr>
-        <w:t>REFLECTION 3</w:t>
-      </w:r>
-    </w:p>
-    <w:p>
-      <w:pPr>
-        <w:pStyle w:val="Heading2"/>
-      </w:pPr>
-      <w:r>
-        <w:t>What you would carry forward</w:t>
-      </w:r>
-    </w:p>
-    <w:p>
-      <w:pPr>
         <w:spacing w:after="40"/>
       </w:pPr>
       <w:r>
@@ -14177,6 +16150,30 @@
           <w:sz w:val="18"/>
         </w:rPr>
         <w:t>Evidences: [ICTCLD401 FS Learning] · [ICTCLD401 FS Self-management skills] · [ICTCLD502 FS Problem solving] · [ICTCLD502 FS Self-management]</w:t>
+      </w:r>
+    </w:p>
+    <w:p>
+      <w:pPr>
+        <w:spacing w:before="200" w:after="0"/>
+      </w:pPr>
+      <w:r>
+        <w:rPr>
+          <w:b/>
+          <w:color w:val="1F5A5C"/>
+          <w:sz w:val="16"/>
+        </w:rPr>
+        <w:t>REFLECTION 3</w:t>
+      </w:r>
+    </w:p>
+    <w:p>
+      <w:pPr>
+        <w:pStyle w:val="Heading2"/>
+      </w:pPr>
+      <w:r>
+        <w:rPr>
+          <w:color w:val="1F5A5C"/>
+        </w:rPr>
+        <w:t>What you would carry forward</w:t>
       </w:r>
     </w:p>
     <w:p>
@@ -14272,6 +16269,20 @@
       </w:tr>
     </w:tbl>
     <w:p/>
+    <w:p>
+      <w:pPr>
+        <w:spacing w:after="40"/>
+      </w:pPr>
+      <w:r>
+        <w:rPr>
+          <w:b w:val="0"/>
+          <w:i/>
+          <w:color w:val="6B6660"/>
+          <w:sz w:val="18"/>
+        </w:rPr>
+        <w:t>Evidences: [ICTCLD401 FS Learning] · [ICTCLD401 FS Self-management skills] · [ICTCLD502 FS Problem solving] · [ICTCLD502 FS Self-management]</w:t>
+      </w:r>
+    </w:p>
     <w:p>
       <w:pPr>
         <w:pStyle w:val="Heading1"/>

--- a/S1-CL1-Cloud-Design-Build/assessments/AT3/AT3-High-Availability-Assessor.docx
+++ b/S1-CL1-Cloud-Design-Build/assessments/AT3/AT3-High-Availability-Assessor.docx
@@ -10111,7 +10111,7 @@
           <w:b w:val="0"/>
           <w:sz w:val="21"/>
         </w:rPr>
-        <w:t>Give the stack a name, provide any parameters it asks for, and launch it.</w:t>
+        <w:t>Give the stack a name. Every parameter is defaulted except the database master password — type one of at least 8 characters and keep a note of it. Then launch the stack.</w:t>
       </w:r>
     </w:p>
     <w:p>
@@ -10151,7 +10151,7 @@
           <w:b w:val="0"/>
           <w:sz w:val="21"/>
         </w:rPr>
-        <w:t>Open the load balancer's DNS name in a browser and confirm the placeholder page loads.</w:t>
+        <w:t>Open the load balancer's DNS name in a browser and confirm the placeholder page loads. Type http:// in front of it — the load balancer only listens on HTTP port 80, and a browser left to itself will try HTTPS and fail.</w:t>
       </w:r>
     </w:p>
     <w:p/>
@@ -11446,6 +11446,28 @@
       <w:r>
         <w:rPr>
           <w:b/>
+          <w:color w:val="C5613B"/>
+          <w:sz w:val="19"/>
+        </w:rPr>
+        <w:t xml:space="preserve">Environment constraint </w:t>
+      </w:r>
+      <w:r>
+        <w:rPr>
+          <w:i/>
+          <w:color w:val="C5613B"/>
+          <w:sz w:val="19"/>
+        </w:rPr>
+        <w:t>a new instance is not healthy the moment it launches. It has to boot and install its web server first, and while that happens the target group reports it Unhealthy with Request timed out — correctly, because nothing is listening on port 80 yet. On Windows it takes about six minutes, and can take ten. Wait for it. Do not change settings, terminate the instance or start over: an instance that looks stuck is almost always one that is still installing, and intervening is how you turn a five-minute wait into a rebuild.</w:t>
+      </w:r>
+    </w:p>
+    <w:p>
+      <w:pPr>
+        <w:spacing w:before="80" w:after="160"/>
+        <w:ind w:left="227"/>
+      </w:pPr>
+      <w:r>
+        <w:rPr>
+          <w:b/>
           <w:color w:val="1F5A5C"/>
           <w:sz w:val="19"/>
         </w:rPr>
@@ -12586,7 +12608,7 @@
           <w:b w:val="0"/>
           <w:sz w:val="21"/>
         </w:rPr>
-        <w:t>Open the load balancer's DNS name in a browser and confirm the placeholder page loads.</w:t>
+        <w:t>Open the load balancer's DNS name in a browser — with http:// in front — and confirm the placeholder page loads.</w:t>
       </w:r>
     </w:p>
     <w:p>
@@ -12839,7 +12861,7 @@
           <w:b w:val="0"/>
           <w:sz w:val="21"/>
         </w:rPr>
-        <w:t>Open the load balancer's address in a browser and set it refreshing, or keep reloading it by hand. This is how you will see whether the LMS stayed up.</w:t>
+        <w:t>Open the load balancer's address in a browser (http://, not https://) and set it refreshing, or keep reloading it by hand. This is how you will see whether the LMS stayed up.</w:t>
       </w:r>
     </w:p>
     <w:p>

--- a/S1-CL1-Cloud-Design-Build/assessments/AT3/AT3-High-Availability-Assessor.docx
+++ b/S1-CL1-Cloud-Design-Build/assessments/AT3/AT3-High-Availability-Assessor.docx
@@ -1574,13 +1574,13 @@
           </w:tcPr>
           <w:p>
             <w:r>
-              <w:t>A16 Sign-off (task 28) — the role-played YAT ICT Manager has accepted the work and the sign-off block is completed and signed</w:t>
+              <w:t>A16 Filing (task 28) — student names where the completed workbook was filed and which YAT policy required that location</w:t>
             </w:r>
           </w:p>
           <w:p>
             <w:pPr/>
             <w:r>
-              <w:t>[ICTCLD502 PC 5.3]</w:t>
+              <w:t>[ICTCLD401 PC 4.3]</w:t>
             </w:r>
           </w:p>
         </w:tc>
@@ -1602,13 +1602,13 @@
           </w:tcPr>
           <w:p>
             <w:r>
-              <w:t>A17 Filing (task 29) — student names where the completed workbook was filed and which YAT policy required that location</w:t>
+              <w:t>A17 Knowledge questions (Q1–Q6) — student answers all six with reference to their own design and their own build, not generically, in clear written English</w:t>
             </w:r>
           </w:p>
           <w:p>
             <w:pPr/>
             <w:r>
-              <w:t>[ICTCLD401 PC 4.3]</w:t>
+              <w:t>[ICTCLD502 KE 4] · [ICTCLD502 KE 5] · [ICTCLD502 KE 6] · [ICTCLD502 KE 7] · [ICTCLD502 KE 8] · [ICTCLD502 KE 9] · [ICTCLD401 FS Writing]</w:t>
             </w:r>
           </w:p>
         </w:tc>
@@ -1630,35 +1630,7 @@
           </w:tcPr>
           <w:p>
             <w:r>
-              <w:t>A18 Knowledge questions (Q1–Q6) — student answers all six with reference to their own design and their own build, not generically, in clear written English</w:t>
-            </w:r>
-          </w:p>
-          <w:p>
-            <w:pPr/>
-            <w:r>
-              <w:t>[ICTCLD502 KE 4] · [ICTCLD502 KE 5] · [ICTCLD502 KE 6] · [ICTCLD502 KE 7] · [ICTCLD502 KE 8] · [ICTCLD502 KE 9] · [ICTCLD401 FS Writing]</w:t>
-            </w:r>
-          </w:p>
-        </w:tc>
-        <w:tc>
-          <w:tcPr>
-            <w:tcW w:type="dxa" w:w="1934"/>
-          </w:tcPr>
-          <w:p>
-            <w:r>
-              <w:t>☐ Yes  ☐ No</w:t>
-            </w:r>
-          </w:p>
-        </w:tc>
-      </w:tr>
-      <w:tr>
-        <w:tc>
-          <w:tcPr>
-            <w:tcW w:type="dxa" w:w="8697"/>
-          </w:tcPr>
-          <w:p>
-            <w:r>
-              <w:t>A19 Reflection (R1–R3) — three honest reflective responses: decisions in hindsight, working under time pressure, and a lesson carried forward — all specific to the student's own work</w:t>
+              <w:t>A18 Reflection (R1–R3) — three honest reflective responses: decisions in hindsight, working under time pressure, and a lesson carried forward — all specific to the student's own work</w:t>
             </w:r>
           </w:p>
           <w:p>
@@ -6934,7 +6906,7 @@
                 <w:color w:val="1F5A5C"/>
                 <w:sz w:val="18"/>
               </w:rPr>
-              <w:t>Healthy hosts per zone</w:t>
+              <w:t>Healthy hosts, us-east-1a</w:t>
             </w:r>
           </w:p>
         </w:tc>
@@ -6954,7 +6926,7 @@
                 <w:color w:val="1F5A5C"/>
                 <w:sz w:val="18"/>
               </w:rPr>
-              <w:t>HealthyHostCount, per availability zone</w:t>
+              <w:t>HealthyHostCount for the target group in that zone</w:t>
             </w:r>
           </w:p>
         </w:tc>
@@ -6974,7 +6946,7 @@
                 <w:color w:val="1F5A5C"/>
                 <w:sz w:val="18"/>
               </w:rPr>
-              <w:t>below 1 in either zone</w:t>
+              <w:t>below 1</w:t>
             </w:r>
           </w:p>
         </w:tc>
@@ -6994,7 +6966,7 @@
                 <w:color w:val="1F5A5C"/>
                 <w:sz w:val="18"/>
               </w:rPr>
-              <w:t>one zone has stopped serving even though the LMS is still up</w:t>
+              <w:t>that zone has stopped serving even though the LMS is still up</w:t>
             </w:r>
           </w:p>
         </w:tc>
@@ -7016,7 +6988,7 @@
                 <w:color w:val="1F5A5C"/>
                 <w:sz w:val="18"/>
               </w:rPr>
-              <w:t>Database failover</w:t>
+              <w:t>Healthy hosts, us-east-1b</w:t>
             </w:r>
           </w:p>
         </w:tc>
@@ -7036,7 +7008,7 @@
                 <w:color w:val="1F5A5C"/>
                 <w:sz w:val="18"/>
               </w:rPr>
-              <w:t>RDS events / DatabaseConnections drop</w:t>
+              <w:t>HealthyHostCount for the target group in that zone</w:t>
             </w:r>
           </w:p>
         </w:tc>
@@ -7056,7 +7028,7 @@
                 <w:color w:val="1F5A5C"/>
                 <w:sz w:val="18"/>
               </w:rPr>
-              <w:t>any failover event</w:t>
+              <w:t>below 1</w:t>
             </w:r>
           </w:p>
         </w:tc>
@@ -7076,7 +7048,7 @@
                 <w:color w:val="1F5A5C"/>
                 <w:sz w:val="18"/>
               </w:rPr>
-              <w:t>the standby has taken over — the LMS is running on the other zone</w:t>
+              <w:t>the same for the second zone. An alarm watches one zone, so covering both takes one alarm each — the baseline alarm counts unhealthy hosts across the whole target group and cannot see a zone go dark at all</w:t>
             </w:r>
           </w:p>
         </w:tc>
@@ -7098,7 +7070,7 @@
                 <w:color w:val="1F5A5C"/>
                 <w:sz w:val="18"/>
               </w:rPr>
-              <w:t>Service availability</w:t>
+              <w:t>Database connections lost</w:t>
             </w:r>
           </w:p>
         </w:tc>
@@ -7118,7 +7090,7 @@
                 <w:color w:val="1F5A5C"/>
                 <w:sz w:val="18"/>
               </w:rPr>
-              <w:t>ALB target health over the window</w:t>
+              <w:t>DatabaseConnections, for the database instance</w:t>
             </w:r>
           </w:p>
         </w:tc>
@@ -7138,7 +7110,7 @@
                 <w:color w:val="1F5A5C"/>
                 <w:sz w:val="18"/>
               </w:rPr>
-              <w:t>below the 99.9% target</w:t>
+              <w:t>below 1</w:t>
             </w:r>
           </w:p>
         </w:tc>
@@ -7158,7 +7130,7 @@
                 <w:color w:val="1F5A5C"/>
                 <w:sz w:val="18"/>
               </w:rPr>
-              <w:t>the service-level target is being missed</w:t>
+              <w:t>nothing is connected to the database — which is what a Multi-AZ failover looks like while it happens, and also what an application outage looks like. (A failover itself is an RDS event, not a CloudWatch metric: subscribing to it is done under RDS, Event subscriptions, not here.) EXPECT THIS ONE TO FIRE IMMEDIATELY AND STAY FIRING: the instances serve a placeholder page and never connect to the database, because installing the LMS application is YAT IT's job and out of scope here. The alarm is correct for the real system; this environment simply cannot exercise it. A student who builds it and notes that it alarms for that reason has understood more than one whose alarms all sit quietly in OK.</w:t>
             </w:r>
           </w:p>
         </w:tc>
@@ -7197,7 +7169,7 @@
           <w:color w:val="6B6660"/>
           <w:sz w:val="18"/>
         </w:rPr>
-        <w:t>the student designs at least one alarm that would reveal a loss of availability the current set would miss — per-zone healthy host count, a database failover event, or an equivalent. Thresholds are context. Restating the two existing alarms is not designing monitoring for high availability.</w:t>
+        <w:t>the student designs at least one alarm that would reveal a loss of availability the current set would miss. The model shows one per zone, which is the complete answer; a single alarm on one zone still meets the item — per-zone healthy host count, a database failover event, or an equivalent. Thresholds are context. Restating the two existing alarms is not designing monitoring for high availability.</w:t>
       </w:r>
     </w:p>
     <w:p>
@@ -12215,7 +12187,7 @@
                 <w:color w:val="1F5A5C"/>
                 <w:sz w:val="18"/>
               </w:rPr>
-              <w:t>Healthy hosts per zone</w:t>
+              <w:t>Healthy hosts, us-east-1a</w:t>
             </w:r>
           </w:p>
         </w:tc>
@@ -12235,7 +12207,7 @@
                 <w:color w:val="1F5A5C"/>
                 <w:sz w:val="18"/>
               </w:rPr>
-              <w:t>HealthyHostCount, per availability zone</w:t>
+              <w:t>HealthyHostCount for the target group in that zone</w:t>
             </w:r>
           </w:p>
         </w:tc>
@@ -12255,7 +12227,7 @@
                 <w:color w:val="1F5A5C"/>
                 <w:sz w:val="18"/>
               </w:rPr>
-              <w:t>below 1 in either zone</w:t>
+              <w:t>below 1</w:t>
             </w:r>
           </w:p>
         </w:tc>
@@ -12275,7 +12247,7 @@
                 <w:color w:val="1F5A5C"/>
                 <w:sz w:val="18"/>
               </w:rPr>
-              <w:t>one zone has stopped serving even though the LMS is still up</w:t>
+              <w:t>that zone has stopped serving even though the LMS is still up</w:t>
             </w:r>
           </w:p>
         </w:tc>
@@ -12297,7 +12269,7 @@
                 <w:color w:val="1F5A5C"/>
                 <w:sz w:val="18"/>
               </w:rPr>
-              <w:t>Database failover</w:t>
+              <w:t>Healthy hosts, us-east-1b</w:t>
             </w:r>
           </w:p>
         </w:tc>
@@ -12317,7 +12289,7 @@
                 <w:color w:val="1F5A5C"/>
                 <w:sz w:val="18"/>
               </w:rPr>
-              <w:t>RDS events / DatabaseConnections drop</w:t>
+              <w:t>HealthyHostCount for the target group in that zone</w:t>
             </w:r>
           </w:p>
         </w:tc>
@@ -12337,7 +12309,7 @@
                 <w:color w:val="1F5A5C"/>
                 <w:sz w:val="18"/>
               </w:rPr>
-              <w:t>any failover event</w:t>
+              <w:t>below 1</w:t>
             </w:r>
           </w:p>
         </w:tc>
@@ -12357,7 +12329,7 @@
                 <w:color w:val="1F5A5C"/>
                 <w:sz w:val="18"/>
               </w:rPr>
-              <w:t>the standby has taken over — the LMS is running on the other zone</w:t>
+              <w:t>the same for the second zone. An alarm watches one zone, so covering both takes one alarm each — the baseline alarm counts unhealthy hosts across the whole target group and cannot see a zone go dark at all</w:t>
             </w:r>
           </w:p>
         </w:tc>
@@ -12379,7 +12351,7 @@
                 <w:color w:val="1F5A5C"/>
                 <w:sz w:val="18"/>
               </w:rPr>
-              <w:t>Service availability</w:t>
+              <w:t>Database connections lost</w:t>
             </w:r>
           </w:p>
         </w:tc>
@@ -12399,7 +12371,7 @@
                 <w:color w:val="1F5A5C"/>
                 <w:sz w:val="18"/>
               </w:rPr>
-              <w:t>ALB target health over the window</w:t>
+              <w:t>DatabaseConnections, for the database instance</w:t>
             </w:r>
           </w:p>
         </w:tc>
@@ -12419,7 +12391,7 @@
                 <w:color w:val="1F5A5C"/>
                 <w:sz w:val="18"/>
               </w:rPr>
-              <w:t>below the 99.9% target</w:t>
+              <w:t>below 1</w:t>
             </w:r>
           </w:p>
         </w:tc>
@@ -12439,7 +12411,7 @@
                 <w:color w:val="1F5A5C"/>
                 <w:sz w:val="18"/>
               </w:rPr>
-              <w:t>the service-level target is being missed</w:t>
+              <w:t>nothing is connected to the database — which is what a Multi-AZ failover looks like while it happens, and also what an application outage looks like. (A failover itself is an RDS event, not a CloudWatch metric: subscribing to it is done under RDS, Event subscriptions, not here.) EXPECT THIS ONE TO FIRE IMMEDIATELY AND STAY FIRING: the instances serve a placeholder page and never connect to the database, because installing the LMS application is YAT IT's job and out of scope here. The alarm is correct for the real system; this environment simply cannot exercise it. A student who builds it and notes that it alarms for that reason has understood more than one whose alarms all sit quietly in OK.</w:t>
             </w:r>
           </w:p>
         </w:tc>
@@ -12648,7 +12620,7 @@
           <w:b w:val="0"/>
           <w:sz w:val="21"/>
         </w:rPr>
-        <w:t>Connect to one instance with Session Manager and confirm it reaches the database on port 3306.</w:t>
+        <w:t>Connect to one instance with Session Manager and run the first command below. TcpTestSucceeded : True means the application tier reaches the database privately. Get the endpoint from RDS → Databases → your database → Connectivity &amp; security.</w:t>
       </w:r>
     </w:p>
     <w:p>
@@ -12668,7 +12640,7 @@
           <w:b w:val="0"/>
           <w:sz w:val="21"/>
         </w:rPr>
-        <w:t>Confirm the database is still not reachable from the internet.</w:t>
+        <w:t>Now run the same command on your OWN computer, not on the instance — the second one below. It must FAIL. That timeout is the evidence: the database has no public address and its security group accepts the application tier only. Confirm it alongside RDS → Connectivity &amp; security, where Publicly accessible reads No.</w:t>
       </w:r>
     </w:p>
     <w:p/>
@@ -12682,7 +12654,7 @@
           <w:i w:val="0"/>
           <w:sz w:val="21"/>
         </w:rPr>
-        <w:t>Run this on the instance</w:t>
+        <w:t>Run these</w:t>
       </w:r>
     </w:p>
     <w:tbl>
@@ -12714,7 +12686,90 @@
                 <w:rFonts w:ascii="Consolas" w:hAnsi="Consolas"/>
                 <w:sz w:val="18"/>
               </w:rPr>
+              <w:t># on the instance, via Session Manager - expect TcpTestSucceeded : True</w:t>
+            </w:r>
+          </w:p>
+          <w:p>
+            <w:pPr>
+              <w:spacing w:after="0"/>
+            </w:pPr>
+            <w:r>
+              <w:rPr>
+                <w:rFonts w:ascii="Consolas" w:hAnsi="Consolas"/>
+                <w:sz w:val="18"/>
+              </w:rPr>
               <w:t>Test-NetConnection &lt;YOUR-DB-ENDPOINT&gt; -Port 3306</w:t>
+            </w:r>
+          </w:p>
+          <w:p>
+            <w:pPr>
+              <w:spacing w:after="0"/>
+            </w:pPr>
+            <w:r>
+              <w:rPr>
+                <w:rFonts w:ascii="Consolas" w:hAnsi="Consolas"/>
+                <w:sz w:val="18"/>
+              </w:rPr>
+            </w:r>
+          </w:p>
+          <w:p>
+            <w:pPr>
+              <w:spacing w:after="0"/>
+            </w:pPr>
+            <w:r>
+              <w:rPr>
+                <w:rFonts w:ascii="Consolas" w:hAnsi="Consolas"/>
+                <w:sz w:val="18"/>
+              </w:rPr>
+              <w:t># on your own computer - expect it to time out and fail</w:t>
+            </w:r>
+          </w:p>
+          <w:p>
+            <w:pPr>
+              <w:spacing w:after="0"/>
+            </w:pPr>
+            <w:r>
+              <w:rPr>
+                <w:rFonts w:ascii="Consolas" w:hAnsi="Consolas"/>
+                <w:sz w:val="18"/>
+              </w:rPr>
+              <w:t># Windows, in PowerShell:</w:t>
+            </w:r>
+          </w:p>
+          <w:p>
+            <w:pPr>
+              <w:spacing w:after="0"/>
+            </w:pPr>
+            <w:r>
+              <w:rPr>
+                <w:rFonts w:ascii="Consolas" w:hAnsi="Consolas"/>
+                <w:sz w:val="18"/>
+              </w:rPr>
+              <w:t>Test-NetConnection &lt;YOUR-DB-ENDPOINT&gt; -Port 3306</w:t>
+            </w:r>
+          </w:p>
+          <w:p>
+            <w:pPr>
+              <w:spacing w:after="0"/>
+            </w:pPr>
+            <w:r>
+              <w:rPr>
+                <w:rFonts w:ascii="Consolas" w:hAnsi="Consolas"/>
+                <w:sz w:val="18"/>
+              </w:rPr>
+              <w:t># macOS or Linux, in Terminal:</w:t>
+            </w:r>
+          </w:p>
+          <w:p>
+            <w:pPr>
+              <w:spacing w:after="0"/>
+            </w:pPr>
+            <w:r>
+              <w:rPr>
+                <w:rFonts w:ascii="Consolas" w:hAnsi="Consolas"/>
+                <w:sz w:val="18"/>
+              </w:rPr>
+              <w:t>nc -zv -w 10 &lt;YOUR-DB-ENDPOINT&gt; 3306</w:t>
             </w:r>
           </w:p>
         </w:tc>
@@ -12765,7 +12820,7 @@
                 <w:color w:val="C5613B"/>
                 <w:sz w:val="19"/>
               </w:rPr>
-              <w:t>SCREENSHOT — the browser showing the page, the target group showing two healthy targets in two zones, and the port test returning TcpTestSucceeded : True.</w:t>
+              <w:t>SCREENSHOT — the browser showing the page, the target group showing two healthy targets in two zones, the port test from the instance returning TcpTestSucceeded : True, and the same test from your own computer failing.</w:t>
             </w:r>
           </w:p>
         </w:tc>
@@ -12991,7 +13046,7 @@
                 <w:color w:val="C5613B"/>
                 <w:sz w:val="19"/>
               </w:rPr>
-              <w:t>SCREENSHOT — the failure you caused and the evidence the service survived it — the console showing the terminated instance or the failover event, plus what the browser did.</w:t>
+              <w:t>SCREENSHOT — three things, whichever simulation you ran: the ACTION you took (the terminating instance, or the RDS event showing the failover); the SERVICE while it happened (your browser still loading the page — include a clock or timestamp if you can); and the RECOVERY (the Auto Scaling group activity showing the replacement, or the target group returning to healthy). If the service did go down, capture that honestly — a recorded outage is evidence, and you compare it against what you predicted in task 18.</w:t>
             </w:r>
           </w:p>
         </w:tc>
@@ -14350,435 +14405,6 @@
         <w:rPr>
           <w:color w:val="1F5A5C"/>
         </w:rPr>
-        <w:t>Get it signed off</w:t>
-      </w:r>
-    </w:p>
-    <w:p>
-      <w:pPr>
-        <w:spacing w:after="120"/>
-      </w:pPr>
-      <w:r>
-        <w:rPr>
-          <w:b w:val="0"/>
-          <w:i w:val="0"/>
-          <w:sz w:val="21"/>
-        </w:rPr>
-        <w:t>The engagement closes when the ICT Manager accepts the work. Have them sign below.</w:t>
-      </w:r>
-    </w:p>
-    <w:p>
-      <w:pPr>
-        <w:spacing w:after="60"/>
-      </w:pPr>
-      <w:r>
-        <w:rPr>
-          <w:b/>
-          <w:i w:val="0"/>
-          <w:sz w:val="19"/>
-        </w:rPr>
-        <w:t>Related resources</w:t>
-      </w:r>
-    </w:p>
-    <w:p>
-      <w:pPr>
-        <w:spacing w:after="60"/>
-        <w:ind w:left="340"/>
-      </w:pPr>
-      <w:r>
-        <w:rPr>
-          <w:sz w:val="19"/>
-        </w:rPr>
-        <w:t xml:space="preserve">•  </w:t>
-      </w:r>
-      <w:hyperlink r:id="rId25">
-        <w:r>
-          <w:rPr>
-            <w:sz w:val="19"/>
-            <w:color w:val="0563C1"/>
-            <w:u w:val="single"/>
-          </w:rPr>
-          <w:t>Change Management Procedure — who is authorised to accept a completed change</w:t>
-        </w:r>
-      </w:hyperlink>
-    </w:p>
-    <w:p/>
-    <w:tbl>
-      <w:tblPr>
-        <w:tblW w:type="auto" w:w="0"/>
-        <w:tblLook w:firstColumn="1" w:firstRow="1" w:lastColumn="0" w:lastRow="0" w:noHBand="0" w:noVBand="1" w:val="04A0"/>
-      </w:tblPr>
-      <w:tblGrid>
-        <w:gridCol w:w="2093"/>
-        <w:gridCol w:w="2093"/>
-        <w:gridCol w:w="2093"/>
-        <w:gridCol w:w="2093"/>
-        <w:gridCol w:w="2093"/>
-      </w:tblGrid>
-      <w:tr>
-        <w:tc>
-          <w:tcPr>
-            <w:tcW w:type="dxa" w:w="2093"/>
-            <w:tcBorders>
-              <w:top w:val="single" w:sz="4" w:space="0" w:color="E4DED3"/>
-              <w:left w:val="single" w:sz="4" w:space="0" w:color="E4DED3"/>
-              <w:bottom w:val="single" w:sz="4" w:space="0" w:color="E4DED3"/>
-              <w:right w:val="single" w:sz="4" w:space="0" w:color="E4DED3"/>
-            </w:tcBorders>
-            <w:shd w:val="clear" w:color="auto" w:fill="F8F4ED"/>
-          </w:tcPr>
-          <w:p>
-            <w:r>
-              <w:rPr>
-                <w:b/>
-                <w:sz w:val="18"/>
-              </w:rPr>
-              <w:t>Role</w:t>
-            </w:r>
-          </w:p>
-        </w:tc>
-        <w:tc>
-          <w:tcPr>
-            <w:tcW w:type="dxa" w:w="2093"/>
-            <w:tcBorders>
-              <w:top w:val="single" w:sz="4" w:space="0" w:color="E4DED3"/>
-              <w:left w:val="single" w:sz="4" w:space="0" w:color="E4DED3"/>
-              <w:bottom w:val="single" w:sz="4" w:space="0" w:color="E4DED3"/>
-              <w:right w:val="single" w:sz="4" w:space="0" w:color="E4DED3"/>
-            </w:tcBorders>
-            <w:shd w:val="clear" w:color="auto" w:fill="F8F4ED"/>
-          </w:tcPr>
-          <w:p>
-            <w:r>
-              <w:rPr>
-                <w:b/>
-                <w:sz w:val="18"/>
-              </w:rPr>
-              <w:t>Name</w:t>
-            </w:r>
-          </w:p>
-        </w:tc>
-        <w:tc>
-          <w:tcPr>
-            <w:tcW w:type="dxa" w:w="2093"/>
-            <w:tcBorders>
-              <w:top w:val="single" w:sz="4" w:space="0" w:color="E4DED3"/>
-              <w:left w:val="single" w:sz="4" w:space="0" w:color="E4DED3"/>
-              <w:bottom w:val="single" w:sz="4" w:space="0" w:color="E4DED3"/>
-              <w:right w:val="single" w:sz="4" w:space="0" w:color="E4DED3"/>
-            </w:tcBorders>
-            <w:shd w:val="clear" w:color="auto" w:fill="F8F4ED"/>
-          </w:tcPr>
-          <w:p>
-            <w:r>
-              <w:rPr>
-                <w:b/>
-                <w:sz w:val="18"/>
-              </w:rPr>
-              <w:t>Decision</w:t>
-            </w:r>
-          </w:p>
-        </w:tc>
-        <w:tc>
-          <w:tcPr>
-            <w:tcW w:type="dxa" w:w="2093"/>
-            <w:tcBorders>
-              <w:top w:val="single" w:sz="4" w:space="0" w:color="E4DED3"/>
-              <w:left w:val="single" w:sz="4" w:space="0" w:color="E4DED3"/>
-              <w:bottom w:val="single" w:sz="4" w:space="0" w:color="E4DED3"/>
-              <w:right w:val="single" w:sz="4" w:space="0" w:color="E4DED3"/>
-            </w:tcBorders>
-            <w:shd w:val="clear" w:color="auto" w:fill="F8F4ED"/>
-          </w:tcPr>
-          <w:p>
-            <w:r>
-              <w:rPr>
-                <w:b/>
-                <w:sz w:val="18"/>
-              </w:rPr>
-              <w:t>Date</w:t>
-            </w:r>
-          </w:p>
-        </w:tc>
-        <w:tc>
-          <w:tcPr>
-            <w:tcW w:type="dxa" w:w="2093"/>
-            <w:tcBorders>
-              <w:top w:val="single" w:sz="4" w:space="0" w:color="E4DED3"/>
-              <w:left w:val="single" w:sz="4" w:space="0" w:color="E4DED3"/>
-              <w:bottom w:val="single" w:sz="4" w:space="0" w:color="E4DED3"/>
-              <w:right w:val="single" w:sz="4" w:space="0" w:color="E4DED3"/>
-            </w:tcBorders>
-            <w:shd w:val="clear" w:color="auto" w:fill="F8F4ED"/>
-          </w:tcPr>
-          <w:p>
-            <w:r>
-              <w:rPr>
-                <w:b/>
-                <w:sz w:val="18"/>
-              </w:rPr>
-              <w:t>Signature</w:t>
-            </w:r>
-          </w:p>
-        </w:tc>
-      </w:tr>
-      <w:tr>
-        <w:tc>
-          <w:tcPr>
-            <w:tcW w:type="dxa" w:w="2093"/>
-            <w:tcBorders>
-              <w:top w:val="single" w:sz="4" w:space="0" w:color="E4DED3"/>
-              <w:left w:val="single" w:sz="4" w:space="0" w:color="E4DED3"/>
-              <w:bottom w:val="single" w:sz="4" w:space="0" w:color="E4DED3"/>
-              <w:right w:val="single" w:sz="4" w:space="0" w:color="E4DED3"/>
-            </w:tcBorders>
-          </w:tcPr>
-          <w:p>
-            <w:r>
-              <w:rPr>
-                <w:color w:val="1F5A5C"/>
-                <w:sz w:val="18"/>
-              </w:rPr>
-              <w:t>Prepared by</w:t>
-            </w:r>
-          </w:p>
-        </w:tc>
-        <w:tc>
-          <w:tcPr>
-            <w:tcW w:type="dxa" w:w="2093"/>
-            <w:tcBorders>
-              <w:top w:val="single" w:sz="4" w:space="0" w:color="E4DED3"/>
-              <w:left w:val="single" w:sz="4" w:space="0" w:color="E4DED3"/>
-              <w:bottom w:val="single" w:sz="4" w:space="0" w:color="E4DED3"/>
-              <w:right w:val="single" w:sz="4" w:space="0" w:color="E4DED3"/>
-            </w:tcBorders>
-          </w:tcPr>
-          <w:p>
-            <w:r>
-              <w:rPr>
-                <w:color w:val="1F5A5C"/>
-                <w:sz w:val="18"/>
-              </w:rPr>
-              <w:t>the student</w:t>
-            </w:r>
-          </w:p>
-        </w:tc>
-        <w:tc>
-          <w:tcPr>
-            <w:tcW w:type="dxa" w:w="2093"/>
-            <w:tcBorders>
-              <w:top w:val="single" w:sz="4" w:space="0" w:color="E4DED3"/>
-              <w:left w:val="single" w:sz="4" w:space="0" w:color="E4DED3"/>
-              <w:bottom w:val="single" w:sz="4" w:space="0" w:color="E4DED3"/>
-              <w:right w:val="single" w:sz="4" w:space="0" w:color="E4DED3"/>
-            </w:tcBorders>
-          </w:tcPr>
-          <w:p>
-            <w:r>
-              <w:rPr>
-                <w:color w:val="1F5A5C"/>
-                <w:sz w:val="18"/>
-              </w:rPr>
-              <w:t>—</w:t>
-            </w:r>
-          </w:p>
-        </w:tc>
-        <w:tc>
-          <w:tcPr>
-            <w:tcW w:type="dxa" w:w="2093"/>
-            <w:tcBorders>
-              <w:top w:val="single" w:sz="4" w:space="0" w:color="E4DED3"/>
-              <w:left w:val="single" w:sz="4" w:space="0" w:color="E4DED3"/>
-              <w:bottom w:val="single" w:sz="4" w:space="0" w:color="E4DED3"/>
-              <w:right w:val="single" w:sz="4" w:space="0" w:color="E4DED3"/>
-            </w:tcBorders>
-          </w:tcPr>
-          <w:p>
-            <w:r>
-              <w:rPr>
-                <w:color w:val="1F5A5C"/>
-                <w:sz w:val="18"/>
-              </w:rPr>
-            </w:r>
-          </w:p>
-        </w:tc>
-        <w:tc>
-          <w:tcPr>
-            <w:tcW w:type="dxa" w:w="2093"/>
-            <w:tcBorders>
-              <w:top w:val="single" w:sz="4" w:space="0" w:color="E4DED3"/>
-              <w:left w:val="single" w:sz="4" w:space="0" w:color="E4DED3"/>
-              <w:bottom w:val="single" w:sz="4" w:space="0" w:color="E4DED3"/>
-              <w:right w:val="single" w:sz="4" w:space="0" w:color="E4DED3"/>
-            </w:tcBorders>
-          </w:tcPr>
-          <w:p>
-            <w:r>
-              <w:rPr>
-                <w:color w:val="1F5A5C"/>
-                <w:sz w:val="18"/>
-              </w:rPr>
-            </w:r>
-          </w:p>
-        </w:tc>
-      </w:tr>
-      <w:tr>
-        <w:tc>
-          <w:tcPr>
-            <w:tcW w:type="dxa" w:w="2093"/>
-            <w:tcBorders>
-              <w:top w:val="single" w:sz="4" w:space="0" w:color="E4DED3"/>
-              <w:left w:val="single" w:sz="4" w:space="0" w:color="E4DED3"/>
-              <w:bottom w:val="single" w:sz="4" w:space="0" w:color="E4DED3"/>
-              <w:right w:val="single" w:sz="4" w:space="0" w:color="E4DED3"/>
-            </w:tcBorders>
-          </w:tcPr>
-          <w:p>
-            <w:r>
-              <w:rPr>
-                <w:color w:val="1F5A5C"/>
-                <w:sz w:val="18"/>
-              </w:rPr>
-              <w:t>Accepted by</w:t>
-            </w:r>
-          </w:p>
-        </w:tc>
-        <w:tc>
-          <w:tcPr>
-            <w:tcW w:type="dxa" w:w="2093"/>
-            <w:tcBorders>
-              <w:top w:val="single" w:sz="4" w:space="0" w:color="E4DED3"/>
-              <w:left w:val="single" w:sz="4" w:space="0" w:color="E4DED3"/>
-              <w:bottom w:val="single" w:sz="4" w:space="0" w:color="E4DED3"/>
-              <w:right w:val="single" w:sz="4" w:space="0" w:color="E4DED3"/>
-            </w:tcBorders>
-          </w:tcPr>
-          <w:p>
-            <w:r>
-              <w:rPr>
-                <w:color w:val="1F5A5C"/>
-                <w:sz w:val="18"/>
-              </w:rPr>
-              <w:t>Sam Walker, YAT ICT Manager</w:t>
-            </w:r>
-          </w:p>
-        </w:tc>
-        <w:tc>
-          <w:tcPr>
-            <w:tcW w:type="dxa" w:w="2093"/>
-            <w:tcBorders>
-              <w:top w:val="single" w:sz="4" w:space="0" w:color="E4DED3"/>
-              <w:left w:val="single" w:sz="4" w:space="0" w:color="E4DED3"/>
-              <w:bottom w:val="single" w:sz="4" w:space="0" w:color="E4DED3"/>
-              <w:right w:val="single" w:sz="4" w:space="0" w:color="E4DED3"/>
-            </w:tcBorders>
-          </w:tcPr>
-          <w:p>
-            <w:r>
-              <w:rPr>
-                <w:color w:val="1F5A5C"/>
-                <w:sz w:val="18"/>
-              </w:rPr>
-              <w:t>Approved / Approved with comments / Not accepted</w:t>
-            </w:r>
-          </w:p>
-        </w:tc>
-        <w:tc>
-          <w:tcPr>
-            <w:tcW w:type="dxa" w:w="2093"/>
-            <w:tcBorders>
-              <w:top w:val="single" w:sz="4" w:space="0" w:color="E4DED3"/>
-              <w:left w:val="single" w:sz="4" w:space="0" w:color="E4DED3"/>
-              <w:bottom w:val="single" w:sz="4" w:space="0" w:color="E4DED3"/>
-              <w:right w:val="single" w:sz="4" w:space="0" w:color="E4DED3"/>
-            </w:tcBorders>
-          </w:tcPr>
-          <w:p>
-            <w:r>
-              <w:rPr>
-                <w:color w:val="1F5A5C"/>
-                <w:sz w:val="18"/>
-              </w:rPr>
-            </w:r>
-          </w:p>
-        </w:tc>
-        <w:tc>
-          <w:tcPr>
-            <w:tcW w:type="dxa" w:w="2093"/>
-            <w:tcBorders>
-              <w:top w:val="single" w:sz="4" w:space="0" w:color="E4DED3"/>
-              <w:left w:val="single" w:sz="4" w:space="0" w:color="E4DED3"/>
-              <w:bottom w:val="single" w:sz="4" w:space="0" w:color="E4DED3"/>
-              <w:right w:val="single" w:sz="4" w:space="0" w:color="E4DED3"/>
-            </w:tcBorders>
-          </w:tcPr>
-          <w:p>
-            <w:r>
-              <w:rPr>
-                <w:color w:val="1F5A5C"/>
-                <w:sz w:val="18"/>
-              </w:rPr>
-            </w:r>
-          </w:p>
-        </w:tc>
-      </w:tr>
-    </w:tbl>
-    <w:p/>
-    <w:p>
-      <w:pPr>
-        <w:spacing w:after="40"/>
-      </w:pPr>
-      <w:r>
-        <w:rPr>
-          <w:b w:val="0"/>
-          <w:i/>
-          <w:color w:val="6B6660"/>
-          <w:sz w:val="18"/>
-        </w:rPr>
-        <w:t>Evidences: [ICTCLD502 PC 5.3]</w:t>
-      </w:r>
-    </w:p>
-    <w:p>
-      <w:pPr>
-        <w:spacing w:after="120"/>
-      </w:pPr>
-      <w:r>
-        <w:rPr>
-          <w:b/>
-          <w:color w:val="6B6660"/>
-          <w:sz w:val="18"/>
-        </w:rPr>
-        <w:t xml:space="preserve">Satisfactory when </w:t>
-      </w:r>
-      <w:r>
-        <w:rPr>
-          <w:i/>
-          <w:color w:val="6B6660"/>
-          <w:sz w:val="18"/>
-        </w:rPr>
-        <w:t>the sign-off block is completed and signed by the role-played ICT Manager. An unsigned block means the engagement was not formally closed, which is what the item requires.</w:t>
-      </w:r>
-    </w:p>
-    <w:p>
-      <w:pPr>
-        <w:spacing w:before="200" w:after="0"/>
-      </w:pPr>
-      <w:r>
-        <w:rPr>
-          <w:b/>
-          <w:color w:val="1F5A5C"/>
-          <w:sz w:val="16"/>
-        </w:rPr>
-        <w:t>TASK 29</w:t>
-      </w:r>
-    </w:p>
-    <w:p>
-      <w:pPr>
-        <w:pStyle w:val="Heading2"/>
-      </w:pPr>
-      <w:r>
-        <w:rPr>
-          <w:color w:val="1F5A5C"/>
-        </w:rPr>
         <w:t>File it</w:t>
       </w:r>
     </w:p>
@@ -16789,7 +16415,7 @@
           </w:tcPr>
           <w:p>
             <w:r>
-              <w:t>[ICTCLD502 PC 5.3] Obtain final sign off from required personnel</w:t>
+              <w:t>[ICTCLD502 PE 1] Design and implement at least one fault tolerant cloud infrastructure</w:t>
             </w:r>
           </w:p>
         </w:tc>
@@ -16799,7 +16425,7 @@
           </w:tcPr>
           <w:p>
             <w:r>
-              <w:t>A16</w:t>
+              <w:t>A4 (design) · A9 (implement)</w:t>
             </w:r>
           </w:p>
         </w:tc>
@@ -16811,7 +16437,7 @@
           </w:tcPr>
           <w:p>
             <w:r>
-              <w:t>[ICTCLD502 PE 1] Design and implement at least one fault tolerant cloud infrastructure</w:t>
+              <w:t>[ICTCLD502 PE 2] Design and deploy automated infrastructure scaling for at least one business need</w:t>
             </w:r>
           </w:p>
         </w:tc>
@@ -16821,7 +16447,7 @@
           </w:tcPr>
           <w:p>
             <w:r>
-              <w:t>A4 (design) · A9 (implement)</w:t>
+              <w:t>A4 (design) · A9 (deploy)</w:t>
             </w:r>
           </w:p>
         </w:tc>
@@ -16833,7 +16459,7 @@
           </w:tcPr>
           <w:p>
             <w:r>
-              <w:t>[ICTCLD502 PE 2] Design and deploy automated infrastructure scaling for at least one business need</w:t>
+              <w:t>[ICTCLD502 PE 3] Simulate failures of at least one component and demonstrate fault tolerance</w:t>
             </w:r>
           </w:p>
         </w:tc>
@@ -16843,7 +16469,7 @@
           </w:tcPr>
           <w:p>
             <w:r>
-              <w:t>A4 (design) · A9 (deploy)</w:t>
+              <w:t>A12</w:t>
             </w:r>
           </w:p>
         </w:tc>
@@ -16855,7 +16481,7 @@
           </w:tcPr>
           <w:p>
             <w:r>
-              <w:t>[ICTCLD502 PE 3] Simulate failures of at least one component and demonstrate fault tolerance</w:t>
+              <w:t>[ICTCLD502 PE 4] Use cloud management console, software development kits or command line tools</w:t>
             </w:r>
           </w:p>
         </w:tc>
@@ -16865,7 +16491,7 @@
           </w:tcPr>
           <w:p>
             <w:r>
-              <w:t>A12</w:t>
+              <w:t>A9</w:t>
             </w:r>
           </w:p>
         </w:tc>
@@ -16877,7 +16503,7 @@
           </w:tcPr>
           <w:p>
             <w:r>
-              <w:t>[ICTCLD502 PE 4] Use cloud management console, software development kits or command line tools</w:t>
+              <w:t>[ICTCLD502 PE 5] Define, monitor and record resource availability in cloud environment</w:t>
             </w:r>
           </w:p>
         </w:tc>
@@ -16887,7 +16513,7 @@
           </w:tcPr>
           <w:p>
             <w:r>
-              <w:t>A9</w:t>
+              <w:t>A4 (design) · A10 (measure)</w:t>
             </w:r>
           </w:p>
         </w:tc>
@@ -16899,7 +16525,7 @@
           </w:tcPr>
           <w:p>
             <w:r>
-              <w:t>[ICTCLD502 PE 5] Define, monitor and record resource availability in cloud environment</w:t>
+              <w:t>[ICTCLD502 KE 4] HA concepts — fault tolerance, SPOFs, MTTF/MTTR/MTBF, RPO/RTO, SLAs, scalability</w:t>
             </w:r>
           </w:p>
         </w:tc>
@@ -16909,7 +16535,7 @@
           </w:tcPr>
           <w:p>
             <w:r>
-              <w:t>A4 (design) · A10 (measure)</w:t>
+              <w:t>A17 (Q1)</w:t>
             </w:r>
           </w:p>
         </w:tc>
@@ -16921,7 +16547,7 @@
           </w:tcPr>
           <w:p>
             <w:r>
-              <w:t>[ICTCLD502 KE 4] HA concepts — fault tolerance, SPOFs, MTTF/MTTR/MTBF, RPO/RTO, SLAs, scalability</w:t>
+              <w:t>[ICTCLD502 KE 5] Testing and debugging techniques, including avoiding single point failures</w:t>
             </w:r>
           </w:p>
         </w:tc>
@@ -16931,7 +16557,7 @@
           </w:tcPr>
           <w:p>
             <w:r>
-              <w:t>A18 (Q1)</w:t>
+              <w:t>A17 (Q2)</w:t>
             </w:r>
           </w:p>
         </w:tc>
@@ -16943,7 +16569,7 @@
           </w:tcPr>
           <w:p>
             <w:r>
-              <w:t>[ICTCLD502 KE 5] Testing and debugging techniques, including avoiding single point failures</w:t>
+              <w:t>[ICTCLD502 KE 6] Tools and techniques to measure availability impact</w:t>
             </w:r>
           </w:p>
         </w:tc>
@@ -16953,7 +16579,7 @@
           </w:tcPr>
           <w:p>
             <w:r>
-              <w:t>A18 (Q2)</w:t>
+              <w:t>A17 (Q3)</w:t>
             </w:r>
           </w:p>
         </w:tc>
@@ -16965,7 +16591,7 @@
           </w:tcPr>
           <w:p>
             <w:r>
-              <w:t>[ICTCLD502 KE 6] Tools and techniques to measure availability impact</w:t>
+              <w:t>[ICTCLD502 KE 7] Built-in fault tolerance versus infrastructure designed for fault tolerance</w:t>
             </w:r>
           </w:p>
         </w:tc>
@@ -16975,7 +16601,7 @@
           </w:tcPr>
           <w:p>
             <w:r>
-              <w:t>A18 (Q3)</w:t>
+              <w:t>A17 (Q4)</w:t>
             </w:r>
           </w:p>
         </w:tc>
@@ -16987,7 +16613,7 @@
           </w:tcPr>
           <w:p>
             <w:r>
-              <w:t>[ICTCLD502 KE 7] Built-in fault tolerance versus infrastructure designed for fault tolerance</w:t>
+              <w:t>[ICTCLD502 KE 8] Purpose and features of load balancing and autoscaling for availability</w:t>
             </w:r>
           </w:p>
         </w:tc>
@@ -16997,7 +16623,7 @@
           </w:tcPr>
           <w:p>
             <w:r>
-              <w:t>A18 (Q4)</w:t>
+              <w:t>A17 (Q5)</w:t>
             </w:r>
           </w:p>
         </w:tc>
@@ -17009,7 +16635,7 @@
           </w:tcPr>
           <w:p>
             <w:r>
-              <w:t>[ICTCLD502 KE 8] Purpose and features of load balancing and autoscaling for availability</w:t>
+              <w:t>[ICTCLD502 KE 9] Techniques, methods and metrics used to monitor cloud resource performance</w:t>
             </w:r>
           </w:p>
         </w:tc>
@@ -17019,7 +16645,7 @@
           </w:tcPr>
           <w:p>
             <w:r>
-              <w:t>A18 (Q5)</w:t>
+              <w:t>A17 (Q6)</w:t>
             </w:r>
           </w:p>
         </w:tc>
@@ -17031,7 +16657,7 @@
           </w:tcPr>
           <w:p>
             <w:r>
-              <w:t>[ICTCLD502 KE 9] Techniques, methods and metrics used to monitor cloud resource performance</w:t>
+              <w:t>[ICTCLD502 FS Problem solving]</w:t>
             </w:r>
           </w:p>
         </w:tc>
@@ -17041,7 +16667,7 @@
           </w:tcPr>
           <w:p>
             <w:r>
-              <w:t>A18 (Q6)</w:t>
+              <w:t>A18</w:t>
             </w:r>
           </w:p>
         </w:tc>
@@ -17053,7 +16679,7 @@
           </w:tcPr>
           <w:p>
             <w:r>
-              <w:t>[ICTCLD502 FS Problem solving]</w:t>
+              <w:t>[ICTCLD502 FS Reading]</w:t>
             </w:r>
           </w:p>
         </w:tc>
@@ -17063,7 +16689,7 @@
           </w:tcPr>
           <w:p>
             <w:r>
-              <w:t>A19</w:t>
+              <w:t>A1</w:t>
             </w:r>
           </w:p>
         </w:tc>
@@ -17075,7 +16701,7 @@
           </w:tcPr>
           <w:p>
             <w:r>
-              <w:t>[ICTCLD502 FS Reading]</w:t>
+              <w:t>[ICTCLD502 FS Self-management]</w:t>
             </w:r>
           </w:p>
         </w:tc>
@@ -17085,29 +16711,7 @@
           </w:tcPr>
           <w:p>
             <w:r>
-              <w:t>A1</w:t>
-            </w:r>
-          </w:p>
-        </w:tc>
-      </w:tr>
-      <w:tr>
-        <w:tc>
-          <w:tcPr>
-            <w:tcW w:type="dxa" w:w="5233"/>
-          </w:tcPr>
-          <w:p>
-            <w:r>
-              <w:t>[ICTCLD502 FS Self-management]</w:t>
-            </w:r>
-          </w:p>
-        </w:tc>
-        <w:tc>
-          <w:tcPr>
-            <w:tcW w:type="dxa" w:w="5233"/>
-          </w:tcPr>
-          <w:p>
-            <w:r>
-              <w:t>A19</w:t>
+              <w:t>A18</w:t>
             </w:r>
           </w:p>
         </w:tc>
@@ -17357,117 +16961,117 @@
           </w:tcPr>
           <w:p>
             <w:r>
+              <w:t>A16</w:t>
+            </w:r>
+          </w:p>
+        </w:tc>
+      </w:tr>
+      <w:tr>
+        <w:tc>
+          <w:tcPr>
+            <w:tcW w:type="dxa" w:w="5233"/>
+          </w:tcPr>
+          <w:p>
+            <w:r>
+              <w:t>[ICTCLD401 FS Learning]</w:t>
+            </w:r>
+          </w:p>
+        </w:tc>
+        <w:tc>
+          <w:tcPr>
+            <w:tcW w:type="dxa" w:w="5233"/>
+          </w:tcPr>
+          <w:p>
+            <w:r>
+              <w:t>A18</w:t>
+            </w:r>
+          </w:p>
+        </w:tc>
+      </w:tr>
+      <w:tr>
+        <w:tc>
+          <w:tcPr>
+            <w:tcW w:type="dxa" w:w="5233"/>
+          </w:tcPr>
+          <w:p>
+            <w:r>
+              <w:t>[ICTCLD401 FS Planning and organising]</w:t>
+            </w:r>
+          </w:p>
+        </w:tc>
+        <w:tc>
+          <w:tcPr>
+            <w:tcW w:type="dxa" w:w="5233"/>
+          </w:tcPr>
+          <w:p>
+            <w:r>
+              <w:t>A7</w:t>
+            </w:r>
+          </w:p>
+        </w:tc>
+      </w:tr>
+      <w:tr>
+        <w:tc>
+          <w:tcPr>
+            <w:tcW w:type="dxa" w:w="5233"/>
+          </w:tcPr>
+          <w:p>
+            <w:r>
+              <w:t>[ICTCLD401 FS Reading]</w:t>
+            </w:r>
+          </w:p>
+        </w:tc>
+        <w:tc>
+          <w:tcPr>
+            <w:tcW w:type="dxa" w:w="5233"/>
+          </w:tcPr>
+          <w:p>
+            <w:r>
+              <w:t>A1</w:t>
+            </w:r>
+          </w:p>
+        </w:tc>
+      </w:tr>
+      <w:tr>
+        <w:tc>
+          <w:tcPr>
+            <w:tcW w:type="dxa" w:w="5233"/>
+          </w:tcPr>
+          <w:p>
+            <w:r>
+              <w:t>[ICTCLD401 FS Self-management skills]</w:t>
+            </w:r>
+          </w:p>
+        </w:tc>
+        <w:tc>
+          <w:tcPr>
+            <w:tcW w:type="dxa" w:w="5233"/>
+          </w:tcPr>
+          <w:p>
+            <w:r>
+              <w:t>A18</w:t>
+            </w:r>
+          </w:p>
+        </w:tc>
+      </w:tr>
+      <w:tr>
+        <w:tc>
+          <w:tcPr>
+            <w:tcW w:type="dxa" w:w="5233"/>
+          </w:tcPr>
+          <w:p>
+            <w:r>
+              <w:t>[ICTCLD401 FS Writing]</w:t>
+            </w:r>
+          </w:p>
+        </w:tc>
+        <w:tc>
+          <w:tcPr>
+            <w:tcW w:type="dxa" w:w="5233"/>
+          </w:tcPr>
+          <w:p>
+            <w:r>
               <w:t>A17</w:t>
-            </w:r>
-          </w:p>
-        </w:tc>
-      </w:tr>
-      <w:tr>
-        <w:tc>
-          <w:tcPr>
-            <w:tcW w:type="dxa" w:w="5233"/>
-          </w:tcPr>
-          <w:p>
-            <w:r>
-              <w:t>[ICTCLD401 FS Learning]</w:t>
-            </w:r>
-          </w:p>
-        </w:tc>
-        <w:tc>
-          <w:tcPr>
-            <w:tcW w:type="dxa" w:w="5233"/>
-          </w:tcPr>
-          <w:p>
-            <w:r>
-              <w:t>A19</w:t>
-            </w:r>
-          </w:p>
-        </w:tc>
-      </w:tr>
-      <w:tr>
-        <w:tc>
-          <w:tcPr>
-            <w:tcW w:type="dxa" w:w="5233"/>
-          </w:tcPr>
-          <w:p>
-            <w:r>
-              <w:t>[ICTCLD401 FS Planning and organising]</w:t>
-            </w:r>
-          </w:p>
-        </w:tc>
-        <w:tc>
-          <w:tcPr>
-            <w:tcW w:type="dxa" w:w="5233"/>
-          </w:tcPr>
-          <w:p>
-            <w:r>
-              <w:t>A7</w:t>
-            </w:r>
-          </w:p>
-        </w:tc>
-      </w:tr>
-      <w:tr>
-        <w:tc>
-          <w:tcPr>
-            <w:tcW w:type="dxa" w:w="5233"/>
-          </w:tcPr>
-          <w:p>
-            <w:r>
-              <w:t>[ICTCLD401 FS Reading]</w:t>
-            </w:r>
-          </w:p>
-        </w:tc>
-        <w:tc>
-          <w:tcPr>
-            <w:tcW w:type="dxa" w:w="5233"/>
-          </w:tcPr>
-          <w:p>
-            <w:r>
-              <w:t>A1</w:t>
-            </w:r>
-          </w:p>
-        </w:tc>
-      </w:tr>
-      <w:tr>
-        <w:tc>
-          <w:tcPr>
-            <w:tcW w:type="dxa" w:w="5233"/>
-          </w:tcPr>
-          <w:p>
-            <w:r>
-              <w:t>[ICTCLD401 FS Self-management skills]</w:t>
-            </w:r>
-          </w:p>
-        </w:tc>
-        <w:tc>
-          <w:tcPr>
-            <w:tcW w:type="dxa" w:w="5233"/>
-          </w:tcPr>
-          <w:p>
-            <w:r>
-              <w:t>A19</w:t>
-            </w:r>
-          </w:p>
-        </w:tc>
-      </w:tr>
-      <w:tr>
-        <w:tc>
-          <w:tcPr>
-            <w:tcW w:type="dxa" w:w="5233"/>
-          </w:tcPr>
-          <w:p>
-            <w:r>
-              <w:t>[ICTCLD401 FS Writing]</w:t>
-            </w:r>
-          </w:p>
-        </w:tc>
-        <w:tc>
-          <w:tcPr>
-            <w:tcW w:type="dxa" w:w="5233"/>
-          </w:tcPr>
-          <w:p>
-            <w:r>
-              <w:t>A18</w:t>
             </w:r>
           </w:p>
         </w:tc>

--- a/S1-CL1-Cloud-Design-Build/assessments/AT3/AT3-High-Availability-Assessor.docx
+++ b/S1-CL1-Cloud-Design-Build/assessments/AT3/AT3-High-Availability-Assessor.docx
@@ -13386,7 +13386,7 @@
           <w:b w:val="0"/>
           <w:sz w:val="21"/>
         </w:rPr>
-        <w:t>Work out the availability percentage across the window and show your calculation.</w:t>
+        <w:t>Write one or two sentences reading the graph: whether the service stayed up, and what any dips were. A dip in one zone is not an outage if the other kept serving.</w:t>
       </w:r>
     </w:p>
     <w:p>
@@ -13406,7 +13406,7 @@
           <w:b w:val="0"/>
           <w:sz w:val="21"/>
         </w:rPr>
-        <w:t>State one limitation of how you measured it.</w:t>
+        <w:t>Note the time range on the capture, so the period it covers is unambiguous.</w:t>
       </w:r>
     </w:p>
     <w:p/>
@@ -13476,7 +13476,7 @@
                 <w:color w:val="C5613B"/>
                 <w:sz w:val="19"/>
               </w:rPr>
-              <w:t>SCREENSHOT — the metric graph across your window, with the calculation you made from it.</w:t>
+              <w:t>SCREENSHOT — the metric graph across the whole window, both zones of the current target group, with the time range visible.</w:t>
             </w:r>
           </w:p>
         </w:tc>
@@ -13515,7 +13515,7 @@
           <w:color w:val="6B6660"/>
           <w:sz w:val="18"/>
         </w:rPr>
-        <w:t>availability is defined, measured from real data across the window and recorded as a figure with the working shown. A number asserted with no supporting data does not evidence the item. Acknowledging a limitation of the method is part of a complete answer.</w:t>
+        <w:t>the student set the measurement up, captured it across the window, and can say what it shows. That is the whole of [ICTCLD502 PC 4.3] and [ICTCLD502 PE 5] — define, monitor, record. Neither item asks for a percentage, and this graph cannot honestly support one: it is stacked, its axis steps in tens of minutes, and a short outage is invisible on it. Do NOT ask for a calculation here. Knowledge question Q3 carries [ICTCLD502 KE 6] and asks for one explicitly, worked from the student's own timings during the simulations rather than from this graph. What fails here is a capture of the wrong period, of the wrong target group, or a reading that calls a single-zone dip an outage.</w:t>
       </w:r>
     </w:p>
     <w:p>

--- a/S1-CL1-Cloud-Design-Build/assessments/AT3/AT3-High-Availability-Assessor.docx
+++ b/S1-CL1-Cloud-Design-Build/assessments/AT3/AT3-High-Availability-Assessor.docx
@@ -1733,7 +1733,7 @@
             <w:color w:val="0563C1"/>
             <w:u w:val="single"/>
           </w:rPr>
-          <w:t>LMS Application Specification — the workload the availability targets are set against</w:t>
+          <w:t>LMS Application Specification (AWS-Hosted) — the workload the availability targets are set against</w:t>
         </w:r>
       </w:hyperlink>
     </w:p>
@@ -2460,7 +2460,7 @@
           <w:i w:val="0"/>
           <w:sz w:val="21"/>
         </w:rPr>
-        <w:t>Before you design anything, establish what the design is held to. Read the LMS Cloud Migration Requirements and the LMS Application Specification, and record the availability, recovery and service-level targets the HA design must achieve. Name the document each figure came from.</w:t>
+        <w:t>Before you design anything, establish what the design is held to. Read the LMS Cloud Migration Requirements and the LMS Application Specification (AWS-Hosted), and record the availability, recovery and service-level targets the HA design must achieve. Name the document each figure came from.</w:t>
       </w:r>
     </w:p>
     <w:p>
@@ -2516,7 +2516,7 @@
             <w:color w:val="0563C1"/>
             <w:u w:val="single"/>
           </w:rPr>
-          <w:t>LMS Application Specification — the workload those targets are set against: who uses it, how many at once, and when</w:t>
+          <w:t>LMS Application Specification (AWS-Hosted) — the workload those targets are set against: who uses it, how many at once, and when</w:t>
         </w:r>
       </w:hyperlink>
     </w:p>
@@ -2839,7 +2839,7 @@
                 <w:color w:val="1F5A5C"/>
                 <w:sz w:val="18"/>
               </w:rPr>
-              <w:t>LMS Application Specification</w:t>
+              <w:t>LMS Application Specification (AWS-Hosted)</w:t>
             </w:r>
           </w:p>
         </w:tc>
@@ -4436,7 +4436,7 @@
             <w:color w:val="0563C1"/>
             <w:u w:val="single"/>
           </w:rPr>
-          <w:t>LMS Application Specification — the load each tier carries, which is what tells you whether growth means more of them or bigger ones</w:t>
+          <w:t>LMS Application Specification (AWS-Hosted) — the load each tier carries, which is what tells you whether growth means more of them or bigger ones</w:t>
         </w:r>
       </w:hyperlink>
     </w:p>
@@ -4808,6 +4808,28 @@
             <w:u w:val="single"/>
           </w:rPr>
           <w:t>LMS Migration Role Brief — who Sam Walker is and what they are accountable for. You are writing this summary for them</w:t>
+        </w:r>
+      </w:hyperlink>
+    </w:p>
+    <w:p>
+      <w:pPr>
+        <w:spacing w:after="60"/>
+        <w:ind w:left="340"/>
+      </w:pPr>
+      <w:r>
+        <w:rPr>
+          <w:sz w:val="19"/>
+        </w:rPr>
+        <w:t xml:space="preserve">•  </w:t>
+      </w:r>
+      <w:hyperlink r:id="rId18">
+        <w:r>
+          <w:rPr>
+            <w:sz w:val="19"/>
+            <w:color w:val="0563C1"/>
+            <w:u w:val="single"/>
+          </w:rPr>
+          <w:t>LMS Cloud Migration Requirements — the targets the gap you are summarising is measured against</w:t>
         </w:r>
       </w:hyperlink>
     </w:p>
@@ -5336,7 +5358,7 @@
             <w:color w:val="0563C1"/>
             <w:u w:val="single"/>
           </w:rPr>
-          <w:t>LMS Application Specification — the concurrent-user load and the peak periods your capacity numbers have to carry</w:t>
+          <w:t>LMS Application Specification (AWS-Hosted) — the concurrent-user load and the peak periods your capacity numbers have to carry</w:t>
         </w:r>
       </w:hyperlink>
     </w:p>
@@ -10183,17 +10205,52 @@
             <w:shd w:val="clear" w:color="auto" w:fill="F8F4ED"/>
           </w:tcPr>
           <w:p>
-            <w:pPr>
-              <w:jc w:val="left"/>
-            </w:pPr>
-            <w:r>
-              <w:rPr>
-                <w:b w:val="0"/>
+            <w:r>
+              <w:rPr>
                 <w:i/>
                 <w:color w:val="C5613B"/>
                 <w:sz w:val="19"/>
               </w:rPr>
               <w:t>SCREENSHOT — the stack at CREATE_COMPLETE, and the placeholder page loading through the load balancer.</w:t>
+            </w:r>
+          </w:p>
+          <w:p>
+            <w:pPr>
+              <w:jc w:val="center"/>
+            </w:pPr>
+            <w:r>
+              <w:drawing>
+                <wp:inline xmlns:a="http://schemas.openxmlformats.org/drawingml/2006/main" xmlns:pic="http://schemas.openxmlformats.org/drawingml/2006/picture">
+                  <wp:extent cx="5760000" cy="3950466"/>
+                  <wp:docPr id="1" name="Picture 1"/>
+                  <wp:cNvGraphicFramePr>
+                    <a:graphicFrameLocks noChangeAspect="1"/>
+                  </wp:cNvGraphicFramePr>
+                  <a:graphic>
+                    <a:graphicData uri="http://schemas.openxmlformats.org/drawingml/2006/picture">
+                      <pic:pic>
+                        <pic:nvPicPr>
+                          <pic:cNvPr id="0" name="task-19.png"/>
+                          <pic:cNvPicPr/>
+                        </pic:nvPicPr>
+                        <pic:blipFill>
+                          <a:blip r:embed="rId26"/>
+                          <a:stretch>
+                            <a:fillRect/>
+                          </a:stretch>
+                        </pic:blipFill>
+                        <pic:spPr>
+                          <a:xfrm>
+                            <a:off x="0" y="0"/>
+                            <a:ext cx="5760000" cy="3950466"/>
+                          </a:xfrm>
+                          <a:prstGeom prst="rect"/>
+                        </pic:spPr>
+                      </pic:pic>
+                    </a:graphicData>
+                  </a:graphic>
+                </wp:inline>
+              </w:drawing>
             </w:r>
           </w:p>
         </w:tc>
@@ -10500,17 +10557,52 @@
             <w:shd w:val="clear" w:color="auto" w:fill="F8F4ED"/>
           </w:tcPr>
           <w:p>
-            <w:pPr>
-              <w:jc w:val="left"/>
-            </w:pPr>
-            <w:r>
-              <w:rPr>
-                <w:b w:val="0"/>
+            <w:r>
+              <w:rPr>
                 <w:i/>
                 <w:color w:val="C5613B"/>
                 <w:sz w:val="19"/>
               </w:rPr>
               <w:t>SCREENSHOT — the subnet list filtered to yat-lms-vpc, showing your new subnet and its Availability Zone.</w:t>
+            </w:r>
+          </w:p>
+          <w:p>
+            <w:pPr>
+              <w:jc w:val="center"/>
+            </w:pPr>
+            <w:r>
+              <w:drawing>
+                <wp:inline xmlns:a="http://schemas.openxmlformats.org/drawingml/2006/main" xmlns:pic="http://schemas.openxmlformats.org/drawingml/2006/picture">
+                  <wp:extent cx="5760000" cy="2165307"/>
+                  <wp:docPr id="2" name="Picture 2"/>
+                  <wp:cNvGraphicFramePr>
+                    <a:graphicFrameLocks noChangeAspect="1"/>
+                  </wp:cNvGraphicFramePr>
+                  <a:graphic>
+                    <a:graphicData uri="http://schemas.openxmlformats.org/drawingml/2006/picture">
+                      <pic:pic>
+                        <pic:nvPicPr>
+                          <pic:cNvPr id="0" name="task-20.png"/>
+                          <pic:cNvPicPr/>
+                        </pic:nvPicPr>
+                        <pic:blipFill>
+                          <a:blip r:embed="rId27"/>
+                          <a:stretch>
+                            <a:fillRect/>
+                          </a:stretch>
+                        </pic:blipFill>
+                        <pic:spPr>
+                          <a:xfrm>
+                            <a:off x="0" y="0"/>
+                            <a:ext cx="5760000" cy="2165307"/>
+                          </a:xfrm>
+                          <a:prstGeom prst="rect"/>
+                        </pic:spPr>
+                      </pic:pic>
+                    </a:graphicData>
+                  </a:graphic>
+                </wp:inline>
+              </w:drawing>
             </w:r>
           </w:p>
         </w:tc>
@@ -10921,17 +11013,52 @@
             <w:shd w:val="clear" w:color="auto" w:fill="F8F4ED"/>
           </w:tcPr>
           <w:p>
-            <w:pPr>
-              <w:jc w:val="left"/>
-            </w:pPr>
-            <w:r>
-              <w:rPr>
-                <w:b w:val="0"/>
+            <w:r>
+              <w:rPr>
                 <w:i/>
                 <w:color w:val="C5613B"/>
                 <w:sz w:val="19"/>
               </w:rPr>
               <w:t>SCREENSHOT — the route table associated with your new subnet, showing its 0.0.0.0/0 route and the target it points at.</w:t>
+            </w:r>
+          </w:p>
+          <w:p>
+            <w:pPr>
+              <w:jc w:val="center"/>
+            </w:pPr>
+            <w:r>
+              <w:drawing>
+                <wp:inline xmlns:a="http://schemas.openxmlformats.org/drawingml/2006/main" xmlns:pic="http://schemas.openxmlformats.org/drawingml/2006/picture">
+                  <wp:extent cx="5760000" cy="1774727"/>
+                  <wp:docPr id="3" name="Picture 3"/>
+                  <wp:cNvGraphicFramePr>
+                    <a:graphicFrameLocks noChangeAspect="1"/>
+                  </wp:cNvGraphicFramePr>
+                  <a:graphic>
+                    <a:graphicData uri="http://schemas.openxmlformats.org/drawingml/2006/picture">
+                      <pic:pic>
+                        <pic:nvPicPr>
+                          <pic:cNvPr id="0" name="task-21.png"/>
+                          <pic:cNvPicPr/>
+                        </pic:nvPicPr>
+                        <pic:blipFill>
+                          <a:blip r:embed="rId28"/>
+                          <a:stretch>
+                            <a:fillRect/>
+                          </a:stretch>
+                        </pic:blipFill>
+                        <pic:spPr>
+                          <a:xfrm>
+                            <a:off x="0" y="0"/>
+                            <a:ext cx="5760000" cy="1774727"/>
+                          </a:xfrm>
+                          <a:prstGeom prst="rect"/>
+                        </pic:spPr>
+                      </pic:pic>
+                    </a:graphicData>
+                  </a:graphic>
+                </wp:inline>
+              </w:drawing>
             </w:r>
           </w:p>
         </w:tc>
@@ -11488,17 +11615,125 @@
             <w:shd w:val="clear" w:color="auto" w:fill="F8F4ED"/>
           </w:tcPr>
           <w:p>
-            <w:pPr>
-              <w:jc w:val="left"/>
-            </w:pPr>
-            <w:r>
-              <w:rPr>
-                <w:b w:val="0"/>
+            <w:r>
+              <w:rPr>
                 <w:i/>
                 <w:color w:val="C5613B"/>
                 <w:sz w:val="19"/>
               </w:rPr>
               <w:t>SCREENSHOT — the Auto Scaling group's instances, showing instances in two different Availability Zones, and the target group showing both healthy.</w:t>
+            </w:r>
+          </w:p>
+          <w:p>
+            <w:pPr>
+              <w:jc w:val="center"/>
+            </w:pPr>
+            <w:r>
+              <w:drawing>
+                <wp:inline xmlns:a="http://schemas.openxmlformats.org/drawingml/2006/main" xmlns:pic="http://schemas.openxmlformats.org/drawingml/2006/picture">
+                  <wp:extent cx="5760000" cy="2449134"/>
+                  <wp:docPr id="4" name="Picture 4"/>
+                  <wp:cNvGraphicFramePr>
+                    <a:graphicFrameLocks noChangeAspect="1"/>
+                  </wp:cNvGraphicFramePr>
+                  <a:graphic>
+                    <a:graphicData uri="http://schemas.openxmlformats.org/drawingml/2006/picture">
+                      <pic:pic>
+                        <pic:nvPicPr>
+                          <pic:cNvPr id="0" name="task-22.1.png"/>
+                          <pic:cNvPicPr/>
+                        </pic:nvPicPr>
+                        <pic:blipFill>
+                          <a:blip r:embed="rId29"/>
+                          <a:stretch>
+                            <a:fillRect/>
+                          </a:stretch>
+                        </pic:blipFill>
+                        <pic:spPr>
+                          <a:xfrm>
+                            <a:off x="0" y="0"/>
+                            <a:ext cx="5760000" cy="2449134"/>
+                          </a:xfrm>
+                          <a:prstGeom prst="rect"/>
+                        </pic:spPr>
+                      </pic:pic>
+                    </a:graphicData>
+                  </a:graphic>
+                </wp:inline>
+              </w:drawing>
+            </w:r>
+          </w:p>
+        </w:tc>
+      </w:tr>
+    </w:tbl>
+    <w:p/>
+    <w:tbl>
+      <w:tblPr>
+        <w:tblW w:type="auto" w:w="0"/>
+        <w:tblLook w:firstColumn="1" w:firstRow="1" w:lastColumn="0" w:lastRow="0" w:noHBand="0" w:noVBand="1" w:val="04A0"/>
+      </w:tblPr>
+      <w:tblGrid>
+        <w:gridCol w:w="10466"/>
+      </w:tblGrid>
+      <w:tr>
+        <w:tc>
+          <w:tcPr>
+            <w:tcW w:type="dxa" w:w="9411"/>
+            <w:tcBorders>
+              <w:top w:val="single" w:sz="4" w:space="0" w:color="E4DED3"/>
+              <w:left w:val="single" w:sz="4" w:space="0" w:color="E4DED3"/>
+              <w:bottom w:val="single" w:sz="4" w:space="0" w:color="E4DED3"/>
+              <w:right w:val="single" w:sz="4" w:space="0" w:color="E4DED3"/>
+            </w:tcBorders>
+            <w:shd w:val="clear" w:color="auto" w:fill="F8F4ED"/>
+          </w:tcPr>
+          <w:p>
+            <w:r>
+              <w:rPr>
+                <w:i/>
+                <w:color w:val="C5613B"/>
+                <w:sz w:val="19"/>
+              </w:rPr>
+              <w:t>SCREENSHOT — continued</w:t>
+            </w:r>
+          </w:p>
+          <w:p>
+            <w:pPr>
+              <w:jc w:val="center"/>
+            </w:pPr>
+            <w:r>
+              <w:drawing>
+                <wp:inline xmlns:a="http://schemas.openxmlformats.org/drawingml/2006/main" xmlns:pic="http://schemas.openxmlformats.org/drawingml/2006/picture">
+                  <wp:extent cx="5760000" cy="3127666"/>
+                  <wp:docPr id="5" name="Picture 5"/>
+                  <wp:cNvGraphicFramePr>
+                    <a:graphicFrameLocks noChangeAspect="1"/>
+                  </wp:cNvGraphicFramePr>
+                  <a:graphic>
+                    <a:graphicData uri="http://schemas.openxmlformats.org/drawingml/2006/picture">
+                      <pic:pic>
+                        <pic:nvPicPr>
+                          <pic:cNvPr id="0" name="task-22.2.png"/>
+                          <pic:cNvPicPr/>
+                        </pic:nvPicPr>
+                        <pic:blipFill>
+                          <a:blip r:embed="rId30"/>
+                          <a:stretch>
+                            <a:fillRect/>
+                          </a:stretch>
+                        </pic:blipFill>
+                        <pic:spPr>
+                          <a:xfrm>
+                            <a:off x="0" y="0"/>
+                            <a:ext cx="5760000" cy="3127666"/>
+                          </a:xfrm>
+                          <a:prstGeom prst="rect"/>
+                        </pic:spPr>
+                      </pic:pic>
+                    </a:graphicData>
+                  </a:graphic>
+                </wp:inline>
+              </w:drawing>
             </w:r>
           </w:p>
         </w:tc>
@@ -11971,17 +12206,52 @@
             <w:shd w:val="clear" w:color="auto" w:fill="F8F4ED"/>
           </w:tcPr>
           <w:p>
-            <w:pPr>
-              <w:jc w:val="left"/>
-            </w:pPr>
-            <w:r>
-              <w:rPr>
-                <w:b w:val="0"/>
+            <w:r>
+              <w:rPr>
                 <w:i/>
                 <w:color w:val="C5613B"/>
                 <w:sz w:val="19"/>
               </w:rPr>
               <w:t>SCREENSHOT — the database's Configuration tab showing Multi-AZ, and the zone its standby is in.</w:t>
+            </w:r>
+          </w:p>
+          <w:p>
+            <w:pPr>
+              <w:jc w:val="center"/>
+            </w:pPr>
+            <w:r>
+              <w:drawing>
+                <wp:inline xmlns:a="http://schemas.openxmlformats.org/drawingml/2006/main" xmlns:pic="http://schemas.openxmlformats.org/drawingml/2006/picture">
+                  <wp:extent cx="5760000" cy="3521727"/>
+                  <wp:docPr id="6" name="Picture 6"/>
+                  <wp:cNvGraphicFramePr>
+                    <a:graphicFrameLocks noChangeAspect="1"/>
+                  </wp:cNvGraphicFramePr>
+                  <a:graphic>
+                    <a:graphicData uri="http://schemas.openxmlformats.org/drawingml/2006/picture">
+                      <pic:pic>
+                        <pic:nvPicPr>
+                          <pic:cNvPr id="0" name="task-23.png"/>
+                          <pic:cNvPicPr/>
+                        </pic:nvPicPr>
+                        <pic:blipFill>
+                          <a:blip r:embed="rId31"/>
+                          <a:stretch>
+                            <a:fillRect/>
+                          </a:stretch>
+                        </pic:blipFill>
+                        <pic:spPr>
+                          <a:xfrm>
+                            <a:off x="0" y="0"/>
+                            <a:ext cx="5760000" cy="3521727"/>
+                          </a:xfrm>
+                          <a:prstGeom prst="rect"/>
+                        </pic:spPr>
+                      </pic:pic>
+                    </a:graphicData>
+                  </a:graphic>
+                </wp:inline>
+              </w:drawing>
             </w:r>
           </w:p>
         </w:tc>
@@ -12452,17 +12722,52 @@
             <w:shd w:val="clear" w:color="auto" w:fill="F8F4ED"/>
           </w:tcPr>
           <w:p>
-            <w:pPr>
-              <w:jc w:val="left"/>
-            </w:pPr>
-            <w:r>
-              <w:rPr>
-                <w:b w:val="0"/>
+            <w:r>
+              <w:rPr>
                 <w:i/>
                 <w:color w:val="C5613B"/>
                 <w:sz w:val="19"/>
               </w:rPr>
               <w:t>SCREENSHOT — your new alarm or alarms in the CloudWatch console, showing the metric, the threshold and the state.</w:t>
+            </w:r>
+          </w:p>
+          <w:p>
+            <w:pPr>
+              <w:jc w:val="center"/>
+            </w:pPr>
+            <w:r>
+              <w:drawing>
+                <wp:inline xmlns:a="http://schemas.openxmlformats.org/drawingml/2006/main" xmlns:pic="http://schemas.openxmlformats.org/drawingml/2006/picture">
+                  <wp:extent cx="5760000" cy="1005649"/>
+                  <wp:docPr id="7" name="Picture 7"/>
+                  <wp:cNvGraphicFramePr>
+                    <a:graphicFrameLocks noChangeAspect="1"/>
+                  </wp:cNvGraphicFramePr>
+                  <a:graphic>
+                    <a:graphicData uri="http://schemas.openxmlformats.org/drawingml/2006/picture">
+                      <pic:pic>
+                        <pic:nvPicPr>
+                          <pic:cNvPr id="0" name="task-24.png"/>
+                          <pic:cNvPicPr/>
+                        </pic:nvPicPr>
+                        <pic:blipFill>
+                          <a:blip r:embed="rId32"/>
+                          <a:stretch>
+                            <a:fillRect/>
+                          </a:stretch>
+                        </pic:blipFill>
+                        <pic:spPr>
+                          <a:xfrm>
+                            <a:off x="0" y="0"/>
+                            <a:ext cx="5760000" cy="1005649"/>
+                          </a:xfrm>
+                          <a:prstGeom prst="rect"/>
+                        </pic:spPr>
+                      </pic:pic>
+                    </a:graphicData>
+                  </a:graphic>
+                </wp:inline>
+              </w:drawing>
             </w:r>
           </w:p>
         </w:tc>
@@ -12810,12 +13115,8 @@
             <w:shd w:val="clear" w:color="auto" w:fill="F8F4ED"/>
           </w:tcPr>
           <w:p>
-            <w:pPr>
-              <w:jc w:val="left"/>
-            </w:pPr>
-            <w:r>
-              <w:rPr>
-                <w:b w:val="0"/>
+            <w:r>
+              <w:rPr>
                 <w:i/>
                 <w:color w:val="C5613B"/>
                 <w:sz w:val="19"/>
@@ -12823,198 +13124,49 @@
               <w:t>SCREENSHOT — the browser showing the page, the target group showing two healthy targets in two zones, the port test from the instance returning TcpTestSucceeded : True, and the same test from your own computer failing.</w:t>
             </w:r>
           </w:p>
+          <w:p>
+            <w:pPr>
+              <w:jc w:val="center"/>
+            </w:pPr>
+            <w:r>
+              <w:drawing>
+                <wp:inline xmlns:a="http://schemas.openxmlformats.org/drawingml/2006/main" xmlns:pic="http://schemas.openxmlformats.org/drawingml/2006/picture">
+                  <wp:extent cx="5760000" cy="1675248"/>
+                  <wp:docPr id="8" name="Picture 8"/>
+                  <wp:cNvGraphicFramePr>
+                    <a:graphicFrameLocks noChangeAspect="1"/>
+                  </wp:cNvGraphicFramePr>
+                  <a:graphic>
+                    <a:graphicData uri="http://schemas.openxmlformats.org/drawingml/2006/picture">
+                      <pic:pic>
+                        <pic:nvPicPr>
+                          <pic:cNvPr id="0" name="test-t1.1.png"/>
+                          <pic:cNvPicPr/>
+                        </pic:nvPicPr>
+                        <pic:blipFill>
+                          <a:blip r:embed="rId33"/>
+                          <a:stretch>
+                            <a:fillRect/>
+                          </a:stretch>
+                        </pic:blipFill>
+                        <pic:spPr>
+                          <a:xfrm>
+                            <a:off x="0" y="0"/>
+                            <a:ext cx="5760000" cy="1675248"/>
+                          </a:xfrm>
+                          <a:prstGeom prst="rect"/>
+                        </pic:spPr>
+                      </pic:pic>
+                    </a:graphicData>
+                  </a:graphic>
+                </wp:inline>
+              </w:drawing>
+            </w:r>
+          </w:p>
         </w:tc>
       </w:tr>
     </w:tbl>
     <w:p/>
-    <w:p>
-      <w:pPr>
-        <w:spacing w:after="40"/>
-      </w:pPr>
-      <w:r>
-        <w:rPr>
-          <w:b w:val="0"/>
-          <w:i/>
-          <w:color w:val="6B6660"/>
-          <w:sz w:val="18"/>
-        </w:rPr>
-        <w:t>Evidences: [ICTCLD502 PC 4.2]</w:t>
-      </w:r>
-    </w:p>
-    <w:p>
-      <w:pPr>
-        <w:spacing w:after="120"/>
-      </w:pPr>
-      <w:r>
-        <w:rPr>
-          <w:b/>
-          <w:color w:val="6B6660"/>
-          <w:sz w:val="18"/>
-        </w:rPr>
-        <w:t xml:space="preserve">Satisfactory when </w:t>
-      </w:r>
-      <w:r>
-        <w:rPr>
-          <w:i/>
-          <w:color w:val="6B6660"/>
-          <w:sz w:val="18"/>
-        </w:rPr>
-        <w:t>connectivity is demonstrated at every tier and across both zones — public entry through the load balancer, application to database privately, and the database still closed to the internet. A test run against only one zone has not demonstrated the item.</w:t>
-      </w:r>
-    </w:p>
-    <w:p>
-      <w:pPr>
-        <w:spacing w:before="200" w:after="0"/>
-      </w:pPr>
-      <w:r>
-        <w:rPr>
-          <w:b/>
-          <w:color w:val="1F5A5C"/>
-          <w:sz w:val="16"/>
-        </w:rPr>
-        <w:t>TEST T2</w:t>
-      </w:r>
-    </w:p>
-    <w:p>
-      <w:pPr>
-        <w:pStyle w:val="Heading2"/>
-      </w:pPr>
-      <w:r>
-        <w:rPr>
-          <w:color w:val="1F5A5C"/>
-        </w:rPr>
-        <w:t>Failure simulation</w:t>
-      </w:r>
-    </w:p>
-    <w:p>
-      <w:pPr>
-        <w:spacing w:after="120"/>
-      </w:pPr>
-      <w:r>
-        <w:rPr>
-          <w:b w:val="0"/>
-          <w:i w:val="0"/>
-          <w:sz w:val="21"/>
-        </w:rPr>
-        <w:t>Run the failure simulation you planned in task 18. Watch what happens to the LMS while you do it — that is the evidence, not the console screen afterwards.</w:t>
-      </w:r>
-    </w:p>
-    <w:p>
-      <w:pPr>
-        <w:spacing w:after="60"/>
-        <w:ind w:left="340"/>
-      </w:pPr>
-      <w:r>
-        <w:rPr>
-          <w:b/>
-          <w:sz w:val="21"/>
-        </w:rPr>
-        <w:t xml:space="preserve">1.  </w:t>
-      </w:r>
-      <w:r>
-        <w:rPr>
-          <w:b w:val="0"/>
-          <w:sz w:val="21"/>
-        </w:rPr>
-        <w:t>Open the load balancer's address in a browser (http://, not https://) and set it refreshing, or keep reloading it by hand. This is how you will see whether the LMS stayed up.</w:t>
-      </w:r>
-    </w:p>
-    <w:p>
-      <w:pPr>
-        <w:spacing w:after="60"/>
-        <w:ind w:left="340"/>
-      </w:pPr>
-      <w:r>
-        <w:rPr>
-          <w:b/>
-          <w:sz w:val="21"/>
-        </w:rPr>
-        <w:t xml:space="preserve">2.  </w:t>
-      </w:r>
-      <w:r>
-        <w:rPr>
-          <w:b w:val="0"/>
-          <w:sz w:val="21"/>
-        </w:rPr>
-        <w:t>Execute the failure you planned — terminate an instance, or reboot the database with failover.</w:t>
-      </w:r>
-    </w:p>
-    <w:p>
-      <w:pPr>
-        <w:spacing w:after="60"/>
-        <w:ind w:left="340"/>
-      </w:pPr>
-      <w:r>
-        <w:rPr>
-          <w:b/>
-          <w:sz w:val="21"/>
-        </w:rPr>
-        <w:t xml:space="preserve">3.  </w:t>
-      </w:r>
-      <w:r>
-        <w:rPr>
-          <w:b w:val="0"/>
-          <w:sz w:val="21"/>
-        </w:rPr>
-        <w:t>Record the time it happened, what the browser did, and how long before it was normal again.</w:t>
-      </w:r>
-    </w:p>
-    <w:p>
-      <w:pPr>
-        <w:spacing w:after="60"/>
-        <w:ind w:left="340"/>
-      </w:pPr>
-      <w:r>
-        <w:rPr>
-          <w:b/>
-          <w:sz w:val="21"/>
-        </w:rPr>
-        <w:t xml:space="preserve">4.  </w:t>
-      </w:r>
-      <w:r>
-        <w:rPr>
-          <w:b w:val="0"/>
-          <w:sz w:val="21"/>
-        </w:rPr>
-        <w:t>Confirm the environment recovered — the Auto Scaling group replaced the instance, or the database came back on its standby.</w:t>
-      </w:r>
-    </w:p>
-    <w:p/>
-    <w:p>
-      <w:pPr>
-        <w:spacing w:before="80" w:after="160"/>
-        <w:ind w:left="227"/>
-      </w:pPr>
-      <w:r>
-        <w:rPr>
-          <w:b/>
-          <w:color w:val="C5613B"/>
-          <w:sz w:val="19"/>
-        </w:rPr>
-        <w:t xml:space="preserve">Environment constraint </w:t>
-      </w:r>
-      <w:r>
-        <w:rPr>
-          <w:i/>
-          <w:color w:val="C5613B"/>
-          <w:sz w:val="19"/>
-        </w:rPr>
-        <w:t>if the LMS goes down and stays down, stop and fix it before continuing. A failed simulation you recovered from and documented is worth more than one you skipped.</w:t>
-      </w:r>
-    </w:p>
-    <w:p>
-      <w:pPr>
-        <w:spacing w:after="60"/>
-      </w:pPr>
-      <w:r>
-        <w:rPr>
-          <w:b/>
-          <w:i w:val="0"/>
-          <w:sz w:val="21"/>
-        </w:rPr>
-        <w:t>Evidence</w:t>
-      </w:r>
-    </w:p>
     <w:tbl>
       <w:tblPr>
         <w:tblW w:type="auto" w:w="0"/>
@@ -13036,17 +13188,52 @@
             <w:shd w:val="clear" w:color="auto" w:fill="F8F4ED"/>
           </w:tcPr>
           <w:p>
-            <w:pPr>
-              <w:jc w:val="left"/>
-            </w:pPr>
-            <w:r>
-              <w:rPr>
-                <w:b w:val="0"/>
+            <w:r>
+              <w:rPr>
                 <w:i/>
                 <w:color w:val="C5613B"/>
                 <w:sz w:val="19"/>
               </w:rPr>
-              <w:t>SCREENSHOT — three things, whichever simulation you ran: the ACTION you took (the terminating instance, or the RDS event showing the failover); the SERVICE while it happened (your browser still loading the page — include a clock or timestamp if you can); and the RECOVERY (the Auto Scaling group activity showing the replacement, or the target group returning to healthy). If the service did go down, capture that honestly — a recorded outage is evidence, and you compare it against what you predicted in task 18.</w:t>
+              <w:t>SCREENSHOT — continued</w:t>
+            </w:r>
+          </w:p>
+          <w:p>
+            <w:pPr>
+              <w:jc w:val="center"/>
+            </w:pPr>
+            <w:r>
+              <w:drawing>
+                <wp:inline xmlns:a="http://schemas.openxmlformats.org/drawingml/2006/main" xmlns:pic="http://schemas.openxmlformats.org/drawingml/2006/picture">
+                  <wp:extent cx="5760000" cy="424421"/>
+                  <wp:docPr id="9" name="Picture 9"/>
+                  <wp:cNvGraphicFramePr>
+                    <a:graphicFrameLocks noChangeAspect="1"/>
+                  </wp:cNvGraphicFramePr>
+                  <a:graphic>
+                    <a:graphicData uri="http://schemas.openxmlformats.org/drawingml/2006/picture">
+                      <pic:pic>
+                        <pic:nvPicPr>
+                          <pic:cNvPr id="0" name="test-t1.2.png"/>
+                          <pic:cNvPicPr/>
+                        </pic:nvPicPr>
+                        <pic:blipFill>
+                          <a:blip r:embed="rId34"/>
+                          <a:stretch>
+                            <a:fillRect/>
+                          </a:stretch>
+                        </pic:blipFill>
+                        <pic:spPr>
+                          <a:xfrm>
+                            <a:off x="0" y="0"/>
+                            <a:ext cx="5760000" cy="424421"/>
+                          </a:xfrm>
+                          <a:prstGeom prst="rect"/>
+                        </pic:spPr>
+                      </pic:pic>
+                    </a:graphicData>
+                  </a:graphic>
+                </wp:inline>
+              </w:drawing>
             </w:r>
           </w:p>
         </w:tc>
@@ -13064,7 +13251,7 @@
           <w:color w:val="6B6660"/>
           <w:sz w:val="18"/>
         </w:rPr>
-        <w:t>Evidences: [ICTCLD502 PC 4.4] · [ICTCLD502 PE 3]</w:t>
+        <w:t>Evidences: [ICTCLD502 PC 4.2]</w:t>
       </w:r>
     </w:p>
     <w:p>
@@ -13085,7 +13272,7 @@
           <w:color w:val="6B6660"/>
           <w:sz w:val="18"/>
         </w:rPr>
-        <w:t>a real failure was executed against the student's own environment and the outcome recorded with timings. The item is demonstrating fault tolerance, so the service surviving matters — but a simulation that exposed a gap, honestly recorded and then addressed in task 20, also evidences it. “I would have tested” does not.</w:t>
+        <w:t>connectivity is demonstrated at every tier and across both zones — public entry through the load balancer, application to database privately, and the database still closed to the internet. A test run against only one zone has not demonstrated the item.</w:t>
       </w:r>
     </w:p>
     <w:p>
@@ -13098,7 +13285,7 @@
           <w:color w:val="1F5A5C"/>
           <w:sz w:val="16"/>
         </w:rPr>
-        <w:t>TEST T3</w:t>
+        <w:t>TEST T2</w:t>
       </w:r>
     </w:p>
     <w:p>
@@ -13109,7 +13296,7 @@
         <w:rPr>
           <w:color w:val="1F5A5C"/>
         </w:rPr>
-        <w:t>Resize simulation</w:t>
+        <w:t>Failure simulation</w:t>
       </w:r>
     </w:p>
     <w:p>
@@ -13122,7 +13309,7 @@
           <w:i w:val="0"/>
           <w:sz w:val="21"/>
         </w:rPr>
-        <w:t>Run the resize simulation you planned in task 18, and measure what it costs in availability.</w:t>
+        <w:t>Run the failure simulation you planned in task 18. Watch what happens to the LMS while you do it — that is the evidence, not the console screen afterwards.</w:t>
       </w:r>
     </w:p>
     <w:p>
@@ -13142,7 +13329,7 @@
           <w:b w:val="0"/>
           <w:sz w:val="21"/>
         </w:rPr>
-        <w:t>Keep the browser refreshing against the load balancer.</w:t>
+        <w:t>Open the load balancer's address in a browser (http://, not https://) and set it refreshing, or keep reloading it by hand. This is how you will see whether the LMS stayed up.</w:t>
       </w:r>
     </w:p>
     <w:p>
@@ -13162,7 +13349,7 @@
           <w:b w:val="0"/>
           <w:sz w:val="21"/>
         </w:rPr>
-        <w:t>Execute the resize you planned — change the desired capacity, or the database instance class.</w:t>
+        <w:t>Execute the failure you planned — terminate an instance, or reboot the database with failover.</w:t>
       </w:r>
     </w:p>
     <w:p>
@@ -13182,7 +13369,7 @@
           <w:b w:val="0"/>
           <w:sz w:val="21"/>
         </w:rPr>
-        <w:t>Record how long the change took and whether the LMS was affected at any point.</w:t>
+        <w:t>Record the time it happened, what the browser did, and how long before it was normal again.</w:t>
       </w:r>
     </w:p>
     <w:p>
@@ -13202,10 +13389,32 @@
           <w:b w:val="0"/>
           <w:sz w:val="21"/>
         </w:rPr>
-        <w:t>Return the setting to where it was.</w:t>
+        <w:t>Confirm the environment recovered — the Auto Scaling group replaced the instance, or the database came back on its standby.</w:t>
       </w:r>
     </w:p>
     <w:p/>
+    <w:p>
+      <w:pPr>
+        <w:spacing w:before="80" w:after="160"/>
+        <w:ind w:left="227"/>
+      </w:pPr>
+      <w:r>
+        <w:rPr>
+          <w:b/>
+          <w:color w:val="C5613B"/>
+          <w:sz w:val="19"/>
+        </w:rPr>
+        <w:t xml:space="preserve">Environment constraint </w:t>
+      </w:r>
+      <w:r>
+        <w:rPr>
+          <w:i/>
+          <w:color w:val="C5613B"/>
+          <w:sz w:val="19"/>
+        </w:rPr>
+        <w:t>if the LMS goes down and stays down, stop and fix it before continuing. A failed simulation you recovered from and documented is worth more than one you skipped.</w:t>
+      </w:r>
+    </w:p>
     <w:p>
       <w:pPr>
         <w:spacing w:after="60"/>
@@ -13240,211 +13449,58 @@
             <w:shd w:val="clear" w:color="auto" w:fill="F8F4ED"/>
           </w:tcPr>
           <w:p>
-            <w:pPr>
-              <w:jc w:val="left"/>
-            </w:pPr>
-            <w:r>
-              <w:rPr>
-                <w:b w:val="0"/>
+            <w:r>
+              <w:rPr>
                 <w:i/>
                 <w:color w:val="C5613B"/>
                 <w:sz w:val="19"/>
               </w:rPr>
-              <w:t>SCREENSHOT — the resize in progress or complete, and what the service did while it happened.</w:t>
+              <w:t>SCREENSHOT — three things, whichever simulation you ran: the ACTION you took (the terminating instance, or the RDS event showing the failover); the SERVICE while it happened (your browser still loading the page — include a clock or timestamp if you can); and the RECOVERY (the Auto Scaling group activity showing the replacement, or the target group returning to healthy). If the service did go down, capture that honestly — a recorded outage is evidence, and you compare it against what you predicted in task 18.</w:t>
+            </w:r>
+          </w:p>
+          <w:p>
+            <w:pPr>
+              <w:jc w:val="center"/>
+            </w:pPr>
+            <w:r>
+              <w:drawing>
+                <wp:inline xmlns:a="http://schemas.openxmlformats.org/drawingml/2006/main" xmlns:pic="http://schemas.openxmlformats.org/drawingml/2006/picture">
+                  <wp:extent cx="5760000" cy="957979"/>
+                  <wp:docPr id="10" name="Picture 10"/>
+                  <wp:cNvGraphicFramePr>
+                    <a:graphicFrameLocks noChangeAspect="1"/>
+                  </wp:cNvGraphicFramePr>
+                  <a:graphic>
+                    <a:graphicData uri="http://schemas.openxmlformats.org/drawingml/2006/picture">
+                      <pic:pic>
+                        <pic:nvPicPr>
+                          <pic:cNvPr id="0" name="test-t2.1.png"/>
+                          <pic:cNvPicPr/>
+                        </pic:nvPicPr>
+                        <pic:blipFill>
+                          <a:blip r:embed="rId35"/>
+                          <a:stretch>
+                            <a:fillRect/>
+                          </a:stretch>
+                        </pic:blipFill>
+                        <pic:spPr>
+                          <a:xfrm>
+                            <a:off x="0" y="0"/>
+                            <a:ext cx="5760000" cy="957979"/>
+                          </a:xfrm>
+                          <a:prstGeom prst="rect"/>
+                        </pic:spPr>
+                      </pic:pic>
+                    </a:graphicData>
+                  </a:graphic>
+                </wp:inline>
+              </w:drawing>
             </w:r>
           </w:p>
         </w:tc>
       </w:tr>
     </w:tbl>
     <w:p/>
-    <w:p>
-      <w:pPr>
-        <w:spacing w:after="40"/>
-      </w:pPr>
-      <w:r>
-        <w:rPr>
-          <w:b w:val="0"/>
-          <w:i/>
-          <w:color w:val="6B6660"/>
-          <w:sz w:val="18"/>
-        </w:rPr>
-        <w:t>Evidences: [ICTCLD502 PC 4.5]</w:t>
-      </w:r>
-    </w:p>
-    <w:p>
-      <w:pPr>
-        <w:spacing w:after="120"/>
-      </w:pPr>
-      <w:r>
-        <w:rPr>
-          <w:b/>
-          <w:color w:val="6B6660"/>
-          <w:sz w:val="18"/>
-        </w:rPr>
-        <w:t xml:space="preserve">Satisfactory when </w:t>
-      </w:r>
-      <w:r>
-        <w:rPr>
-          <w:i/>
-          <w:color w:val="6B6660"/>
-          <w:sz w:val="18"/>
-        </w:rPr>
-        <w:t>a resize was executed and its availability impact measured, not estimated. Finding that the impact was nil is a valid result if it is supported by observation.</w:t>
-      </w:r>
-    </w:p>
-    <w:p>
-      <w:pPr>
-        <w:spacing w:before="200" w:after="0"/>
-      </w:pPr>
-      <w:r>
-        <w:rPr>
-          <w:b/>
-          <w:color w:val="1F5A5C"/>
-          <w:sz w:val="16"/>
-        </w:rPr>
-        <w:t>TEST T4</w:t>
-      </w:r>
-    </w:p>
-    <w:p>
-      <w:pPr>
-        <w:pStyle w:val="Heading2"/>
-      </w:pPr>
-      <w:r>
-        <w:rPr>
-          <w:color w:val="1F5A5C"/>
-        </w:rPr>
-        <w:t>Measure availability across the window</w:t>
-      </w:r>
-    </w:p>
-    <w:p>
-      <w:pPr>
-        <w:spacing w:after="120"/>
-      </w:pPr>
-      <w:r>
-        <w:rPr>
-          <w:b w:val="0"/>
-          <w:i w:val="0"/>
-          <w:sz w:val="21"/>
-        </w:rPr>
-        <w:t>You have been changing a production system for the last few hours. Report what the LMS's availability actually was across that time, and say how you measured it.</w:t>
-      </w:r>
-    </w:p>
-    <w:p>
-      <w:pPr>
-        <w:spacing w:after="60"/>
-        <w:ind w:left="340"/>
-      </w:pPr>
-      <w:r>
-        <w:rPr>
-          <w:b/>
-          <w:sz w:val="21"/>
-        </w:rPr>
-        <w:t xml:space="preserve">1.  </w:t>
-      </w:r>
-      <w:r>
-        <w:rPr>
-          <w:b w:val="0"/>
-          <w:sz w:val="21"/>
-        </w:rPr>
-        <w:t>Open the load balancer's monitoring, or the target group's healthy-host metric, for the period of your maintenance window.</w:t>
-      </w:r>
-    </w:p>
-    <w:p>
-      <w:pPr>
-        <w:spacing w:after="60"/>
-        <w:ind w:left="340"/>
-      </w:pPr>
-      <w:r>
-        <w:rPr>
-          <w:b/>
-          <w:sz w:val="21"/>
-        </w:rPr>
-        <w:t xml:space="preserve">2.  </w:t>
-      </w:r>
-      <w:r>
-        <w:rPr>
-          <w:b w:val="0"/>
-          <w:sz w:val="21"/>
-        </w:rPr>
-        <w:t>Identify every period where the service was not serving — your simulations will show up here.</w:t>
-      </w:r>
-    </w:p>
-    <w:p>
-      <w:pPr>
-        <w:spacing w:after="60"/>
-        <w:ind w:left="340"/>
-      </w:pPr>
-      <w:r>
-        <w:rPr>
-          <w:b/>
-          <w:sz w:val="21"/>
-        </w:rPr>
-        <w:t xml:space="preserve">3.  </w:t>
-      </w:r>
-      <w:r>
-        <w:rPr>
-          <w:b w:val="0"/>
-          <w:sz w:val="21"/>
-        </w:rPr>
-        <w:t>Write one or two sentences reading the graph: whether the service stayed up, and what any dips were. A dip in one zone is not an outage if the other kept serving.</w:t>
-      </w:r>
-    </w:p>
-    <w:p>
-      <w:pPr>
-        <w:spacing w:after="60"/>
-        <w:ind w:left="340"/>
-      </w:pPr>
-      <w:r>
-        <w:rPr>
-          <w:b/>
-          <w:sz w:val="21"/>
-        </w:rPr>
-        <w:t xml:space="preserve">4.  </w:t>
-      </w:r>
-      <w:r>
-        <w:rPr>
-          <w:b w:val="0"/>
-          <w:sz w:val="21"/>
-        </w:rPr>
-        <w:t>Note the time range on the capture, so the period it covers is unambiguous.</w:t>
-      </w:r>
-    </w:p>
-    <w:p/>
-    <w:p>
-      <w:pPr>
-        <w:spacing w:before="80" w:after="160"/>
-        <w:ind w:left="227"/>
-      </w:pPr>
-      <w:r>
-        <w:rPr>
-          <w:b/>
-          <w:color w:val="1F5A5C"/>
-          <w:sz w:val="19"/>
-        </w:rPr>
-        <w:t xml:space="preserve">Assessor note </w:t>
-      </w:r>
-      <w:r>
-        <w:rPr>
-          <w:i/>
-          <w:color w:val="1F5A5C"/>
-          <w:sz w:val="19"/>
-        </w:rPr>
-        <w:t>expect somewhere between 99.5% and 99.9% across the window depending on how long the failover blip ran. The figure is not the point; the measurement is.</w:t>
-      </w:r>
-    </w:p>
-    <w:p>
-      <w:pPr>
-        <w:spacing w:after="60"/>
-      </w:pPr>
-      <w:r>
-        <w:rPr>
-          <w:b/>
-          <w:i w:val="0"/>
-          <w:sz w:val="21"/>
-        </w:rPr>
-        <w:t>Evidence</w:t>
-      </w:r>
-    </w:p>
     <w:tbl>
       <w:tblPr>
         <w:tblW w:type="auto" w:w="0"/>
@@ -13466,17 +13522,698 @@
             <w:shd w:val="clear" w:color="auto" w:fill="F8F4ED"/>
           </w:tcPr>
           <w:p>
-            <w:pPr>
-              <w:jc w:val="left"/>
-            </w:pPr>
-            <w:r>
-              <w:rPr>
-                <w:b w:val="0"/>
+            <w:r>
+              <w:rPr>
                 <w:i/>
                 <w:color w:val="C5613B"/>
                 <w:sz w:val="19"/>
               </w:rPr>
+              <w:t>SCREENSHOT — continued</w:t>
+            </w:r>
+          </w:p>
+          <w:p>
+            <w:pPr>
+              <w:jc w:val="center"/>
+            </w:pPr>
+            <w:r>
+              <w:drawing>
+                <wp:inline xmlns:a="http://schemas.openxmlformats.org/drawingml/2006/main" xmlns:pic="http://schemas.openxmlformats.org/drawingml/2006/picture">
+                  <wp:extent cx="5760000" cy="2135247"/>
+                  <wp:docPr id="11" name="Picture 11"/>
+                  <wp:cNvGraphicFramePr>
+                    <a:graphicFrameLocks noChangeAspect="1"/>
+                  </wp:cNvGraphicFramePr>
+                  <a:graphic>
+                    <a:graphicData uri="http://schemas.openxmlformats.org/drawingml/2006/picture">
+                      <pic:pic>
+                        <pic:nvPicPr>
+                          <pic:cNvPr id="0" name="test-t2.2.png"/>
+                          <pic:cNvPicPr/>
+                        </pic:nvPicPr>
+                        <pic:blipFill>
+                          <a:blip r:embed="rId36"/>
+                          <a:stretch>
+                            <a:fillRect/>
+                          </a:stretch>
+                        </pic:blipFill>
+                        <pic:spPr>
+                          <a:xfrm>
+                            <a:off x="0" y="0"/>
+                            <a:ext cx="5760000" cy="2135247"/>
+                          </a:xfrm>
+                          <a:prstGeom prst="rect"/>
+                        </pic:spPr>
+                      </pic:pic>
+                    </a:graphicData>
+                  </a:graphic>
+                </wp:inline>
+              </w:drawing>
+            </w:r>
+          </w:p>
+        </w:tc>
+      </w:tr>
+    </w:tbl>
+    <w:p/>
+    <w:tbl>
+      <w:tblPr>
+        <w:tblW w:type="auto" w:w="0"/>
+        <w:tblLook w:firstColumn="1" w:firstRow="1" w:lastColumn="0" w:lastRow="0" w:noHBand="0" w:noVBand="1" w:val="04A0"/>
+      </w:tblPr>
+      <w:tblGrid>
+        <w:gridCol w:w="10466"/>
+      </w:tblGrid>
+      <w:tr>
+        <w:tc>
+          <w:tcPr>
+            <w:tcW w:type="dxa" w:w="9411"/>
+            <w:tcBorders>
+              <w:top w:val="single" w:sz="4" w:space="0" w:color="E4DED3"/>
+              <w:left w:val="single" w:sz="4" w:space="0" w:color="E4DED3"/>
+              <w:bottom w:val="single" w:sz="4" w:space="0" w:color="E4DED3"/>
+              <w:right w:val="single" w:sz="4" w:space="0" w:color="E4DED3"/>
+            </w:tcBorders>
+            <w:shd w:val="clear" w:color="auto" w:fill="F8F4ED"/>
+          </w:tcPr>
+          <w:p>
+            <w:r>
+              <w:rPr>
+                <w:i/>
+                <w:color w:val="C5613B"/>
+                <w:sz w:val="19"/>
+              </w:rPr>
+              <w:t>SCREENSHOT — continued</w:t>
+            </w:r>
+          </w:p>
+          <w:p>
+            <w:pPr>
+              <w:jc w:val="center"/>
+            </w:pPr>
+            <w:r>
+              <w:drawing>
+                <wp:inline xmlns:a="http://schemas.openxmlformats.org/drawingml/2006/main" xmlns:pic="http://schemas.openxmlformats.org/drawingml/2006/picture">
+                  <wp:extent cx="5760000" cy="1973982"/>
+                  <wp:docPr id="12" name="Picture 12"/>
+                  <wp:cNvGraphicFramePr>
+                    <a:graphicFrameLocks noChangeAspect="1"/>
+                  </wp:cNvGraphicFramePr>
+                  <a:graphic>
+                    <a:graphicData uri="http://schemas.openxmlformats.org/drawingml/2006/picture">
+                      <pic:pic>
+                        <pic:nvPicPr>
+                          <pic:cNvPr id="0" name="test-t2.3.png"/>
+                          <pic:cNvPicPr/>
+                        </pic:nvPicPr>
+                        <pic:blipFill>
+                          <a:blip r:embed="rId37"/>
+                          <a:stretch>
+                            <a:fillRect/>
+                          </a:stretch>
+                        </pic:blipFill>
+                        <pic:spPr>
+                          <a:xfrm>
+                            <a:off x="0" y="0"/>
+                            <a:ext cx="5760000" cy="1973982"/>
+                          </a:xfrm>
+                          <a:prstGeom prst="rect"/>
+                        </pic:spPr>
+                      </pic:pic>
+                    </a:graphicData>
+                  </a:graphic>
+                </wp:inline>
+              </w:drawing>
+            </w:r>
+          </w:p>
+        </w:tc>
+      </w:tr>
+    </w:tbl>
+    <w:p/>
+    <w:tbl>
+      <w:tblPr>
+        <w:tblW w:type="auto" w:w="0"/>
+        <w:tblLook w:firstColumn="1" w:firstRow="1" w:lastColumn="0" w:lastRow="0" w:noHBand="0" w:noVBand="1" w:val="04A0"/>
+      </w:tblPr>
+      <w:tblGrid>
+        <w:gridCol w:w="10466"/>
+      </w:tblGrid>
+      <w:tr>
+        <w:tc>
+          <w:tcPr>
+            <w:tcW w:type="dxa" w:w="9411"/>
+            <w:tcBorders>
+              <w:top w:val="single" w:sz="4" w:space="0" w:color="E4DED3"/>
+              <w:left w:val="single" w:sz="4" w:space="0" w:color="E4DED3"/>
+              <w:bottom w:val="single" w:sz="4" w:space="0" w:color="E4DED3"/>
+              <w:right w:val="single" w:sz="4" w:space="0" w:color="E4DED3"/>
+            </w:tcBorders>
+            <w:shd w:val="clear" w:color="auto" w:fill="F8F4ED"/>
+          </w:tcPr>
+          <w:p>
+            <w:r>
+              <w:rPr>
+                <w:i/>
+                <w:color w:val="C5613B"/>
+                <w:sz w:val="19"/>
+              </w:rPr>
+              <w:t>SCREENSHOT — continued</w:t>
+            </w:r>
+          </w:p>
+          <w:p>
+            <w:pPr>
+              <w:jc w:val="center"/>
+            </w:pPr>
+            <w:r>
+              <w:drawing>
+                <wp:inline xmlns:a="http://schemas.openxmlformats.org/drawingml/2006/main" xmlns:pic="http://schemas.openxmlformats.org/drawingml/2006/picture">
+                  <wp:extent cx="5760000" cy="1983807"/>
+                  <wp:docPr id="13" name="Picture 13"/>
+                  <wp:cNvGraphicFramePr>
+                    <a:graphicFrameLocks noChangeAspect="1"/>
+                  </wp:cNvGraphicFramePr>
+                  <a:graphic>
+                    <a:graphicData uri="http://schemas.openxmlformats.org/drawingml/2006/picture">
+                      <pic:pic>
+                        <pic:nvPicPr>
+                          <pic:cNvPr id="0" name="test-t2.4.png"/>
+                          <pic:cNvPicPr/>
+                        </pic:nvPicPr>
+                        <pic:blipFill>
+                          <a:blip r:embed="rId38"/>
+                          <a:stretch>
+                            <a:fillRect/>
+                          </a:stretch>
+                        </pic:blipFill>
+                        <pic:spPr>
+                          <a:xfrm>
+                            <a:off x="0" y="0"/>
+                            <a:ext cx="5760000" cy="1983807"/>
+                          </a:xfrm>
+                          <a:prstGeom prst="rect"/>
+                        </pic:spPr>
+                      </pic:pic>
+                    </a:graphicData>
+                  </a:graphic>
+                </wp:inline>
+              </w:drawing>
+            </w:r>
+          </w:p>
+        </w:tc>
+      </w:tr>
+    </w:tbl>
+    <w:p/>
+    <w:p>
+      <w:pPr>
+        <w:spacing w:after="40"/>
+      </w:pPr>
+      <w:r>
+        <w:rPr>
+          <w:b w:val="0"/>
+          <w:i/>
+          <w:color w:val="6B6660"/>
+          <w:sz w:val="18"/>
+        </w:rPr>
+        <w:t>Evidences: [ICTCLD502 PC 4.4] · [ICTCLD502 PE 3]</w:t>
+      </w:r>
+    </w:p>
+    <w:p>
+      <w:pPr>
+        <w:spacing w:after="120"/>
+      </w:pPr>
+      <w:r>
+        <w:rPr>
+          <w:b/>
+          <w:color w:val="6B6660"/>
+          <w:sz w:val="18"/>
+        </w:rPr>
+        <w:t xml:space="preserve">Satisfactory when </w:t>
+      </w:r>
+      <w:r>
+        <w:rPr>
+          <w:i/>
+          <w:color w:val="6B6660"/>
+          <w:sz w:val="18"/>
+        </w:rPr>
+        <w:t>a real failure was executed against the student's own environment and the outcome recorded with timings. The item is demonstrating fault tolerance, so the service surviving matters — but a simulation that exposed a gap, honestly recorded and then addressed in task 20, also evidences it. “I would have tested” does not.</w:t>
+      </w:r>
+    </w:p>
+    <w:p>
+      <w:pPr>
+        <w:spacing w:before="200" w:after="0"/>
+      </w:pPr>
+      <w:r>
+        <w:rPr>
+          <w:b/>
+          <w:color w:val="1F5A5C"/>
+          <w:sz w:val="16"/>
+        </w:rPr>
+        <w:t>TEST T3</w:t>
+      </w:r>
+    </w:p>
+    <w:p>
+      <w:pPr>
+        <w:pStyle w:val="Heading2"/>
+      </w:pPr>
+      <w:r>
+        <w:rPr>
+          <w:color w:val="1F5A5C"/>
+        </w:rPr>
+        <w:t>Resize simulation</w:t>
+      </w:r>
+    </w:p>
+    <w:p>
+      <w:pPr>
+        <w:spacing w:after="120"/>
+      </w:pPr>
+      <w:r>
+        <w:rPr>
+          <w:b w:val="0"/>
+          <w:i w:val="0"/>
+          <w:sz w:val="21"/>
+        </w:rPr>
+        <w:t>Run the resize simulation you planned in task 18, and measure what it costs in availability.</w:t>
+      </w:r>
+    </w:p>
+    <w:p>
+      <w:pPr>
+        <w:spacing w:after="60"/>
+        <w:ind w:left="340"/>
+      </w:pPr>
+      <w:r>
+        <w:rPr>
+          <w:b/>
+          <w:sz w:val="21"/>
+        </w:rPr>
+        <w:t xml:space="preserve">1.  </w:t>
+      </w:r>
+      <w:r>
+        <w:rPr>
+          <w:b w:val="0"/>
+          <w:sz w:val="21"/>
+        </w:rPr>
+        <w:t>Keep the browser refreshing against the load balancer.</w:t>
+      </w:r>
+    </w:p>
+    <w:p>
+      <w:pPr>
+        <w:spacing w:after="60"/>
+        <w:ind w:left="340"/>
+      </w:pPr>
+      <w:r>
+        <w:rPr>
+          <w:b/>
+          <w:sz w:val="21"/>
+        </w:rPr>
+        <w:t xml:space="preserve">2.  </w:t>
+      </w:r>
+      <w:r>
+        <w:rPr>
+          <w:b w:val="0"/>
+          <w:sz w:val="21"/>
+        </w:rPr>
+        <w:t>Execute the resize you planned — change the desired capacity, or the database instance class.</w:t>
+      </w:r>
+    </w:p>
+    <w:p>
+      <w:pPr>
+        <w:spacing w:after="60"/>
+        <w:ind w:left="340"/>
+      </w:pPr>
+      <w:r>
+        <w:rPr>
+          <w:b/>
+          <w:sz w:val="21"/>
+        </w:rPr>
+        <w:t xml:space="preserve">3.  </w:t>
+      </w:r>
+      <w:r>
+        <w:rPr>
+          <w:b w:val="0"/>
+          <w:sz w:val="21"/>
+        </w:rPr>
+        <w:t>Record how long the change took and whether the LMS was affected at any point.</w:t>
+      </w:r>
+    </w:p>
+    <w:p>
+      <w:pPr>
+        <w:spacing w:after="60"/>
+        <w:ind w:left="340"/>
+      </w:pPr>
+      <w:r>
+        <w:rPr>
+          <w:b/>
+          <w:sz w:val="21"/>
+        </w:rPr>
+        <w:t xml:space="preserve">4.  </w:t>
+      </w:r>
+      <w:r>
+        <w:rPr>
+          <w:b w:val="0"/>
+          <w:sz w:val="21"/>
+        </w:rPr>
+        <w:t>Return the setting to where it was.</w:t>
+      </w:r>
+    </w:p>
+    <w:p/>
+    <w:p>
+      <w:pPr>
+        <w:spacing w:after="60"/>
+      </w:pPr>
+      <w:r>
+        <w:rPr>
+          <w:b/>
+          <w:i w:val="0"/>
+          <w:sz w:val="21"/>
+        </w:rPr>
+        <w:t>Evidence</w:t>
+      </w:r>
+    </w:p>
+    <w:tbl>
+      <w:tblPr>
+        <w:tblW w:type="auto" w:w="0"/>
+        <w:tblLook w:firstColumn="1" w:firstRow="1" w:lastColumn="0" w:lastRow="0" w:noHBand="0" w:noVBand="1" w:val="04A0"/>
+      </w:tblPr>
+      <w:tblGrid>
+        <w:gridCol w:w="10466"/>
+      </w:tblGrid>
+      <w:tr>
+        <w:tc>
+          <w:tcPr>
+            <w:tcW w:type="dxa" w:w="9411"/>
+            <w:tcBorders>
+              <w:top w:val="single" w:sz="4" w:space="0" w:color="E4DED3"/>
+              <w:left w:val="single" w:sz="4" w:space="0" w:color="E4DED3"/>
+              <w:bottom w:val="single" w:sz="4" w:space="0" w:color="E4DED3"/>
+              <w:right w:val="single" w:sz="4" w:space="0" w:color="E4DED3"/>
+            </w:tcBorders>
+            <w:shd w:val="clear" w:color="auto" w:fill="F8F4ED"/>
+          </w:tcPr>
+          <w:p>
+            <w:r>
+              <w:rPr>
+                <w:i/>
+                <w:color w:val="C5613B"/>
+                <w:sz w:val="19"/>
+              </w:rPr>
+              <w:t>SCREENSHOT — the resize in progress or complete, and what the service did while it happened.</w:t>
+            </w:r>
+          </w:p>
+          <w:p>
+            <w:pPr>
+              <w:jc w:val="center"/>
+            </w:pPr>
+            <w:r>
+              <w:drawing>
+                <wp:inline xmlns:a="http://schemas.openxmlformats.org/drawingml/2006/main" xmlns:pic="http://schemas.openxmlformats.org/drawingml/2006/picture">
+                  <wp:extent cx="5760000" cy="2996582"/>
+                  <wp:docPr id="14" name="Picture 14"/>
+                  <wp:cNvGraphicFramePr>
+                    <a:graphicFrameLocks noChangeAspect="1"/>
+                  </wp:cNvGraphicFramePr>
+                  <a:graphic>
+                    <a:graphicData uri="http://schemas.openxmlformats.org/drawingml/2006/picture">
+                      <pic:pic>
+                        <pic:nvPicPr>
+                          <pic:cNvPr id="0" name="test-t3.png"/>
+                          <pic:cNvPicPr/>
+                        </pic:nvPicPr>
+                        <pic:blipFill>
+                          <a:blip r:embed="rId39"/>
+                          <a:stretch>
+                            <a:fillRect/>
+                          </a:stretch>
+                        </pic:blipFill>
+                        <pic:spPr>
+                          <a:xfrm>
+                            <a:off x="0" y="0"/>
+                            <a:ext cx="5760000" cy="2996582"/>
+                          </a:xfrm>
+                          <a:prstGeom prst="rect"/>
+                        </pic:spPr>
+                      </pic:pic>
+                    </a:graphicData>
+                  </a:graphic>
+                </wp:inline>
+              </w:drawing>
+            </w:r>
+          </w:p>
+        </w:tc>
+      </w:tr>
+    </w:tbl>
+    <w:p/>
+    <w:p>
+      <w:pPr>
+        <w:spacing w:after="40"/>
+      </w:pPr>
+      <w:r>
+        <w:rPr>
+          <w:b w:val="0"/>
+          <w:i/>
+          <w:color w:val="6B6660"/>
+          <w:sz w:val="18"/>
+        </w:rPr>
+        <w:t>Evidences: [ICTCLD502 PC 4.5]</w:t>
+      </w:r>
+    </w:p>
+    <w:p>
+      <w:pPr>
+        <w:spacing w:after="120"/>
+      </w:pPr>
+      <w:r>
+        <w:rPr>
+          <w:b/>
+          <w:color w:val="6B6660"/>
+          <w:sz w:val="18"/>
+        </w:rPr>
+        <w:t xml:space="preserve">Satisfactory when </w:t>
+      </w:r>
+      <w:r>
+        <w:rPr>
+          <w:i/>
+          <w:color w:val="6B6660"/>
+          <w:sz w:val="18"/>
+        </w:rPr>
+        <w:t>a resize was executed and its availability impact measured, not estimated. Finding that the impact was nil is a valid result if it is supported by observation.</w:t>
+      </w:r>
+    </w:p>
+    <w:p>
+      <w:pPr>
+        <w:spacing w:before="200" w:after="0"/>
+      </w:pPr>
+      <w:r>
+        <w:rPr>
+          <w:b/>
+          <w:color w:val="1F5A5C"/>
+          <w:sz w:val="16"/>
+        </w:rPr>
+        <w:t>TEST T4</w:t>
+      </w:r>
+    </w:p>
+    <w:p>
+      <w:pPr>
+        <w:pStyle w:val="Heading2"/>
+      </w:pPr>
+      <w:r>
+        <w:rPr>
+          <w:color w:val="1F5A5C"/>
+        </w:rPr>
+        <w:t>Measure availability across the window</w:t>
+      </w:r>
+    </w:p>
+    <w:p>
+      <w:pPr>
+        <w:spacing w:after="120"/>
+      </w:pPr>
+      <w:r>
+        <w:rPr>
+          <w:b w:val="0"/>
+          <w:i w:val="0"/>
+          <w:sz w:val="21"/>
+        </w:rPr>
+        <w:t>You have been changing a production system for the last few hours. Report what the LMS's availability actually was across that time, and say how you measured it.</w:t>
+      </w:r>
+    </w:p>
+    <w:p>
+      <w:pPr>
+        <w:spacing w:after="60"/>
+        <w:ind w:left="340"/>
+      </w:pPr>
+      <w:r>
+        <w:rPr>
+          <w:b/>
+          <w:sz w:val="21"/>
+        </w:rPr>
+        <w:t xml:space="preserve">1.  </w:t>
+      </w:r>
+      <w:r>
+        <w:rPr>
+          <w:b w:val="0"/>
+          <w:sz w:val="21"/>
+        </w:rPr>
+        <w:t>Open the load balancer's monitoring, or the target group's healthy-host metric, for the period of your maintenance window.</w:t>
+      </w:r>
+    </w:p>
+    <w:p>
+      <w:pPr>
+        <w:spacing w:after="60"/>
+        <w:ind w:left="340"/>
+      </w:pPr>
+      <w:r>
+        <w:rPr>
+          <w:b/>
+          <w:sz w:val="21"/>
+        </w:rPr>
+        <w:t xml:space="preserve">2.  </w:t>
+      </w:r>
+      <w:r>
+        <w:rPr>
+          <w:b w:val="0"/>
+          <w:sz w:val="21"/>
+        </w:rPr>
+        <w:t>Identify every period where the service was not serving — your simulations will show up here.</w:t>
+      </w:r>
+    </w:p>
+    <w:p>
+      <w:pPr>
+        <w:spacing w:after="60"/>
+        <w:ind w:left="340"/>
+      </w:pPr>
+      <w:r>
+        <w:rPr>
+          <w:b/>
+          <w:sz w:val="21"/>
+        </w:rPr>
+        <w:t xml:space="preserve">3.  </w:t>
+      </w:r>
+      <w:r>
+        <w:rPr>
+          <w:b w:val="0"/>
+          <w:sz w:val="21"/>
+        </w:rPr>
+        <w:t>Write one or two sentences reading the graph: whether the service stayed up, and what any dips were. A dip in one zone is not an outage if the other kept serving.</w:t>
+      </w:r>
+    </w:p>
+    <w:p>
+      <w:pPr>
+        <w:spacing w:after="60"/>
+        <w:ind w:left="340"/>
+      </w:pPr>
+      <w:r>
+        <w:rPr>
+          <w:b/>
+          <w:sz w:val="21"/>
+        </w:rPr>
+        <w:t xml:space="preserve">4.  </w:t>
+      </w:r>
+      <w:r>
+        <w:rPr>
+          <w:b w:val="0"/>
+          <w:sz w:val="21"/>
+        </w:rPr>
+        <w:t>Note the time range on the capture, so the period it covers is unambiguous.</w:t>
+      </w:r>
+    </w:p>
+    <w:p/>
+    <w:p>
+      <w:pPr>
+        <w:spacing w:before="80" w:after="160"/>
+        <w:ind w:left="227"/>
+      </w:pPr>
+      <w:r>
+        <w:rPr>
+          <w:b/>
+          <w:color w:val="1F5A5C"/>
+          <w:sz w:val="19"/>
+        </w:rPr>
+        <w:t xml:space="preserve">Assessor note </w:t>
+      </w:r>
+      <w:r>
+        <w:rPr>
+          <w:i/>
+          <w:color w:val="1F5A5C"/>
+          <w:sz w:val="19"/>
+        </w:rPr>
+        <w:t>expect somewhere between 99.5% and 99.9% across the window depending on how long the failover blip ran. The figure is not the point; the measurement is.</w:t>
+      </w:r>
+    </w:p>
+    <w:p>
+      <w:pPr>
+        <w:spacing w:after="60"/>
+      </w:pPr>
+      <w:r>
+        <w:rPr>
+          <w:b/>
+          <w:i w:val="0"/>
+          <w:sz w:val="21"/>
+        </w:rPr>
+        <w:t>Evidence</w:t>
+      </w:r>
+    </w:p>
+    <w:tbl>
+      <w:tblPr>
+        <w:tblW w:type="auto" w:w="0"/>
+        <w:tblLook w:firstColumn="1" w:firstRow="1" w:lastColumn="0" w:lastRow="0" w:noHBand="0" w:noVBand="1" w:val="04A0"/>
+      </w:tblPr>
+      <w:tblGrid>
+        <w:gridCol w:w="10466"/>
+      </w:tblGrid>
+      <w:tr>
+        <w:tc>
+          <w:tcPr>
+            <w:tcW w:type="dxa" w:w="9411"/>
+            <w:tcBorders>
+              <w:top w:val="single" w:sz="4" w:space="0" w:color="E4DED3"/>
+              <w:left w:val="single" w:sz="4" w:space="0" w:color="E4DED3"/>
+              <w:bottom w:val="single" w:sz="4" w:space="0" w:color="E4DED3"/>
+              <w:right w:val="single" w:sz="4" w:space="0" w:color="E4DED3"/>
+            </w:tcBorders>
+            <w:shd w:val="clear" w:color="auto" w:fill="F8F4ED"/>
+          </w:tcPr>
+          <w:p>
+            <w:r>
+              <w:rPr>
+                <w:i/>
+                <w:color w:val="C5613B"/>
+                <w:sz w:val="19"/>
+              </w:rPr>
               <w:t>SCREENSHOT — the metric graph across the whole window, both zones of the current target group, with the time range visible.</w:t>
+            </w:r>
+          </w:p>
+          <w:p>
+            <w:pPr>
+              <w:jc w:val="center"/>
+            </w:pPr>
+            <w:r>
+              <w:drawing>
+                <wp:inline xmlns:a="http://schemas.openxmlformats.org/drawingml/2006/main" xmlns:pic="http://schemas.openxmlformats.org/drawingml/2006/picture">
+                  <wp:extent cx="5760000" cy="2558178"/>
+                  <wp:docPr id="15" name="Picture 15"/>
+                  <wp:cNvGraphicFramePr>
+                    <a:graphicFrameLocks noChangeAspect="1"/>
+                  </wp:cNvGraphicFramePr>
+                  <a:graphic>
+                    <a:graphicData uri="http://schemas.openxmlformats.org/drawingml/2006/picture">
+                      <pic:pic>
+                        <pic:nvPicPr>
+                          <pic:cNvPr id="0" name="test-t4.png"/>
+                          <pic:cNvPicPr/>
+                        </pic:nvPicPr>
+                        <pic:blipFill>
+                          <a:blip r:embed="rId40"/>
+                          <a:stretch>
+                            <a:fillRect/>
+                          </a:stretch>
+                        </pic:blipFill>
+                        <pic:spPr>
+                          <a:xfrm>
+                            <a:off x="0" y="0"/>
+                            <a:ext cx="5760000" cy="2558178"/>
+                          </a:xfrm>
+                          <a:prstGeom prst="rect"/>
+                        </pic:spPr>
+                      </pic:pic>
+                    </a:graphicData>
+                  </a:graphic>
+                </wp:inline>
+              </w:drawing>
             </w:r>
           </w:p>
         </w:tc>
@@ -14467,7 +15204,7 @@
         </w:rPr>
         <w:t xml:space="preserve">•  </w:t>
       </w:r>
-      <w:hyperlink r:id="rId26">
+      <w:hyperlink r:id="rId41">
         <w:r>
           <w:rPr>
             <w:sz w:val="19"/>
